--- a/PAF/Mori_Cumpen-Piñin_Fernandez-Rodriguez_Samaniego-Temoche_Cumpa_PAF.docx
+++ b/PAF/Mori_Cumpen-Piñin_Fernandez-Rodriguez_Samaniego-Temoche_Cumpa_PAF.docx
@@ -228,10 +228,12 @@
           <w:sz w:val="26"/>
           <w:szCs w:val="26"/>
         </w:rPr>
-        <w:t xml:space="preserve">“Sistema Inteligente Basado en Machine </w:t>
-      </w:r>
-      <w:proofErr w:type="spellStart"/>
-      <w:r>
+        <w:t>“Sistema Inteligente Basado en Machine Learning para la Predicción y Optimización del Consumo Energético en Plantas Agroindustriales de Lambayeque”</w:t>
+      </w:r>
+    </w:p>
+    <w:p>
+      <w:pPr>
+        <w:jc w:val="center"/>
         <w:rPr>
           <w:rFonts w:ascii="Times New Roman" w:eastAsia="Times New Roman" w:hAnsi="Times New Roman" w:cs="Times New Roman"/>
           <w:b/>
@@ -239,10 +241,11 @@
           <w:sz w:val="26"/>
           <w:szCs w:val="26"/>
         </w:rPr>
-        <w:t>Learning</w:t>
-      </w:r>
-      <w:proofErr w:type="spellEnd"/>
-      <w:r>
+      </w:pPr>
+    </w:p>
+    <w:p>
+      <w:pPr>
+        <w:jc w:val="center"/>
         <w:rPr>
           <w:rFonts w:ascii="Times New Roman" w:eastAsia="Times New Roman" w:hAnsi="Times New Roman" w:cs="Times New Roman"/>
           <w:b/>
@@ -250,12 +253,8 @@
           <w:sz w:val="26"/>
           <w:szCs w:val="26"/>
         </w:rPr>
-        <w:t xml:space="preserve"> para la Predicción y Optimización del Consumo Energético en Plantas Agroindustriales de Lambayeque”</w:t>
-      </w:r>
-    </w:p>
-    <w:p>
-      <w:pPr>
-        <w:jc w:val="center"/>
+      </w:pPr>
+      <w:r>
         <w:rPr>
           <w:rFonts w:ascii="Times New Roman" w:eastAsia="Times New Roman" w:hAnsi="Times New Roman" w:cs="Times New Roman"/>
           <w:b/>
@@ -263,7 +262,8 @@
           <w:sz w:val="26"/>
           <w:szCs w:val="26"/>
         </w:rPr>
-      </w:pPr>
+        <w:t xml:space="preserve"> Autor(es) </w:t>
+      </w:r>
     </w:p>
     <w:p>
       <w:pPr>
@@ -284,51 +284,7 @@
           <w:sz w:val="26"/>
           <w:szCs w:val="26"/>
         </w:rPr>
-        <w:t xml:space="preserve"> Autor(es) </w:t>
-      </w:r>
-    </w:p>
-    <w:p>
-      <w:pPr>
-        <w:jc w:val="center"/>
-        <w:rPr>
-          <w:rFonts w:ascii="Times New Roman" w:eastAsia="Times New Roman" w:hAnsi="Times New Roman" w:cs="Times New Roman"/>
-          <w:b/>
-          <w:bCs/>
-          <w:sz w:val="26"/>
-          <w:szCs w:val="26"/>
-        </w:rPr>
-      </w:pPr>
-      <w:r>
-        <w:rPr>
-          <w:rFonts w:ascii="Times New Roman" w:eastAsia="Times New Roman" w:hAnsi="Times New Roman" w:cs="Times New Roman"/>
-          <w:b/>
-          <w:bCs/>
-          <w:sz w:val="26"/>
-          <w:szCs w:val="26"/>
-        </w:rPr>
-        <w:t xml:space="preserve">Mori Cumpen </w:t>
-      </w:r>
-      <w:proofErr w:type="spellStart"/>
-      <w:r>
-        <w:rPr>
-          <w:rFonts w:ascii="Times New Roman" w:eastAsia="Times New Roman" w:hAnsi="Times New Roman" w:cs="Times New Roman"/>
-          <w:b/>
-          <w:bCs/>
-          <w:sz w:val="26"/>
-          <w:szCs w:val="26"/>
-        </w:rPr>
-        <w:t>Maria</w:t>
-      </w:r>
-      <w:proofErr w:type="spellEnd"/>
-      <w:r>
-        <w:rPr>
-          <w:rFonts w:ascii="Times New Roman" w:eastAsia="Times New Roman" w:hAnsi="Times New Roman" w:cs="Times New Roman"/>
-          <w:b/>
-          <w:bCs/>
-          <w:sz w:val="26"/>
-          <w:szCs w:val="26"/>
-        </w:rPr>
-        <w:t xml:space="preserve"> Fernanda</w:t>
+        <w:t>Mori Cumpen Maria Fernanda</w:t>
       </w:r>
     </w:p>
     <w:p>
@@ -390,7 +346,6 @@
           <w:szCs w:val="26"/>
         </w:rPr>
       </w:pPr>
-      <w:proofErr w:type="spellStart"/>
       <w:r>
         <w:rPr>
           <w:rFonts w:ascii="Times New Roman" w:eastAsia="Times New Roman" w:hAnsi="Times New Roman" w:cs="Times New Roman"/>
@@ -399,40 +354,7 @@
           <w:sz w:val="26"/>
           <w:szCs w:val="26"/>
         </w:rPr>
-        <w:t>Piñin</w:t>
-      </w:r>
-      <w:proofErr w:type="spellEnd"/>
-      <w:r>
-        <w:rPr>
-          <w:rFonts w:ascii="Times New Roman" w:eastAsia="Times New Roman" w:hAnsi="Times New Roman" w:cs="Times New Roman"/>
-          <w:b/>
-          <w:bCs/>
-          <w:sz w:val="26"/>
-          <w:szCs w:val="26"/>
-        </w:rPr>
-        <w:t xml:space="preserve"> </w:t>
-      </w:r>
-      <w:proofErr w:type="spellStart"/>
-      <w:r>
-        <w:rPr>
-          <w:rFonts w:ascii="Times New Roman" w:eastAsia="Times New Roman" w:hAnsi="Times New Roman" w:cs="Times New Roman"/>
-          <w:b/>
-          <w:bCs/>
-          <w:sz w:val="26"/>
-          <w:szCs w:val="26"/>
-        </w:rPr>
-        <w:t>Fernandez</w:t>
-      </w:r>
-      <w:proofErr w:type="spellEnd"/>
-      <w:r>
-        <w:rPr>
-          <w:rFonts w:ascii="Times New Roman" w:eastAsia="Times New Roman" w:hAnsi="Times New Roman" w:cs="Times New Roman"/>
-          <w:b/>
-          <w:bCs/>
-          <w:sz w:val="26"/>
-          <w:szCs w:val="26"/>
-        </w:rPr>
-        <w:t xml:space="preserve"> Adelith Mabel</w:t>
+        <w:t>Piñin Fernandez Adelith Mabel</w:t>
       </w:r>
     </w:p>
     <w:p>
@@ -494,7 +416,6 @@
           <w:szCs w:val="26"/>
         </w:rPr>
       </w:pPr>
-      <w:proofErr w:type="spellStart"/>
       <w:r>
         <w:rPr>
           <w:rFonts w:ascii="Times New Roman" w:eastAsia="Times New Roman" w:hAnsi="Times New Roman" w:cs="Times New Roman"/>
@@ -503,18 +424,7 @@
           <w:sz w:val="26"/>
           <w:szCs w:val="26"/>
         </w:rPr>
-        <w:t>Rodriguez</w:t>
-      </w:r>
-      <w:proofErr w:type="spellEnd"/>
-      <w:r>
-        <w:rPr>
-          <w:rFonts w:ascii="Times New Roman" w:eastAsia="Times New Roman" w:hAnsi="Times New Roman" w:cs="Times New Roman"/>
-          <w:b/>
-          <w:bCs/>
-          <w:sz w:val="26"/>
-          <w:szCs w:val="26"/>
-        </w:rPr>
-        <w:t xml:space="preserve"> Samaniego Gabriela Nayely </w:t>
+        <w:t xml:space="preserve">Rodriguez Samaniego Gabriela Nayely </w:t>
       </w:r>
     </w:p>
     <w:p>
@@ -1033,49 +943,7 @@
         <w:rPr>
           <w:rFonts w:ascii="Times New Roman" w:eastAsia="Times New Roman" w:hAnsi="Times New Roman" w:cs="Times New Roman"/>
         </w:rPr>
-        <w:t xml:space="preserve">Quienes suscriben la presente DECLARACIÓN JURADA, Mori Cumpen </w:t>
-      </w:r>
-      <w:proofErr w:type="spellStart"/>
-      <w:r>
-        <w:rPr>
-          <w:rFonts w:ascii="Times New Roman" w:eastAsia="Times New Roman" w:hAnsi="Times New Roman" w:cs="Times New Roman"/>
-        </w:rPr>
-        <w:t>Maria</w:t>
-      </w:r>
-      <w:proofErr w:type="spellEnd"/>
-      <w:r>
-        <w:rPr>
-          <w:rFonts w:ascii="Times New Roman" w:eastAsia="Times New Roman" w:hAnsi="Times New Roman" w:cs="Times New Roman"/>
-        </w:rPr>
-        <w:t xml:space="preserve"> Fernanda, Piñin </w:t>
-      </w:r>
-      <w:proofErr w:type="spellStart"/>
-      <w:r>
-        <w:rPr>
-          <w:rFonts w:ascii="Times New Roman" w:eastAsia="Times New Roman" w:hAnsi="Times New Roman" w:cs="Times New Roman"/>
-        </w:rPr>
-        <w:t>Fernandez</w:t>
-      </w:r>
-      <w:proofErr w:type="spellEnd"/>
-      <w:r>
-        <w:rPr>
-          <w:rFonts w:ascii="Times New Roman" w:eastAsia="Times New Roman" w:hAnsi="Times New Roman" w:cs="Times New Roman"/>
-        </w:rPr>
-        <w:t xml:space="preserve"> Adelith Mabel, </w:t>
-      </w:r>
-      <w:proofErr w:type="spellStart"/>
-      <w:r>
-        <w:rPr>
-          <w:rFonts w:ascii="Times New Roman" w:eastAsia="Times New Roman" w:hAnsi="Times New Roman" w:cs="Times New Roman"/>
-        </w:rPr>
-        <w:t>Rodriguez</w:t>
-      </w:r>
-      <w:proofErr w:type="spellEnd"/>
-      <w:r>
-        <w:rPr>
-          <w:rFonts w:ascii="Times New Roman" w:eastAsia="Times New Roman" w:hAnsi="Times New Roman" w:cs="Times New Roman"/>
-        </w:rPr>
-        <w:t xml:space="preserve"> Samaniego Gabriela Nayely y Temoche Cumpa Mario Ismael, estudiantes del Programa de Estudios de Ingeniería de Sistemas de la Universidad Señor de Sipán, declaramos bajo juramento que somos autores del trabajo titulado: </w:t>
+        <w:t xml:space="preserve">Quienes suscriben la presente DECLARACIÓN JURADA, Mori Cumpen Maria Fernanda, Piñin Fernandez Adelith Mabel, Rodriguez Samaniego Gabriela Nayely y Temoche Cumpa Mario Ismael, estudiantes del Programa de Estudios de Ingeniería de Sistemas de la Universidad Señor de Sipán, declaramos bajo juramento que somos autores del trabajo titulado: </w:t>
       </w:r>
     </w:p>
     <w:p>
@@ -1096,21 +964,7 @@
         <w:rPr>
           <w:rFonts w:ascii="Times New Roman" w:eastAsia="Times New Roman" w:hAnsi="Times New Roman" w:cs="Times New Roman"/>
         </w:rPr>
-        <w:t xml:space="preserve">Sistema Inteligente Basado en Machine </w:t>
-      </w:r>
-      <w:proofErr w:type="spellStart"/>
-      <w:r>
-        <w:rPr>
-          <w:rFonts w:ascii="Times New Roman" w:eastAsia="Times New Roman" w:hAnsi="Times New Roman" w:cs="Times New Roman"/>
-        </w:rPr>
-        <w:t>Learning</w:t>
-      </w:r>
-      <w:proofErr w:type="spellEnd"/>
-      <w:r>
-        <w:rPr>
-          <w:rFonts w:ascii="Times New Roman" w:eastAsia="Times New Roman" w:hAnsi="Times New Roman" w:cs="Times New Roman"/>
-        </w:rPr>
-        <w:t xml:space="preserve"> para la Predicción y Optimización del Consumo Energético en Plantas Agroindustriales de Lambayeque</w:t>
+        <w:t>Sistema Inteligente Basado en Machine Learning para la Predicción y Optimización del Consumo Energético en Plantas Agroindustriales de Lambayeque</w:t>
       </w:r>
     </w:p>
     <w:p>
@@ -1219,21 +1073,7 @@
               <w:rPr>
                 <w:rFonts w:ascii="Times New Roman" w:eastAsia="Times New Roman" w:hAnsi="Times New Roman" w:cs="Times New Roman"/>
               </w:rPr>
-              <w:t xml:space="preserve">Mori Cumpen </w:t>
-            </w:r>
-            <w:proofErr w:type="spellStart"/>
-            <w:r>
-              <w:rPr>
-                <w:rFonts w:ascii="Times New Roman" w:eastAsia="Times New Roman" w:hAnsi="Times New Roman" w:cs="Times New Roman"/>
-              </w:rPr>
-              <w:t>Maria</w:t>
-            </w:r>
-            <w:proofErr w:type="spellEnd"/>
-            <w:r>
-              <w:rPr>
-                <w:rFonts w:ascii="Times New Roman" w:eastAsia="Times New Roman" w:hAnsi="Times New Roman" w:cs="Times New Roman"/>
-              </w:rPr>
-              <w:t xml:space="preserve"> Fernanda</w:t>
+              <w:t>Mori Cumpen Maria Fernanda</w:t>
             </w:r>
           </w:p>
         </w:tc>
@@ -1369,33 +1209,11 @@
                 <w:rFonts w:ascii="Times New Roman" w:eastAsia="Times New Roman" w:hAnsi="Times New Roman" w:cs="Times New Roman"/>
               </w:rPr>
             </w:pPr>
-            <w:proofErr w:type="spellStart"/>
             <w:r>
               <w:rPr>
                 <w:rFonts w:ascii="Times New Roman" w:eastAsia="Times New Roman" w:hAnsi="Times New Roman" w:cs="Times New Roman"/>
               </w:rPr>
-              <w:t>Piñin</w:t>
-            </w:r>
-            <w:proofErr w:type="spellEnd"/>
-            <w:r>
-              <w:rPr>
-                <w:rFonts w:ascii="Times New Roman" w:eastAsia="Times New Roman" w:hAnsi="Times New Roman" w:cs="Times New Roman"/>
-              </w:rPr>
-              <w:t xml:space="preserve"> </w:t>
-            </w:r>
-            <w:proofErr w:type="spellStart"/>
-            <w:r>
-              <w:rPr>
-                <w:rFonts w:ascii="Times New Roman" w:eastAsia="Times New Roman" w:hAnsi="Times New Roman" w:cs="Times New Roman"/>
-              </w:rPr>
-              <w:t>Fernandez</w:t>
-            </w:r>
-            <w:proofErr w:type="spellEnd"/>
-            <w:r>
-              <w:rPr>
-                <w:rFonts w:ascii="Times New Roman" w:eastAsia="Times New Roman" w:hAnsi="Times New Roman" w:cs="Times New Roman"/>
-              </w:rPr>
-              <w:t xml:space="preserve"> Adelith Mabel</w:t>
+              <w:t>Piñin Fernandez Adelith Mabel</w:t>
             </w:r>
           </w:p>
         </w:tc>
@@ -1531,19 +1349,11 @@
                 <w:rFonts w:ascii="Times New Roman" w:eastAsia="Times New Roman" w:hAnsi="Times New Roman" w:cs="Times New Roman"/>
               </w:rPr>
             </w:pPr>
-            <w:proofErr w:type="spellStart"/>
             <w:r>
               <w:rPr>
                 <w:rFonts w:ascii="Times New Roman" w:eastAsia="Times New Roman" w:hAnsi="Times New Roman" w:cs="Times New Roman"/>
               </w:rPr>
-              <w:t>Rodriguez</w:t>
-            </w:r>
-            <w:proofErr w:type="spellEnd"/>
-            <w:r>
-              <w:rPr>
-                <w:rFonts w:ascii="Times New Roman" w:eastAsia="Times New Roman" w:hAnsi="Times New Roman" w:cs="Times New Roman"/>
-              </w:rPr>
-              <w:t xml:space="preserve"> Samaniego Gabriela Nayely</w:t>
+              <w:t>Rodriguez Samaniego Gabriela Nayely</w:t>
             </w:r>
           </w:p>
         </w:tc>
@@ -4252,23 +4062,7 @@
           <w:rFonts w:ascii="Times New Roman" w:eastAsia="Times New Roman" w:hAnsi="Times New Roman" w:cs="Times New Roman"/>
           <w:lang w:val="es-ES"/>
         </w:rPr>
-        <w:t xml:space="preserve">), la inteligencia artificial y el Machine </w:t>
-      </w:r>
-      <w:proofErr w:type="spellStart"/>
-      <w:r>
-        <w:rPr>
-          <w:rFonts w:ascii="Times New Roman" w:eastAsia="Times New Roman" w:hAnsi="Times New Roman" w:cs="Times New Roman"/>
-          <w:lang w:val="es-ES"/>
-        </w:rPr>
-        <w:t>Learning</w:t>
-      </w:r>
-      <w:proofErr w:type="spellEnd"/>
-      <w:r>
-        <w:rPr>
-          <w:rFonts w:ascii="Times New Roman" w:eastAsia="Times New Roman" w:hAnsi="Times New Roman" w:cs="Times New Roman"/>
-          <w:lang w:val="es-ES"/>
-        </w:rPr>
-        <w:t xml:space="preserve"> han adquirido gran relevancia debido a su capacidad para monitorear, analizar y predecir el comportamiento energético mediante sensores inteligentes y algoritmos predictivos. Diversas investigaciones evidencian que la integración de plataformas </w:t>
+        <w:t xml:space="preserve">), la inteligencia artificial y el Machine Learning han adquirido gran relevancia debido a su capacidad para monitorear, analizar y predecir el comportamiento energético mediante sensores inteligentes y algoritmos predictivos. Diversas investigaciones evidencian que la integración de plataformas </w:t>
       </w:r>
       <w:proofErr w:type="spellStart"/>
       <w:r>
@@ -4357,23 +4151,7 @@
           <w:rFonts w:ascii="Times New Roman" w:eastAsia="Times New Roman" w:hAnsi="Times New Roman" w:cs="Times New Roman"/>
           <w:lang w:val="es-ES"/>
         </w:rPr>
-        <w:t xml:space="preserve">A nivel internacional, múltiples estudios desarrollados en entornos industriales y manufactureros han demostrado resultados favorables en la aplicación de algoritmos de Machine </w:t>
-      </w:r>
-      <w:proofErr w:type="spellStart"/>
-      <w:r>
-        <w:rPr>
-          <w:rFonts w:ascii="Times New Roman" w:eastAsia="Times New Roman" w:hAnsi="Times New Roman" w:cs="Times New Roman"/>
-          <w:lang w:val="es-ES"/>
-        </w:rPr>
-        <w:t>Learning</w:t>
-      </w:r>
-      <w:proofErr w:type="spellEnd"/>
-      <w:r>
-        <w:rPr>
-          <w:rFonts w:ascii="Times New Roman" w:eastAsia="Times New Roman" w:hAnsi="Times New Roman" w:cs="Times New Roman"/>
-          <w:lang w:val="es-ES"/>
-        </w:rPr>
-        <w:t xml:space="preserve"> para la predicción del consumo energético y la optimización operativa. Del mismo modo, el uso de arquitecturas basadas en </w:t>
+        <w:t xml:space="preserve">A nivel internacional, múltiples estudios desarrollados en entornos industriales y manufactureros han demostrado resultados favorables en la aplicación de algoritmos de Machine Learning para la predicción del consumo energético y la optimización operativa. Del mismo modo, el uso de arquitecturas basadas en </w:t>
       </w:r>
       <w:proofErr w:type="spellStart"/>
       <w:r>
@@ -4620,23 +4398,7 @@
           <w:rFonts w:ascii="Times New Roman" w:eastAsia="Times New Roman" w:hAnsi="Times New Roman" w:cs="Times New Roman"/>
           <w:lang w:val="es-ES"/>
         </w:rPr>
-        <w:t xml:space="preserve"> y Machine </w:t>
-      </w:r>
-      <w:proofErr w:type="spellStart"/>
-      <w:r>
-        <w:rPr>
-          <w:rFonts w:ascii="Times New Roman" w:eastAsia="Times New Roman" w:hAnsi="Times New Roman" w:cs="Times New Roman"/>
-          <w:lang w:val="es-ES"/>
-        </w:rPr>
-        <w:t>Learning</w:t>
-      </w:r>
-      <w:proofErr w:type="spellEnd"/>
-      <w:r>
-        <w:rPr>
-          <w:rFonts w:ascii="Times New Roman" w:eastAsia="Times New Roman" w:hAnsi="Times New Roman" w:cs="Times New Roman"/>
-          <w:lang w:val="es-ES"/>
-        </w:rPr>
-        <w:t xml:space="preserve"> en las plantas agroindustriales continúa siendo limitada debido a factores como el desconocimiento tecnológico, los costos de implementación y la ausencia de soluciones adaptadas al contexto regional. En muchos casos, el monitoreo energético depende únicamente de inspecciones técnicas periódicas o de sistemas convencionales que no permiten realizar predicciones sobre el comportamiento futuro del consumo eléctrico ni detectar anomalías energéticas de manera automatizada </w:t>
+        <w:t xml:space="preserve"> y Machine Learning en las plantas agroindustriales continúa siendo limitada debido a factores como el desconocimiento tecnológico, los costos de implementación y la ausencia de soluciones adaptadas al contexto regional. En muchos casos, el monitoreo energético depende únicamente de inspecciones técnicas periódicas o de sistemas convencionales que no permiten realizar predicciones sobre el comportamiento futuro del consumo eléctrico ni detectar anomalías energéticas de manera automatizada </w:t>
       </w:r>
       <w:r>
         <w:rPr>
@@ -4874,23 +4636,7 @@
           <w:rFonts w:ascii="Times New Roman" w:eastAsia="Times New Roman" w:hAnsi="Times New Roman" w:cs="Times New Roman"/>
           <w:lang w:val="es-ES"/>
         </w:rPr>
-        <w:t xml:space="preserve"> y Machine </w:t>
-      </w:r>
-      <w:proofErr w:type="spellStart"/>
-      <w:r>
-        <w:rPr>
-          <w:rFonts w:ascii="Times New Roman" w:eastAsia="Times New Roman" w:hAnsi="Times New Roman" w:cs="Times New Roman"/>
-          <w:lang w:val="es-ES"/>
-        </w:rPr>
-        <w:t>Learning</w:t>
-      </w:r>
-      <w:proofErr w:type="spellEnd"/>
-      <w:r>
-        <w:rPr>
-          <w:rFonts w:ascii="Times New Roman" w:eastAsia="Times New Roman" w:hAnsi="Times New Roman" w:cs="Times New Roman"/>
-          <w:lang w:val="es-ES"/>
-        </w:rPr>
-        <w:t xml:space="preserve"> aplicadas al sector agroindustrial </w:t>
+        <w:t xml:space="preserve"> y Machine Learning aplicadas al sector agroindustrial </w:t>
       </w:r>
       <w:r>
         <w:rPr>
@@ -4935,23 +4681,7 @@
           <w:rFonts w:ascii="Times New Roman" w:eastAsia="Times New Roman" w:hAnsi="Times New Roman" w:cs="Times New Roman"/>
           <w:lang w:val="es-ES"/>
         </w:rPr>
-        <w:t xml:space="preserve">No obstante, pese a los avances tecnológicos existentes, persiste una importante brecha científica y tecnológica relacionada con la limitada implementación de soluciones inteligentes adaptadas al contexto agroindustrial peruano y regional. La mayoría de las investigaciones actuales han sido desarrolladas en contextos internacionales o requieren infraestructuras tecnológicas complejas y costosas, dificultando su adopción en empresas agroindustriales de Lambayeque. Del mismo modo, existe escasa evidencia científica orientada específicamente al desarrollo de sistemas inteligentes basados en Machine </w:t>
-      </w:r>
-      <w:proofErr w:type="spellStart"/>
-      <w:r>
-        <w:rPr>
-          <w:rFonts w:ascii="Times New Roman" w:eastAsia="Times New Roman" w:hAnsi="Times New Roman" w:cs="Times New Roman"/>
-          <w:lang w:val="es-ES"/>
-        </w:rPr>
-        <w:t>Learning</w:t>
-      </w:r>
-      <w:proofErr w:type="spellEnd"/>
-      <w:r>
-        <w:rPr>
-          <w:rFonts w:ascii="Times New Roman" w:eastAsia="Times New Roman" w:hAnsi="Times New Roman" w:cs="Times New Roman"/>
-          <w:lang w:val="es-ES"/>
-        </w:rPr>
-        <w:t xml:space="preserve"> e </w:t>
+        <w:t xml:space="preserve">No obstante, pese a los avances tecnológicos existentes, persiste una importante brecha científica y tecnológica relacionada con la limitada implementación de soluciones inteligentes adaptadas al contexto agroindustrial peruano y regional. La mayoría de las investigaciones actuales han sido desarrolladas en contextos internacionales o requieren infraestructuras tecnológicas complejas y costosas, dificultando su adopción en empresas agroindustriales de Lambayeque. Del mismo modo, existe escasa evidencia científica orientada específicamente al desarrollo de sistemas inteligentes basados en Machine Learning e </w:t>
       </w:r>
       <w:proofErr w:type="spellStart"/>
       <w:r>
@@ -5012,23 +4742,7 @@
           <w:rFonts w:ascii="Times New Roman" w:eastAsia="Times New Roman" w:hAnsi="Times New Roman" w:cs="Times New Roman"/>
           <w:lang w:val="es-ES"/>
         </w:rPr>
-        <w:t xml:space="preserve">En ese sentido, se evidencia la necesidad de desarrollar un sistema inteligente basado en Machine </w:t>
-      </w:r>
-      <w:proofErr w:type="spellStart"/>
-      <w:r>
-        <w:rPr>
-          <w:rFonts w:ascii="Times New Roman" w:eastAsia="Times New Roman" w:hAnsi="Times New Roman" w:cs="Times New Roman"/>
-          <w:lang w:val="es-ES"/>
-        </w:rPr>
-        <w:t>Learning</w:t>
-      </w:r>
-      <w:proofErr w:type="spellEnd"/>
-      <w:r>
-        <w:rPr>
-          <w:rFonts w:ascii="Times New Roman" w:eastAsia="Times New Roman" w:hAnsi="Times New Roman" w:cs="Times New Roman"/>
-          <w:lang w:val="es-ES"/>
-        </w:rPr>
-        <w:t xml:space="preserve"> e </w:t>
+        <w:t xml:space="preserve">En ese sentido, se evidencia la necesidad de desarrollar un sistema inteligente basado en Machine Learning e </w:t>
       </w:r>
       <w:proofErr w:type="spellStart"/>
       <w:r>
@@ -5149,7 +4863,7 @@
           <w:rFonts w:ascii="Times New Roman" w:eastAsia="Times New Roman" w:hAnsi="Times New Roman" w:cs="Times New Roman"/>
           <w:lang w:val="es-ES"/>
         </w:rPr>
-        <w:t xml:space="preserve">) y una plataforma de Machine </w:t>
+        <w:t xml:space="preserve">) y una plataforma de Machine Learning de bajo código para analizar y optimizar el rendimiento térmico de calderas industriales. Para ello, se emplearon 18 meses de datos operativos obtenidos de turbinas, calderas y variables ambientales como temperatura, humedad, velocidad y dirección del viento. Los resultados demostraron una mejora del 2.5 % en el rendimiento térmico, una reducción del 4 % en los costos de combustible y una disminución superior a 10 millones de libras de CO₂ al año. Finalmente, los autores concluyeron que la integración de </w:t>
       </w:r>
       <w:proofErr w:type="spellStart"/>
       <w:r>
@@ -5157,7 +4871,7 @@
           <w:rFonts w:ascii="Times New Roman" w:eastAsia="Times New Roman" w:hAnsi="Times New Roman" w:cs="Times New Roman"/>
           <w:lang w:val="es-ES"/>
         </w:rPr>
-        <w:t>Learning</w:t>
+        <w:t>IIoT</w:t>
       </w:r>
       <w:proofErr w:type="spellEnd"/>
       <w:r>
@@ -5165,39 +4879,7 @@
           <w:rFonts w:ascii="Times New Roman" w:eastAsia="Times New Roman" w:hAnsi="Times New Roman" w:cs="Times New Roman"/>
           <w:lang w:val="es-ES"/>
         </w:rPr>
-        <w:t xml:space="preserve"> de bajo código para analizar y optimizar el rendimiento térmico de calderas industriales. Para ello, se emplearon 18 meses de datos operativos obtenidos de turbinas, calderas y variables ambientales como temperatura, humedad, velocidad y dirección del viento. Los resultados demostraron una mejora del 2.5 % en el rendimiento térmico, una reducción del 4 % en los costos de combustible y una disminución superior a 10 millones de libras de CO₂ al año. Finalmente, los autores concluyeron que la integración de </w:t>
-      </w:r>
-      <w:proofErr w:type="spellStart"/>
-      <w:r>
-        <w:rPr>
-          <w:rFonts w:ascii="Times New Roman" w:eastAsia="Times New Roman" w:hAnsi="Times New Roman" w:cs="Times New Roman"/>
-          <w:lang w:val="es-ES"/>
-        </w:rPr>
-        <w:t>IIoT</w:t>
-      </w:r>
-      <w:proofErr w:type="spellEnd"/>
-      <w:r>
-        <w:rPr>
-          <w:rFonts w:ascii="Times New Roman" w:eastAsia="Times New Roman" w:hAnsi="Times New Roman" w:cs="Times New Roman"/>
-          <w:lang w:val="es-ES"/>
-        </w:rPr>
-        <w:t xml:space="preserve"> y Machine </w:t>
-      </w:r>
-      <w:proofErr w:type="spellStart"/>
-      <w:r>
-        <w:rPr>
-          <w:rFonts w:ascii="Times New Roman" w:eastAsia="Times New Roman" w:hAnsi="Times New Roman" w:cs="Times New Roman"/>
-          <w:lang w:val="es-ES"/>
-        </w:rPr>
-        <w:t>Learning</w:t>
-      </w:r>
-      <w:proofErr w:type="spellEnd"/>
-      <w:r>
-        <w:rPr>
-          <w:rFonts w:ascii="Times New Roman" w:eastAsia="Times New Roman" w:hAnsi="Times New Roman" w:cs="Times New Roman"/>
-          <w:lang w:val="es-ES"/>
-        </w:rPr>
-        <w:t xml:space="preserve"> permite optimizar el consumo energético industrial, mejorar la eficiencia operativa y contribuir al cumplimiento de objetivos de sostenibilidad energética </w:t>
+        <w:t xml:space="preserve"> y Machine Learning permite optimizar el consumo energético industrial, mejorar la eficiencia operativa y contribuir al cumplimiento de objetivos de sostenibilidad energética </w:t>
       </w:r>
       <w:r>
         <w:rPr>
@@ -5552,23 +5234,7 @@
           <w:rFonts w:ascii="Times New Roman" w:eastAsia="Times New Roman" w:hAnsi="Times New Roman" w:cs="Times New Roman"/>
           <w:lang w:val="es-ES"/>
         </w:rPr>
-        <w:t xml:space="preserve">) para impulsar la manufactura sostenible en entornos industriales. La problemática identificada fue la necesidad de optimizar el uso de recursos, reducir el consumo energético y minimizar el impacto ambiental sin afectar la productividad. Como solución, los autores propusieron la integración de Inteligencia Artificial, Machine </w:t>
-      </w:r>
-      <w:proofErr w:type="spellStart"/>
-      <w:r>
-        <w:rPr>
-          <w:rFonts w:ascii="Times New Roman" w:eastAsia="Times New Roman" w:hAnsi="Times New Roman" w:cs="Times New Roman"/>
-          <w:lang w:val="es-ES"/>
-        </w:rPr>
-        <w:t>Learning</w:t>
-      </w:r>
-      <w:proofErr w:type="spellEnd"/>
-      <w:r>
-        <w:rPr>
-          <w:rFonts w:ascii="Times New Roman" w:eastAsia="Times New Roman" w:hAnsi="Times New Roman" w:cs="Times New Roman"/>
-          <w:lang w:val="es-ES"/>
-        </w:rPr>
-        <w:t xml:space="preserve"> e Internet de las Cosas para automatizar procesos, monitorear operaciones en tiempo real y apoyar la toma inteligente de decisiones. Para ello, realizaron una revisión sistemática de 146 investigaciones seleccionadas de un total de 311 estudios obtenidos de bases de datos científicas reconocidas. Los resultados evidenciaron que las soluciones </w:t>
+        <w:t xml:space="preserve">) para impulsar la manufactura sostenible en entornos industriales. La problemática identificada fue la necesidad de optimizar el uso de recursos, reducir el consumo energético y minimizar el impacto ambiental sin afectar la productividad. Como solución, los autores propusieron la integración de Inteligencia Artificial, Machine Learning e Internet de las Cosas para automatizar procesos, monitorear operaciones en tiempo real y apoyar la toma inteligente de decisiones. Para ello, realizaron una revisión sistemática de 146 investigaciones seleccionadas de un total de 311 estudios obtenidos de bases de datos científicas reconocidas. Los resultados evidenciaron que las soluciones </w:t>
       </w:r>
       <w:proofErr w:type="spellStart"/>
       <w:r>
@@ -5863,7 +5529,7 @@
           <w:rFonts w:ascii="Times New Roman" w:eastAsia="Times New Roman" w:hAnsi="Times New Roman" w:cs="Times New Roman"/>
           <w:lang w:val="es-ES"/>
         </w:rPr>
-        <w:t xml:space="preserve">) y Machine </w:t>
+        <w:t xml:space="preserve">) y Machine Learning (ML) en la manufactura inteligente, debido a la necesidad de optimizar los procesos industriales, mejorar la seguridad y reducir costos operativos. Para ello, los autores realizaron una revisión sistemática mediante la metodología PRISMA, analizando 135 documentos científicos provenientes principalmente de Elsevier, MDPI, IEEE y Springer. Durante el análisis se identificó el uso recurrente de algoritmos de aprendizaje automático como </w:t>
       </w:r>
       <w:proofErr w:type="spellStart"/>
       <w:r>
@@ -5871,7 +5537,7 @@
           <w:rFonts w:ascii="Times New Roman" w:eastAsia="Times New Roman" w:hAnsi="Times New Roman" w:cs="Times New Roman"/>
           <w:lang w:val="es-ES"/>
         </w:rPr>
-        <w:t>Learning</w:t>
+        <w:t>Decision</w:t>
       </w:r>
       <w:proofErr w:type="spellEnd"/>
       <w:r>
@@ -5879,7 +5545,7 @@
           <w:rFonts w:ascii="Times New Roman" w:eastAsia="Times New Roman" w:hAnsi="Times New Roman" w:cs="Times New Roman"/>
           <w:lang w:val="es-ES"/>
         </w:rPr>
-        <w:t xml:space="preserve"> (ML) en la manufactura inteligente, debido a la necesidad de optimizar los procesos industriales, mejorar la seguridad y reducir costos operativos. Para ello, los autores realizaron una revisión sistemática mediante la metodología PRISMA, analizando 135 documentos científicos provenientes principalmente de Elsevier, MDPI, IEEE y Springer. Durante el análisis se identificó el uso recurrente de algoritmos de aprendizaje automático como </w:t>
+        <w:t xml:space="preserve"> Tree, Random Forest, </w:t>
       </w:r>
       <w:proofErr w:type="spellStart"/>
       <w:r>
@@ -5887,7 +5553,7 @@
           <w:rFonts w:ascii="Times New Roman" w:eastAsia="Times New Roman" w:hAnsi="Times New Roman" w:cs="Times New Roman"/>
           <w:lang w:val="es-ES"/>
         </w:rPr>
-        <w:t>Decision</w:t>
+        <w:t>Support</w:t>
       </w:r>
       <w:proofErr w:type="spellEnd"/>
       <w:r>
@@ -5895,7 +5561,7 @@
           <w:rFonts w:ascii="Times New Roman" w:eastAsia="Times New Roman" w:hAnsi="Times New Roman" w:cs="Times New Roman"/>
           <w:lang w:val="es-ES"/>
         </w:rPr>
-        <w:t xml:space="preserve"> Tree, Random Forest, </w:t>
+        <w:t xml:space="preserve"> Vector Machine (SVM), K-</w:t>
       </w:r>
       <w:proofErr w:type="spellStart"/>
       <w:r>
@@ -5903,7 +5569,7 @@
           <w:rFonts w:ascii="Times New Roman" w:eastAsia="Times New Roman" w:hAnsi="Times New Roman" w:cs="Times New Roman"/>
           <w:lang w:val="es-ES"/>
         </w:rPr>
-        <w:t>Support</w:t>
+        <w:t>Nearest</w:t>
       </w:r>
       <w:proofErr w:type="spellEnd"/>
       <w:r>
@@ -5911,7 +5577,7 @@
           <w:rFonts w:ascii="Times New Roman" w:eastAsia="Times New Roman" w:hAnsi="Times New Roman" w:cs="Times New Roman"/>
           <w:lang w:val="es-ES"/>
         </w:rPr>
-        <w:t xml:space="preserve"> Vector Machine (SVM), K-</w:t>
+        <w:t xml:space="preserve"> Neighbors (KNN), Artificial Neural Networks (ANN), </w:t>
       </w:r>
       <w:proofErr w:type="spellStart"/>
       <w:r>
@@ -5919,7 +5585,7 @@
           <w:rFonts w:ascii="Times New Roman" w:eastAsia="Times New Roman" w:hAnsi="Times New Roman" w:cs="Times New Roman"/>
           <w:lang w:val="es-ES"/>
         </w:rPr>
-        <w:t>Nearest</w:t>
+        <w:t>Convolutional</w:t>
       </w:r>
       <w:proofErr w:type="spellEnd"/>
       <w:r>
@@ -5927,7 +5593,7 @@
           <w:rFonts w:ascii="Times New Roman" w:eastAsia="Times New Roman" w:hAnsi="Times New Roman" w:cs="Times New Roman"/>
           <w:lang w:val="es-ES"/>
         </w:rPr>
-        <w:t xml:space="preserve"> Neighbors (KNN), Artificial Neural Networks (ANN), </w:t>
+        <w:t xml:space="preserve"> Neural Networks (CNN) y Long Short-</w:t>
       </w:r>
       <w:proofErr w:type="spellStart"/>
       <w:r>
@@ -5935,7 +5601,7 @@
           <w:rFonts w:ascii="Times New Roman" w:eastAsia="Times New Roman" w:hAnsi="Times New Roman" w:cs="Times New Roman"/>
           <w:lang w:val="es-ES"/>
         </w:rPr>
-        <w:t>Convolutional</w:t>
+        <w:t>Term</w:t>
       </w:r>
       <w:proofErr w:type="spellEnd"/>
       <w:r>
@@ -5943,7 +5609,7 @@
           <w:rFonts w:ascii="Times New Roman" w:eastAsia="Times New Roman" w:hAnsi="Times New Roman" w:cs="Times New Roman"/>
           <w:lang w:val="es-ES"/>
         </w:rPr>
-        <w:t xml:space="preserve"> Neural Networks (CNN) y Long Short-</w:t>
+        <w:t xml:space="preserve"> Memory (LSTM), aplicados en mantenimiento predictivo, control de procesos, ciberseguridad y monitoreo industrial. Los resultados evidenciaron que la integración de </w:t>
       </w:r>
       <w:proofErr w:type="spellStart"/>
       <w:r>
@@ -5951,7 +5617,7 @@
           <w:rFonts w:ascii="Times New Roman" w:eastAsia="Times New Roman" w:hAnsi="Times New Roman" w:cs="Times New Roman"/>
           <w:lang w:val="es-ES"/>
         </w:rPr>
-        <w:t>Term</w:t>
+        <w:t>IoT</w:t>
       </w:r>
       <w:proofErr w:type="spellEnd"/>
       <w:r>
@@ -5959,7 +5625,7 @@
           <w:rFonts w:ascii="Times New Roman" w:eastAsia="Times New Roman" w:hAnsi="Times New Roman" w:cs="Times New Roman"/>
           <w:lang w:val="es-ES"/>
         </w:rPr>
-        <w:t xml:space="preserve"> Memory (LSTM), aplicados en mantenimiento predictivo, control de procesos, ciberseguridad y monitoreo industrial. Los resultados evidenciaron que la integración de </w:t>
+        <w:t xml:space="preserve"> y ML permite mejorar la detección temprana de fallas, automatizar la toma de decisiones y optimizar el rendimiento de los sistemas productivos. Un aporte destacado fue la identificación de cuatro áreas clave de aplicación: seguridad industrial, mantenimiento predictivo, control de procesos y manufactura aditiva, donde estas tecnologías generan mayores beneficios. Finalmente, el estudio concluyó que la combinación de </w:t>
       </w:r>
       <w:proofErr w:type="spellStart"/>
       <w:r>
@@ -5975,39 +5641,7 @@
           <w:rFonts w:ascii="Times New Roman" w:eastAsia="Times New Roman" w:hAnsi="Times New Roman" w:cs="Times New Roman"/>
           <w:lang w:val="es-ES"/>
         </w:rPr>
-        <w:t xml:space="preserve"> y ML permite mejorar la detección temprana de fallas, automatizar la toma de decisiones y optimizar el rendimiento de los sistemas productivos. Un aporte destacado fue la identificación de cuatro áreas clave de aplicación: seguridad industrial, mantenimiento predictivo, control de procesos y manufactura aditiva, donde estas tecnologías generan mayores beneficios. Finalmente, el estudio concluyó que la combinación de </w:t>
-      </w:r>
-      <w:proofErr w:type="spellStart"/>
-      <w:r>
-        <w:rPr>
-          <w:rFonts w:ascii="Times New Roman" w:eastAsia="Times New Roman" w:hAnsi="Times New Roman" w:cs="Times New Roman"/>
-          <w:lang w:val="es-ES"/>
-        </w:rPr>
-        <w:t>IoT</w:t>
-      </w:r>
-      <w:proofErr w:type="spellEnd"/>
-      <w:r>
-        <w:rPr>
-          <w:rFonts w:ascii="Times New Roman" w:eastAsia="Times New Roman" w:hAnsi="Times New Roman" w:cs="Times New Roman"/>
-          <w:lang w:val="es-ES"/>
-        </w:rPr>
-        <w:t xml:space="preserve"> y Machine </w:t>
-      </w:r>
-      <w:proofErr w:type="spellStart"/>
-      <w:r>
-        <w:rPr>
-          <w:rFonts w:ascii="Times New Roman" w:eastAsia="Times New Roman" w:hAnsi="Times New Roman" w:cs="Times New Roman"/>
-          <w:lang w:val="es-ES"/>
-        </w:rPr>
-        <w:t>Learning</w:t>
-      </w:r>
-      <w:proofErr w:type="spellEnd"/>
-      <w:r>
-        <w:rPr>
-          <w:rFonts w:ascii="Times New Roman" w:eastAsia="Times New Roman" w:hAnsi="Times New Roman" w:cs="Times New Roman"/>
-          <w:lang w:val="es-ES"/>
-        </w:rPr>
-        <w:t xml:space="preserve"> constituye un pilar fundamental para la Industria 4.0, al incrementar la eficiencia operativa, reducir costos y fortalecer la sostenibilidad de los entornos de manufactura inteligente </w:t>
+        <w:t xml:space="preserve"> y Machine Learning constituye un pilar fundamental para la Industria 4.0, al incrementar la eficiencia operativa, reducir costos y fortalecer la sostenibilidad de los entornos de manufactura inteligente </w:t>
       </w:r>
       <w:r>
         <w:rPr>
@@ -6066,7 +5700,7 @@
           <w:rFonts w:ascii="Times New Roman" w:eastAsia="Times New Roman" w:hAnsi="Times New Roman" w:cs="Times New Roman"/>
           <w:lang w:val="es-ES"/>
         </w:rPr>
-        <w:t xml:space="preserve">En relación con la aplicación de Deep </w:t>
+        <w:t xml:space="preserve">En relación con la aplicación de Deep Learning en el Industrial Internet </w:t>
       </w:r>
       <w:proofErr w:type="spellStart"/>
       <w:r>
@@ -6074,7 +5708,7 @@
           <w:rFonts w:ascii="Times New Roman" w:eastAsia="Times New Roman" w:hAnsi="Times New Roman" w:cs="Times New Roman"/>
           <w:lang w:val="es-ES"/>
         </w:rPr>
-        <w:t>Learning</w:t>
+        <w:t>of</w:t>
       </w:r>
       <w:proofErr w:type="spellEnd"/>
       <w:r>
@@ -6082,7 +5716,7 @@
           <w:rFonts w:ascii="Times New Roman" w:eastAsia="Times New Roman" w:hAnsi="Times New Roman" w:cs="Times New Roman"/>
           <w:lang w:val="es-ES"/>
         </w:rPr>
-        <w:t xml:space="preserve"> en el Industrial Internet </w:t>
+        <w:t xml:space="preserve"> </w:t>
       </w:r>
       <w:proofErr w:type="spellStart"/>
       <w:r>
@@ -6090,7 +5724,7 @@
           <w:rFonts w:ascii="Times New Roman" w:eastAsia="Times New Roman" w:hAnsi="Times New Roman" w:cs="Times New Roman"/>
           <w:lang w:val="es-ES"/>
         </w:rPr>
-        <w:t>of</w:t>
+        <w:t>Things</w:t>
       </w:r>
       <w:proofErr w:type="spellEnd"/>
       <w:r>
@@ -6098,7 +5732,7 @@
           <w:rFonts w:ascii="Times New Roman" w:eastAsia="Times New Roman" w:hAnsi="Times New Roman" w:cs="Times New Roman"/>
           <w:lang w:val="es-ES"/>
         </w:rPr>
-        <w:t xml:space="preserve"> </w:t>
+        <w:t xml:space="preserve"> (</w:t>
       </w:r>
       <w:proofErr w:type="spellStart"/>
       <w:r>
@@ -6106,7 +5740,7 @@
           <w:rFonts w:ascii="Times New Roman" w:eastAsia="Times New Roman" w:hAnsi="Times New Roman" w:cs="Times New Roman"/>
           <w:lang w:val="es-ES"/>
         </w:rPr>
-        <w:t>Things</w:t>
+        <w:t>IIoT</w:t>
       </w:r>
       <w:proofErr w:type="spellEnd"/>
       <w:r>
@@ -6114,7 +5748,7 @@
           <w:rFonts w:ascii="Times New Roman" w:eastAsia="Times New Roman" w:hAnsi="Times New Roman" w:cs="Times New Roman"/>
           <w:lang w:val="es-ES"/>
         </w:rPr>
-        <w:t xml:space="preserve"> (</w:t>
+        <w:t xml:space="preserve">), Khalil et al. identificaron como problemática principal el crecimiento exponencial de los datos generados por sensores y dispositivos industriales conectados, dificultando su procesamiento y análisis en tiempo real. Como solución, los autores realizaron una revisión de las principales técnicas de aprendizaje profundo aplicadas a entornos </w:t>
       </w:r>
       <w:proofErr w:type="spellStart"/>
       <w:r>
@@ -6130,7 +5764,7 @@
           <w:rFonts w:ascii="Times New Roman" w:eastAsia="Times New Roman" w:hAnsi="Times New Roman" w:cs="Times New Roman"/>
           <w:lang w:val="es-ES"/>
         </w:rPr>
-        <w:t xml:space="preserve">), Khalil et al. identificaron como problemática principal el crecimiento exponencial de los datos generados por sensores y dispositivos industriales conectados, dificultando su procesamiento y análisis en tiempo real. Como solución, los autores realizaron una revisión de las principales técnicas de aprendizaje profundo aplicadas a entornos </w:t>
+        <w:t xml:space="preserve">, incluyendo </w:t>
       </w:r>
       <w:proofErr w:type="spellStart"/>
       <w:r>
@@ -6138,6 +5772,86 @@
           <w:rFonts w:ascii="Times New Roman" w:eastAsia="Times New Roman" w:hAnsi="Times New Roman" w:cs="Times New Roman"/>
           <w:lang w:val="es-ES"/>
         </w:rPr>
+        <w:t>Convolutional</w:t>
+      </w:r>
+      <w:proofErr w:type="spellEnd"/>
+      <w:r>
+        <w:rPr>
+          <w:rFonts w:ascii="Times New Roman" w:eastAsia="Times New Roman" w:hAnsi="Times New Roman" w:cs="Times New Roman"/>
+          <w:lang w:val="es-ES"/>
+        </w:rPr>
+        <w:t xml:space="preserve"> Neural Networks (CNN), </w:t>
+      </w:r>
+      <w:proofErr w:type="spellStart"/>
+      <w:r>
+        <w:rPr>
+          <w:rFonts w:ascii="Times New Roman" w:eastAsia="Times New Roman" w:hAnsi="Times New Roman" w:cs="Times New Roman"/>
+          <w:lang w:val="es-ES"/>
+        </w:rPr>
+        <w:t>Autoencoders</w:t>
+      </w:r>
+      <w:proofErr w:type="spellEnd"/>
+      <w:r>
+        <w:rPr>
+          <w:rFonts w:ascii="Times New Roman" w:eastAsia="Times New Roman" w:hAnsi="Times New Roman" w:cs="Times New Roman"/>
+          <w:lang w:val="es-ES"/>
+        </w:rPr>
+        <w:t xml:space="preserve"> (AE), </w:t>
+      </w:r>
+      <w:proofErr w:type="spellStart"/>
+      <w:r>
+        <w:rPr>
+          <w:rFonts w:ascii="Times New Roman" w:eastAsia="Times New Roman" w:hAnsi="Times New Roman" w:cs="Times New Roman"/>
+          <w:lang w:val="es-ES"/>
+        </w:rPr>
+        <w:t>Recurrent</w:t>
+      </w:r>
+      <w:proofErr w:type="spellEnd"/>
+      <w:r>
+        <w:rPr>
+          <w:rFonts w:ascii="Times New Roman" w:eastAsia="Times New Roman" w:hAnsi="Times New Roman" w:cs="Times New Roman"/>
+          <w:lang w:val="es-ES"/>
+        </w:rPr>
+        <w:t xml:space="preserve"> Neural Networks (RNN), </w:t>
+      </w:r>
+      <w:proofErr w:type="spellStart"/>
+      <w:r>
+        <w:rPr>
+          <w:rFonts w:ascii="Times New Roman" w:eastAsia="Times New Roman" w:hAnsi="Times New Roman" w:cs="Times New Roman"/>
+          <w:lang w:val="es-ES"/>
+        </w:rPr>
+        <w:t>Restricted</w:t>
+      </w:r>
+      <w:proofErr w:type="spellEnd"/>
+      <w:r>
+        <w:rPr>
+          <w:rFonts w:ascii="Times New Roman" w:eastAsia="Times New Roman" w:hAnsi="Times New Roman" w:cs="Times New Roman"/>
+          <w:lang w:val="es-ES"/>
+        </w:rPr>
+        <w:t xml:space="preserve"> Boltzmann Machines (RBM), Generative Adversarial Networks (GAN) y Deep </w:t>
+      </w:r>
+      <w:proofErr w:type="spellStart"/>
+      <w:r>
+        <w:rPr>
+          <w:rFonts w:ascii="Times New Roman" w:eastAsia="Times New Roman" w:hAnsi="Times New Roman" w:cs="Times New Roman"/>
+          <w:lang w:val="es-ES"/>
+        </w:rPr>
+        <w:t>Reinforcement</w:t>
+      </w:r>
+      <w:proofErr w:type="spellEnd"/>
+      <w:r>
+        <w:rPr>
+          <w:rFonts w:ascii="Times New Roman" w:eastAsia="Times New Roman" w:hAnsi="Times New Roman" w:cs="Times New Roman"/>
+          <w:lang w:val="es-ES"/>
+        </w:rPr>
+        <w:t xml:space="preserve"> Learning (DRL). Para ello, analizaron aplicaciones relacionadas con manufactura inteligente, mantenimiento predictivo, monitoreo energético, salud industrial y automatización avanzada. Los resultados evidenciaron que los modelos Deep Learning permiten optimizar procesos industriales, reducir costos operativos y mejorar la productividad. Asimismo, estudios analizados dentro de la revisión reportaron mejoras de hasta 94 % en tareas de inspección y control de calidad mediante CNN, mientras que el mercado global de </w:t>
+      </w:r>
+      <w:proofErr w:type="spellStart"/>
+      <w:r>
+        <w:rPr>
+          <w:rFonts w:ascii="Times New Roman" w:eastAsia="Times New Roman" w:hAnsi="Times New Roman" w:cs="Times New Roman"/>
+          <w:lang w:val="es-ES"/>
+        </w:rPr>
         <w:t>IIoT</w:t>
       </w:r>
       <w:proofErr w:type="spellEnd"/>
@@ -6146,151 +5860,7 @@
           <w:rFonts w:ascii="Times New Roman" w:eastAsia="Times New Roman" w:hAnsi="Times New Roman" w:cs="Times New Roman"/>
           <w:lang w:val="es-ES"/>
         </w:rPr>
-        <w:t xml:space="preserve">, incluyendo </w:t>
-      </w:r>
-      <w:proofErr w:type="spellStart"/>
-      <w:r>
-        <w:rPr>
-          <w:rFonts w:ascii="Times New Roman" w:eastAsia="Times New Roman" w:hAnsi="Times New Roman" w:cs="Times New Roman"/>
-          <w:lang w:val="es-ES"/>
-        </w:rPr>
-        <w:t>Convolutional</w:t>
-      </w:r>
-      <w:proofErr w:type="spellEnd"/>
-      <w:r>
-        <w:rPr>
-          <w:rFonts w:ascii="Times New Roman" w:eastAsia="Times New Roman" w:hAnsi="Times New Roman" w:cs="Times New Roman"/>
-          <w:lang w:val="es-ES"/>
-        </w:rPr>
-        <w:t xml:space="preserve"> Neural Networks (CNN), </w:t>
-      </w:r>
-      <w:proofErr w:type="spellStart"/>
-      <w:r>
-        <w:rPr>
-          <w:rFonts w:ascii="Times New Roman" w:eastAsia="Times New Roman" w:hAnsi="Times New Roman" w:cs="Times New Roman"/>
-          <w:lang w:val="es-ES"/>
-        </w:rPr>
-        <w:t>Autoencoders</w:t>
-      </w:r>
-      <w:proofErr w:type="spellEnd"/>
-      <w:r>
-        <w:rPr>
-          <w:rFonts w:ascii="Times New Roman" w:eastAsia="Times New Roman" w:hAnsi="Times New Roman" w:cs="Times New Roman"/>
-          <w:lang w:val="es-ES"/>
-        </w:rPr>
-        <w:t xml:space="preserve"> (AE), </w:t>
-      </w:r>
-      <w:proofErr w:type="spellStart"/>
-      <w:r>
-        <w:rPr>
-          <w:rFonts w:ascii="Times New Roman" w:eastAsia="Times New Roman" w:hAnsi="Times New Roman" w:cs="Times New Roman"/>
-          <w:lang w:val="es-ES"/>
-        </w:rPr>
-        <w:t>Recurrent</w:t>
-      </w:r>
-      <w:proofErr w:type="spellEnd"/>
-      <w:r>
-        <w:rPr>
-          <w:rFonts w:ascii="Times New Roman" w:eastAsia="Times New Roman" w:hAnsi="Times New Roman" w:cs="Times New Roman"/>
-          <w:lang w:val="es-ES"/>
-        </w:rPr>
-        <w:t xml:space="preserve"> Neural Networks (RNN), </w:t>
-      </w:r>
-      <w:proofErr w:type="spellStart"/>
-      <w:r>
-        <w:rPr>
-          <w:rFonts w:ascii="Times New Roman" w:eastAsia="Times New Roman" w:hAnsi="Times New Roman" w:cs="Times New Roman"/>
-          <w:lang w:val="es-ES"/>
-        </w:rPr>
-        <w:t>Restricted</w:t>
-      </w:r>
-      <w:proofErr w:type="spellEnd"/>
-      <w:r>
-        <w:rPr>
-          <w:rFonts w:ascii="Times New Roman" w:eastAsia="Times New Roman" w:hAnsi="Times New Roman" w:cs="Times New Roman"/>
-          <w:lang w:val="es-ES"/>
-        </w:rPr>
-        <w:t xml:space="preserve"> Boltzmann Machines (RBM), Generative Adversarial Networks (GAN) y Deep </w:t>
-      </w:r>
-      <w:proofErr w:type="spellStart"/>
-      <w:r>
-        <w:rPr>
-          <w:rFonts w:ascii="Times New Roman" w:eastAsia="Times New Roman" w:hAnsi="Times New Roman" w:cs="Times New Roman"/>
-          <w:lang w:val="es-ES"/>
-        </w:rPr>
-        <w:t>Reinforcement</w:t>
-      </w:r>
-      <w:proofErr w:type="spellEnd"/>
-      <w:r>
-        <w:rPr>
-          <w:rFonts w:ascii="Times New Roman" w:eastAsia="Times New Roman" w:hAnsi="Times New Roman" w:cs="Times New Roman"/>
-          <w:lang w:val="es-ES"/>
-        </w:rPr>
-        <w:t xml:space="preserve"> </w:t>
-      </w:r>
-      <w:proofErr w:type="spellStart"/>
-      <w:r>
-        <w:rPr>
-          <w:rFonts w:ascii="Times New Roman" w:eastAsia="Times New Roman" w:hAnsi="Times New Roman" w:cs="Times New Roman"/>
-          <w:lang w:val="es-ES"/>
-        </w:rPr>
-        <w:t>Learning</w:t>
-      </w:r>
-      <w:proofErr w:type="spellEnd"/>
-      <w:r>
-        <w:rPr>
-          <w:rFonts w:ascii="Times New Roman" w:eastAsia="Times New Roman" w:hAnsi="Times New Roman" w:cs="Times New Roman"/>
-          <w:lang w:val="es-ES"/>
-        </w:rPr>
-        <w:t xml:space="preserve"> (DRL). Para ello, analizaron aplicaciones relacionadas con manufactura inteligente, mantenimiento predictivo, monitoreo energético, salud industrial y automatización avanzada. Los resultados evidenciaron que los modelos Deep </w:t>
-      </w:r>
-      <w:proofErr w:type="spellStart"/>
-      <w:r>
-        <w:rPr>
-          <w:rFonts w:ascii="Times New Roman" w:eastAsia="Times New Roman" w:hAnsi="Times New Roman" w:cs="Times New Roman"/>
-          <w:lang w:val="es-ES"/>
-        </w:rPr>
-        <w:t>Learning</w:t>
-      </w:r>
-      <w:proofErr w:type="spellEnd"/>
-      <w:r>
-        <w:rPr>
-          <w:rFonts w:ascii="Times New Roman" w:eastAsia="Times New Roman" w:hAnsi="Times New Roman" w:cs="Times New Roman"/>
-          <w:lang w:val="es-ES"/>
-        </w:rPr>
-        <w:t xml:space="preserve"> permiten optimizar procesos industriales, reducir costos operativos y mejorar la productividad. Asimismo, estudios analizados dentro de la revisión reportaron mejoras de hasta 94 % en tareas de inspección y control de calidad mediante CNN, mientras que el mercado global de </w:t>
-      </w:r>
-      <w:proofErr w:type="spellStart"/>
-      <w:r>
-        <w:rPr>
-          <w:rFonts w:ascii="Times New Roman" w:eastAsia="Times New Roman" w:hAnsi="Times New Roman" w:cs="Times New Roman"/>
-          <w:lang w:val="es-ES"/>
-        </w:rPr>
-        <w:t>IIoT</w:t>
-      </w:r>
-      <w:proofErr w:type="spellEnd"/>
-      <w:r>
-        <w:rPr>
-          <w:rFonts w:ascii="Times New Roman" w:eastAsia="Times New Roman" w:hAnsi="Times New Roman" w:cs="Times New Roman"/>
-          <w:lang w:val="es-ES"/>
-        </w:rPr>
-        <w:t xml:space="preserve"> mostró un crecimiento de aproximadamente 12.6 %, pasando de 110 mil millones de dólares en 2017 a 123.89 mil millones de dólares en 2021. Finalmente, los autores concluyeron que la integración de Deep </w:t>
-      </w:r>
-      <w:proofErr w:type="spellStart"/>
-      <w:r>
-        <w:rPr>
-          <w:rFonts w:ascii="Times New Roman" w:eastAsia="Times New Roman" w:hAnsi="Times New Roman" w:cs="Times New Roman"/>
-          <w:lang w:val="es-ES"/>
-        </w:rPr>
-        <w:t>Learning</w:t>
-      </w:r>
-      <w:proofErr w:type="spellEnd"/>
-      <w:r>
-        <w:rPr>
-          <w:rFonts w:ascii="Times New Roman" w:eastAsia="Times New Roman" w:hAnsi="Times New Roman" w:cs="Times New Roman"/>
-          <w:lang w:val="es-ES"/>
-        </w:rPr>
-        <w:t xml:space="preserve"> e </w:t>
+        <w:t xml:space="preserve"> mostró un crecimiento de aproximadamente 12.6 %, pasando de 110 mil millones de dólares en 2017 a 123.89 mil millones de dólares en 2021. Finalmente, los autores concluyeron que la integración de Deep Learning e </w:t>
       </w:r>
       <w:proofErr w:type="spellStart"/>
       <w:r>
@@ -6461,7 +6031,15 @@
           <w:rFonts w:ascii="Times New Roman" w:eastAsia="Times New Roman" w:hAnsi="Times New Roman" w:cs="Times New Roman"/>
           <w:lang w:val="es-ES"/>
         </w:rPr>
-        <w:t xml:space="preserve"> Deep </w:t>
+        <w:t xml:space="preserve"> Deep Learning) para optimizar la gestión energética en redes eléctricas inteligentes. Los autores identificaron como problemática </w:t>
+      </w:r>
+      <w:r>
+        <w:rPr>
+          <w:rFonts w:ascii="Times New Roman" w:eastAsia="Times New Roman" w:hAnsi="Times New Roman" w:cs="Times New Roman"/>
+          <w:lang w:val="es-ES"/>
+        </w:rPr>
+        <w:lastRenderedPageBreak/>
+        <w:t xml:space="preserve">principal las limitaciones de los métodos tradicionales para adaptarse a las variaciones en tiempo real de la demanda energética, lo que genera distribución ineficiente de recursos, elevados costos operativos y desperdicio de energía. Como solución, propusieron una arquitectura basada en Deep Learning, sensores </w:t>
       </w:r>
       <w:proofErr w:type="spellStart"/>
       <w:r>
@@ -6469,7 +6047,7 @@
           <w:rFonts w:ascii="Times New Roman" w:eastAsia="Times New Roman" w:hAnsi="Times New Roman" w:cs="Times New Roman"/>
           <w:lang w:val="es-ES"/>
         </w:rPr>
-        <w:t>Learning</w:t>
+        <w:t>IoT</w:t>
       </w:r>
       <w:proofErr w:type="spellEnd"/>
       <w:r>
@@ -6477,15 +6055,7 @@
           <w:rFonts w:ascii="Times New Roman" w:eastAsia="Times New Roman" w:hAnsi="Times New Roman" w:cs="Times New Roman"/>
           <w:lang w:val="es-ES"/>
         </w:rPr>
-        <w:t xml:space="preserve">) para optimizar la gestión energética en redes eléctricas inteligentes. Los autores identificaron como problemática </w:t>
-      </w:r>
-      <w:r>
-        <w:rPr>
-          <w:rFonts w:ascii="Times New Roman" w:eastAsia="Times New Roman" w:hAnsi="Times New Roman" w:cs="Times New Roman"/>
-          <w:lang w:val="es-ES"/>
-        </w:rPr>
-        <w:lastRenderedPageBreak/>
-        <w:t xml:space="preserve">principal las limitaciones de los métodos tradicionales para adaptarse a las variaciones en tiempo real de la demanda energética, lo que genera distribución ineficiente de recursos, elevados costos operativos y desperdicio de energía. Como solución, propusieron una arquitectura basada en Deep </w:t>
+        <w:t xml:space="preserve">, aprendizaje por refuerzo y sistemas multiagente, capaz de predecir la demanda energética y realizar una asignación dinámica de recursos. Para ello, emplearon datos históricos y datos en tiempo real provenientes de sensores </w:t>
       </w:r>
       <w:proofErr w:type="spellStart"/>
       <w:r>
@@ -6493,7 +6063,7 @@
           <w:rFonts w:ascii="Times New Roman" w:eastAsia="Times New Roman" w:hAnsi="Times New Roman" w:cs="Times New Roman"/>
           <w:lang w:val="es-ES"/>
         </w:rPr>
-        <w:t>Learning</w:t>
+        <w:t>IoT</w:t>
       </w:r>
       <w:proofErr w:type="spellEnd"/>
       <w:r>
@@ -6501,55 +6071,7 @@
           <w:rFonts w:ascii="Times New Roman" w:eastAsia="Times New Roman" w:hAnsi="Times New Roman" w:cs="Times New Roman"/>
           <w:lang w:val="es-ES"/>
         </w:rPr>
-        <w:t xml:space="preserve">, sensores </w:t>
-      </w:r>
-      <w:proofErr w:type="spellStart"/>
-      <w:r>
-        <w:rPr>
-          <w:rFonts w:ascii="Times New Roman" w:eastAsia="Times New Roman" w:hAnsi="Times New Roman" w:cs="Times New Roman"/>
-          <w:lang w:val="es-ES"/>
-        </w:rPr>
-        <w:t>IoT</w:t>
-      </w:r>
-      <w:proofErr w:type="spellEnd"/>
-      <w:r>
-        <w:rPr>
-          <w:rFonts w:ascii="Times New Roman" w:eastAsia="Times New Roman" w:hAnsi="Times New Roman" w:cs="Times New Roman"/>
-          <w:lang w:val="es-ES"/>
-        </w:rPr>
-        <w:t xml:space="preserve">, aprendizaje por refuerzo y sistemas multiagente, capaz de predecir la demanda energética y realizar una asignación dinámica de recursos. Para ello, emplearon datos históricos y datos en tiempo real provenientes de sensores </w:t>
-      </w:r>
-      <w:proofErr w:type="spellStart"/>
-      <w:r>
-        <w:rPr>
-          <w:rFonts w:ascii="Times New Roman" w:eastAsia="Times New Roman" w:hAnsi="Times New Roman" w:cs="Times New Roman"/>
-          <w:lang w:val="es-ES"/>
-        </w:rPr>
-        <w:t>IoT</w:t>
-      </w:r>
-      <w:proofErr w:type="spellEnd"/>
-      <w:r>
-        <w:rPr>
-          <w:rFonts w:ascii="Times New Roman" w:eastAsia="Times New Roman" w:hAnsi="Times New Roman" w:cs="Times New Roman"/>
-          <w:lang w:val="es-ES"/>
-        </w:rPr>
-        <w:t xml:space="preserve"> integrados en infraestructuras de redes inteligentes. Los resultados demostraron una precisión del 93.38 % en la predicción de la demanda energética, una estabilidad de red del 96.25 %, una mejora del 15.22 % en la eficiencia de distribución de recursos, una reducción del desperdicio energético hasta 12.96 % y una disminución de los costos operativos del 22.96 %. Finalmente, los autores concluyeron que la integración de Deep </w:t>
-      </w:r>
-      <w:proofErr w:type="spellStart"/>
-      <w:r>
-        <w:rPr>
-          <w:rFonts w:ascii="Times New Roman" w:eastAsia="Times New Roman" w:hAnsi="Times New Roman" w:cs="Times New Roman"/>
-          <w:lang w:val="es-ES"/>
-        </w:rPr>
-        <w:t>Learning</w:t>
-      </w:r>
-      <w:proofErr w:type="spellEnd"/>
-      <w:r>
-        <w:rPr>
-          <w:rFonts w:ascii="Times New Roman" w:eastAsia="Times New Roman" w:hAnsi="Times New Roman" w:cs="Times New Roman"/>
-          <w:lang w:val="es-ES"/>
-        </w:rPr>
-        <w:t xml:space="preserve"> e </w:t>
+        <w:t xml:space="preserve"> integrados en infraestructuras de redes inteligentes. Los resultados demostraron una precisión del 93.38 % en la predicción de la demanda energética, una estabilidad de red del 96.25 %, una mejora del 15.22 % en la eficiencia de distribución de recursos, una reducción del desperdicio energético hasta 12.96 % y una disminución de los costos operativos del 22.96 %. Finalmente, los autores concluyeron que la integración de Deep Learning e </w:t>
       </w:r>
       <w:proofErr w:type="spellStart"/>
       <w:r>
@@ -6967,39 +6489,7 @@
           <w:lang w:val="es-ES"/>
         </w:rPr>
         <w:lastRenderedPageBreak/>
-        <w:t xml:space="preserve">Los trabajos previos revisados aportan sustento directo a la presente investigación, debido a que evidencian que la integración de Machine </w:t>
-      </w:r>
-      <w:proofErr w:type="spellStart"/>
-      <w:r>
-        <w:rPr>
-          <w:rFonts w:ascii="Times New Roman" w:eastAsia="Times New Roman" w:hAnsi="Times New Roman" w:cs="Times New Roman"/>
-          <w:lang w:val="es-ES"/>
-        </w:rPr>
-        <w:t>Learning</w:t>
-      </w:r>
-      <w:proofErr w:type="spellEnd"/>
-      <w:r>
-        <w:rPr>
-          <w:rFonts w:ascii="Times New Roman" w:eastAsia="Times New Roman" w:hAnsi="Times New Roman" w:cs="Times New Roman"/>
-          <w:lang w:val="es-ES"/>
-        </w:rPr>
-        <w:t xml:space="preserve">, Deep </w:t>
-      </w:r>
-      <w:proofErr w:type="spellStart"/>
-      <w:r>
-        <w:rPr>
-          <w:rFonts w:ascii="Times New Roman" w:eastAsia="Times New Roman" w:hAnsi="Times New Roman" w:cs="Times New Roman"/>
-          <w:lang w:val="es-ES"/>
-        </w:rPr>
-        <w:t>Learning</w:t>
-      </w:r>
-      <w:proofErr w:type="spellEnd"/>
-      <w:r>
-        <w:rPr>
-          <w:rFonts w:ascii="Times New Roman" w:eastAsia="Times New Roman" w:hAnsi="Times New Roman" w:cs="Times New Roman"/>
-          <w:lang w:val="es-ES"/>
-        </w:rPr>
-        <w:t xml:space="preserve">, </w:t>
+        <w:t xml:space="preserve">Los trabajos previos revisados aportan sustento directo a la presente investigación, debido a que evidencian que la integración de Machine Learning, Deep Learning, </w:t>
       </w:r>
       <w:proofErr w:type="spellStart"/>
       <w:r>
@@ -7339,19 +6829,107 @@
           <w:bCs/>
           <w:lang w:val="es-ES"/>
         </w:rPr>
-        <w:t xml:space="preserve">Modelo de Machine </w:t>
-      </w:r>
+        <w:t>Modelo de Machine Learning para la Predicción del Consumo Energético</w:t>
+      </w:r>
+    </w:p>
+    <w:p>
+      <w:pPr>
+        <w:spacing w:after="240"/>
+        <w:jc w:val="both"/>
+        <w:rPr>
+          <w:rFonts w:ascii="Times New Roman" w:hAnsi="Times New Roman" w:cs="Times New Roman"/>
+          <w:lang w:val="es-ES"/>
+        </w:rPr>
+      </w:pPr>
+      <w:r>
+        <w:rPr>
+          <w:rFonts w:ascii="Times New Roman" w:hAnsi="Times New Roman" w:cs="Times New Roman"/>
+          <w:lang w:val="es-ES"/>
+        </w:rPr>
+        <w:t>Los modelos de Machine Learning permiten identificar patrones complejos dentro de grandes volúmenes de datos históricos para generar predicciones sobre comportamientos futuros. En el ámbito energético, estos modelos utilizan variables como potencia eléctrica, corriente, voltaje y consumo histórico para estimar la demanda energética futura y detectar comportamientos anómalos.</w:t>
+      </w:r>
+    </w:p>
+    <w:p>
+      <w:pPr>
+        <w:spacing w:after="240"/>
+        <w:jc w:val="both"/>
+        <w:rPr>
+          <w:rFonts w:ascii="Times New Roman" w:hAnsi="Times New Roman" w:cs="Times New Roman"/>
+          <w:lang w:val="es-ES"/>
+        </w:rPr>
+      </w:pPr>
       <w:proofErr w:type="spellStart"/>
       <w:r>
+        <w:rPr>
+          <w:rFonts w:ascii="Times New Roman" w:hAnsi="Times New Roman" w:cs="Times New Roman"/>
+          <w:lang w:val="es-ES"/>
+        </w:rPr>
+        <w:t>Soori</w:t>
+      </w:r>
+      <w:proofErr w:type="spellEnd"/>
+      <w:r>
+        <w:rPr>
+          <w:rFonts w:ascii="Times New Roman" w:hAnsi="Times New Roman" w:cs="Times New Roman"/>
+          <w:lang w:val="es-ES"/>
+        </w:rPr>
+        <w:t xml:space="preserve"> y Arezoo </w:t>
+      </w:r>
+      <w:r>
+        <w:rPr>
+          <w:rFonts w:ascii="Times New Roman" w:hAnsi="Times New Roman" w:cs="Times New Roman"/>
+          <w:lang w:val="es-ES"/>
+        </w:rPr>
+        <w:t>[</w:t>
+      </w:r>
+      <w:r>
+        <w:rPr>
+          <w:rFonts w:ascii="Times New Roman" w:hAnsi="Times New Roman" w:cs="Times New Roman"/>
+          <w:lang w:val="es-ES"/>
+        </w:rPr>
+        <w:t>5</w:t>
+      </w:r>
+      <w:r>
+        <w:rPr>
+          <w:rFonts w:ascii="Times New Roman" w:hAnsi="Times New Roman" w:cs="Times New Roman"/>
+          <w:lang w:val="es-ES"/>
+        </w:rPr>
+        <w:t>]</w:t>
+      </w:r>
+      <w:r>
+        <w:rPr>
+          <w:rFonts w:ascii="Times New Roman" w:hAnsi="Times New Roman" w:cs="Times New Roman"/>
+          <w:lang w:val="es-ES"/>
+        </w:rPr>
+        <w:t xml:space="preserve"> señalan que la combinación de </w:t>
+      </w:r>
+      <w:proofErr w:type="spellStart"/>
+      <w:r>
+        <w:rPr>
+          <w:rFonts w:ascii="Times New Roman" w:hAnsi="Times New Roman" w:cs="Times New Roman"/>
+          <w:lang w:val="es-ES"/>
+        </w:rPr>
+        <w:t>IoT</w:t>
+      </w:r>
+      <w:proofErr w:type="spellEnd"/>
+      <w:r>
+        <w:rPr>
+          <w:rFonts w:ascii="Times New Roman" w:hAnsi="Times New Roman" w:cs="Times New Roman"/>
+          <w:lang w:val="es-ES"/>
+        </w:rPr>
+        <w:t xml:space="preserve"> y Machine Learning permite desarrollar sistemas inteligentes capaces de optimizar el consumo energético mediante análisis predictivos y aprendizaje continuo. Estos modelos mejoran la precisión en la toma de decisiones relacionadas con la gestión energética industrial y contribuyen a reducir costos operativos mediante la detección temprana de ineficiencias energéticas.</w:t>
+      </w:r>
+    </w:p>
+    <w:p>
+      <w:pPr>
+        <w:spacing w:after="240"/>
+        <w:jc w:val="both"/>
         <w:rPr>
           <w:rFonts w:ascii="Times New Roman" w:hAnsi="Times New Roman" w:cs="Times New Roman"/>
           <w:b/>
           <w:bCs/>
           <w:lang w:val="es-ES"/>
         </w:rPr>
-        <w:t>Learning</w:t>
-      </w:r>
-      <w:proofErr w:type="spellEnd"/>
+      </w:pPr>
       <w:r>
         <w:rPr>
           <w:rFonts w:ascii="Times New Roman" w:hAnsi="Times New Roman" w:cs="Times New Roman"/>
@@ -7359,7 +6937,7 @@
           <w:bCs/>
           <w:lang w:val="es-ES"/>
         </w:rPr>
-        <w:t xml:space="preserve"> para la Predicción del Consumo Energético</w:t>
+        <w:t>Marco de Gestión de la Eficiencia Energética Industrial</w:t>
       </w:r>
     </w:p>
     <w:p>
@@ -7376,23 +6954,15 @@
           <w:rFonts w:ascii="Times New Roman" w:hAnsi="Times New Roman" w:cs="Times New Roman"/>
           <w:lang w:val="es-ES"/>
         </w:rPr>
-        <w:t xml:space="preserve">Los modelos de Machine </w:t>
-      </w:r>
-      <w:proofErr w:type="spellStart"/>
-      <w:r>
-        <w:rPr>
-          <w:rFonts w:ascii="Times New Roman" w:hAnsi="Times New Roman" w:cs="Times New Roman"/>
-          <w:lang w:val="es-ES"/>
-        </w:rPr>
-        <w:t>Learning</w:t>
-      </w:r>
-      <w:proofErr w:type="spellEnd"/>
-      <w:r>
-        <w:rPr>
-          <w:rFonts w:ascii="Times New Roman" w:hAnsi="Times New Roman" w:cs="Times New Roman"/>
-          <w:lang w:val="es-ES"/>
-        </w:rPr>
-        <w:t xml:space="preserve"> permiten identificar patrones complejos dentro de grandes volúmenes de datos históricos para generar predicciones sobre comportamientos futuros. En el ámbito energético, estos modelos utilizan variables como potencia eléctrica, corriente, voltaje y consumo histórico para estimar la demanda energética futura y detectar comportamientos anómalos.</w:t>
+        <w:t xml:space="preserve">La gestión de la eficiencia energética industrial constituye un enfoque orientado a optimizar el uso de la energía dentro de los procesos productivos, manteniendo los niveles de productividad </w:t>
+      </w:r>
+      <w:r>
+        <w:rPr>
+          <w:rFonts w:ascii="Times New Roman" w:hAnsi="Times New Roman" w:cs="Times New Roman"/>
+          <w:lang w:val="es-ES"/>
+        </w:rPr>
+        <w:lastRenderedPageBreak/>
+        <w:t>con un menor consumo de recursos energéticos. Este marco promueve la medición, supervisión y mejora continua del desempeño energético mediante indicadores que permiten identificar oportunidades de ahorro y optimización.</w:t>
       </w:r>
     </w:p>
     <w:p>
@@ -7404,21 +6974,12 @@
           <w:lang w:val="es-ES"/>
         </w:rPr>
       </w:pPr>
-      <w:proofErr w:type="spellStart"/>
-      <w:r>
-        <w:rPr>
-          <w:rFonts w:ascii="Times New Roman" w:hAnsi="Times New Roman" w:cs="Times New Roman"/>
-          <w:lang w:val="es-ES"/>
-        </w:rPr>
-        <w:t>Soori</w:t>
-      </w:r>
-      <w:proofErr w:type="spellEnd"/>
-      <w:r>
-        <w:rPr>
-          <w:rFonts w:ascii="Times New Roman" w:hAnsi="Times New Roman" w:cs="Times New Roman"/>
-          <w:lang w:val="es-ES"/>
-        </w:rPr>
-        <w:t xml:space="preserve"> y Arezoo </w:t>
+      <w:r>
+        <w:rPr>
+          <w:rFonts w:ascii="Times New Roman" w:hAnsi="Times New Roman" w:cs="Times New Roman"/>
+          <w:lang w:val="es-ES"/>
+        </w:rPr>
+        <w:t xml:space="preserve">De acuerdo con la International Energy Agency (IEA) </w:t>
       </w:r>
       <w:r>
         <w:rPr>
@@ -7432,7 +6993,7 @@
           <w:rFonts w:ascii="Times New Roman" w:hAnsi="Times New Roman" w:cs="Times New Roman"/>
           <w:lang w:val="es-ES"/>
         </w:rPr>
-        <w:t>5</w:t>
+        <w:t>4</w:t>
       </w:r>
       <w:r>
         <w:rPr>
@@ -7446,39 +7007,7 @@
           <w:rFonts w:ascii="Times New Roman" w:hAnsi="Times New Roman" w:cs="Times New Roman"/>
           <w:lang w:val="es-ES"/>
         </w:rPr>
-        <w:t xml:space="preserve"> señalan que la combinación de </w:t>
-      </w:r>
-      <w:proofErr w:type="spellStart"/>
-      <w:r>
-        <w:rPr>
-          <w:rFonts w:ascii="Times New Roman" w:hAnsi="Times New Roman" w:cs="Times New Roman"/>
-          <w:lang w:val="es-ES"/>
-        </w:rPr>
-        <w:t>IoT</w:t>
-      </w:r>
-      <w:proofErr w:type="spellEnd"/>
-      <w:r>
-        <w:rPr>
-          <w:rFonts w:ascii="Times New Roman" w:hAnsi="Times New Roman" w:cs="Times New Roman"/>
-          <w:lang w:val="es-ES"/>
-        </w:rPr>
-        <w:t xml:space="preserve"> y Machine </w:t>
-      </w:r>
-      <w:proofErr w:type="spellStart"/>
-      <w:r>
-        <w:rPr>
-          <w:rFonts w:ascii="Times New Roman" w:hAnsi="Times New Roman" w:cs="Times New Roman"/>
-          <w:lang w:val="es-ES"/>
-        </w:rPr>
-        <w:t>Learning</w:t>
-      </w:r>
-      <w:proofErr w:type="spellEnd"/>
-      <w:r>
-        <w:rPr>
-          <w:rFonts w:ascii="Times New Roman" w:hAnsi="Times New Roman" w:cs="Times New Roman"/>
-          <w:lang w:val="es-ES"/>
-        </w:rPr>
-        <w:t xml:space="preserve"> permite desarrollar sistemas inteligentes capaces de optimizar el consumo energético mediante análisis predictivos y aprendizaje continuo. Estos modelos mejoran la precisión en la toma de decisiones relacionadas con la gestión energética industrial y contribuyen a reducir costos operativos mediante la detección temprana de ineficiencias energéticas.</w:t>
+        <w:t>, la eficiencia energética representa uno de los mecanismos más efectivos para reducir costos operativos, incrementar la competitividad industrial y disminuir el impacto ambiental derivado del consumo energético. La incorporación de tecnologías digitales, sistemas inteligentes y herramientas de monitoreo en tiempo real fortalece significativamente la gestión energética dentro de organizaciones industriales modernas.</w:t>
       </w:r>
     </w:p>
     <w:p>
@@ -7499,7 +7028,27 @@
           <w:bCs/>
           <w:lang w:val="es-ES"/>
         </w:rPr>
-        <w:t>Marco de Gestión de la Eficiencia Energética Industrial</w:t>
+        <w:t xml:space="preserve">Arquitectura Edge Computing para Sistemas </w:t>
+      </w:r>
+      <w:proofErr w:type="spellStart"/>
+      <w:r>
+        <w:rPr>
+          <w:rFonts w:ascii="Times New Roman" w:hAnsi="Times New Roman" w:cs="Times New Roman"/>
+          <w:b/>
+          <w:bCs/>
+          <w:lang w:val="es-ES"/>
+        </w:rPr>
+        <w:t>IoT</w:t>
+      </w:r>
+      <w:proofErr w:type="spellEnd"/>
+      <w:r>
+        <w:rPr>
+          <w:rFonts w:ascii="Times New Roman" w:hAnsi="Times New Roman" w:cs="Times New Roman"/>
+          <w:b/>
+          <w:bCs/>
+          <w:lang w:val="es-ES"/>
+        </w:rPr>
+        <w:t xml:space="preserve"> Industriales</w:t>
       </w:r>
     </w:p>
     <w:p>
@@ -7516,15 +7065,7 @@
           <w:rFonts w:ascii="Times New Roman" w:hAnsi="Times New Roman" w:cs="Times New Roman"/>
           <w:lang w:val="es-ES"/>
         </w:rPr>
-        <w:t xml:space="preserve">La gestión de la eficiencia energética industrial constituye un enfoque orientado a optimizar el uso de la energía dentro de los procesos productivos, manteniendo los niveles de productividad </w:t>
-      </w:r>
-      <w:r>
-        <w:rPr>
-          <w:rFonts w:ascii="Times New Roman" w:hAnsi="Times New Roman" w:cs="Times New Roman"/>
-          <w:lang w:val="es-ES"/>
-        </w:rPr>
-        <w:lastRenderedPageBreak/>
-        <w:t>con un menor consumo de recursos energéticos. Este marco promueve la medición, supervisión y mejora continua del desempeño energético mediante indicadores que permiten identificar oportunidades de ahorro y optimización.</w:t>
+        <w:t>La arquitectura Edge Computing es un modelo de procesamiento distribuido que permite analizar y procesar datos cerca de la fuente donde son generados, reduciendo la dependencia de servidores remotos o servicios en la nube. Esta arquitectura mejora la velocidad de respuesta y disminuye la latencia en aplicaciones industriales que requieren monitoreo y toma de decisiones en tiempo real.</w:t>
       </w:r>
     </w:p>
     <w:p>
@@ -7541,7 +7082,7 @@
           <w:rFonts w:ascii="Times New Roman" w:hAnsi="Times New Roman" w:cs="Times New Roman"/>
           <w:lang w:val="es-ES"/>
         </w:rPr>
-        <w:t xml:space="preserve">De acuerdo con la International Energy Agency (IEA) </w:t>
+        <w:t xml:space="preserve">Según Huang </w:t>
       </w:r>
       <w:r>
         <w:rPr>
@@ -7555,7 +7096,7 @@
           <w:rFonts w:ascii="Times New Roman" w:hAnsi="Times New Roman" w:cs="Times New Roman"/>
           <w:lang w:val="es-ES"/>
         </w:rPr>
-        <w:t>4</w:t>
+        <w:t>15</w:t>
       </w:r>
       <w:r>
         <w:rPr>
@@ -7569,7 +7110,23 @@
           <w:rFonts w:ascii="Times New Roman" w:hAnsi="Times New Roman" w:cs="Times New Roman"/>
           <w:lang w:val="es-ES"/>
         </w:rPr>
-        <w:t>, la eficiencia energética representa uno de los mecanismos más efectivos para reducir costos operativos, incrementar la competitividad industrial y disminuir el impacto ambiental derivado del consumo energético. La incorporación de tecnologías digitales, sistemas inteligentes y herramientas de monitoreo en tiempo real fortalece significativamente la gestión energética dentro de organizaciones industriales modernas.</w:t>
+        <w:t xml:space="preserve">, el uso de Edge Computing en sistemas de gestión energética permite procesar localmente la información obtenida por sensores </w:t>
+      </w:r>
+      <w:proofErr w:type="spellStart"/>
+      <w:r>
+        <w:rPr>
+          <w:rFonts w:ascii="Times New Roman" w:hAnsi="Times New Roman" w:cs="Times New Roman"/>
+          <w:lang w:val="es-ES"/>
+        </w:rPr>
+        <w:t>IoT</w:t>
+      </w:r>
+      <w:proofErr w:type="spellEnd"/>
+      <w:r>
+        <w:rPr>
+          <w:rFonts w:ascii="Times New Roman" w:hAnsi="Times New Roman" w:cs="Times New Roman"/>
+          <w:lang w:val="es-ES"/>
+        </w:rPr>
+        <w:t>, facilitando respuestas inmediatas ante anomalías energéticas y mejorando la eficiencia operativa. Asimismo, esta arquitectura favorece la optimización del consumo energético mediante análisis en tiempo real y una gestión descentralizada de los recursos energéticos.</w:t>
       </w:r>
     </w:p>
     <w:p>
@@ -7590,7 +7147,7 @@
           <w:bCs/>
           <w:lang w:val="es-ES"/>
         </w:rPr>
-        <w:t xml:space="preserve">Arquitectura Edge Computing para Sistemas </w:t>
+        <w:t xml:space="preserve">Marco de Smart </w:t>
       </w:r>
       <w:proofErr w:type="spellStart"/>
       <w:r>
@@ -7600,7 +7157,7 @@
           <w:bCs/>
           <w:lang w:val="es-ES"/>
         </w:rPr>
-        <w:t>IoT</w:t>
+        <w:t>Grid</w:t>
       </w:r>
       <w:proofErr w:type="spellEnd"/>
       <w:r>
@@ -7610,7 +7167,7 @@
           <w:bCs/>
           <w:lang w:val="es-ES"/>
         </w:rPr>
-        <w:t xml:space="preserve"> Industriales</w:t>
+        <w:t xml:space="preserve"> para la Gestión Inteligente de la Energía</w:t>
       </w:r>
     </w:p>
     <w:p>
@@ -7627,7 +7184,23 @@
           <w:rFonts w:ascii="Times New Roman" w:hAnsi="Times New Roman" w:cs="Times New Roman"/>
           <w:lang w:val="es-ES"/>
         </w:rPr>
-        <w:t>La arquitectura Edge Computing es un modelo de procesamiento distribuido que permite analizar y procesar datos cerca de la fuente donde son generados, reduciendo la dependencia de servidores remotos o servicios en la nube. Esta arquitectura mejora la velocidad de respuesta y disminuye la latencia en aplicaciones industriales que requieren monitoreo y toma de decisiones en tiempo real.</w:t>
+        <w:t xml:space="preserve">Las Smart </w:t>
+      </w:r>
+      <w:proofErr w:type="spellStart"/>
+      <w:r>
+        <w:rPr>
+          <w:rFonts w:ascii="Times New Roman" w:hAnsi="Times New Roman" w:cs="Times New Roman"/>
+          <w:lang w:val="es-ES"/>
+        </w:rPr>
+        <w:t>Grids</w:t>
+      </w:r>
+      <w:proofErr w:type="spellEnd"/>
+      <w:r>
+        <w:rPr>
+          <w:rFonts w:ascii="Times New Roman" w:hAnsi="Times New Roman" w:cs="Times New Roman"/>
+          <w:lang w:val="es-ES"/>
+        </w:rPr>
+        <w:t xml:space="preserve"> o redes eléctricas inteligentes constituyen una evolución de los sistemas tradicionales de distribución energética, incorporando tecnologías digitales, sensores inteligentes y sistemas de comunicación que permiten monitorear, controlar y optimizar el flujo energético de manera eficiente.</w:t>
       </w:r>
     </w:p>
     <w:p>
@@ -7644,7 +7217,7 @@
           <w:rFonts w:ascii="Times New Roman" w:hAnsi="Times New Roman" w:cs="Times New Roman"/>
           <w:lang w:val="es-ES"/>
         </w:rPr>
-        <w:t xml:space="preserve">Según Huang </w:t>
+        <w:t xml:space="preserve">Reka y Dragicevic </w:t>
       </w:r>
       <w:r>
         <w:rPr>
@@ -7658,7 +7231,7 @@
           <w:rFonts w:ascii="Times New Roman" w:hAnsi="Times New Roman" w:cs="Times New Roman"/>
           <w:lang w:val="es-ES"/>
         </w:rPr>
-        <w:t>15</w:t>
+        <w:t>10</w:t>
       </w:r>
       <w:r>
         <w:rPr>
@@ -7672,7 +7245,7 @@
           <w:rFonts w:ascii="Times New Roman" w:hAnsi="Times New Roman" w:cs="Times New Roman"/>
           <w:lang w:val="es-ES"/>
         </w:rPr>
-        <w:t xml:space="preserve">, el uso de Edge Computing en sistemas de gestión energética permite procesar localmente la información obtenida por sensores </w:t>
+        <w:t xml:space="preserve"> sostienen que las Smart </w:t>
       </w:r>
       <w:proofErr w:type="spellStart"/>
       <w:r>
@@ -7680,6 +7253,22 @@
           <w:rFonts w:ascii="Times New Roman" w:hAnsi="Times New Roman" w:cs="Times New Roman"/>
           <w:lang w:val="es-ES"/>
         </w:rPr>
+        <w:t>Grids</w:t>
+      </w:r>
+      <w:proofErr w:type="spellEnd"/>
+      <w:r>
+        <w:rPr>
+          <w:rFonts w:ascii="Times New Roman" w:hAnsi="Times New Roman" w:cs="Times New Roman"/>
+          <w:lang w:val="es-ES"/>
+        </w:rPr>
+        <w:t xml:space="preserve"> integran tecnologías </w:t>
+      </w:r>
+      <w:proofErr w:type="spellStart"/>
+      <w:r>
+        <w:rPr>
+          <w:rFonts w:ascii="Times New Roman" w:hAnsi="Times New Roman" w:cs="Times New Roman"/>
+          <w:lang w:val="es-ES"/>
+        </w:rPr>
         <w:t>IoT</w:t>
       </w:r>
       <w:proofErr w:type="spellEnd"/>
@@ -7688,7 +7277,7 @@
           <w:rFonts w:ascii="Times New Roman" w:hAnsi="Times New Roman" w:cs="Times New Roman"/>
           <w:lang w:val="es-ES"/>
         </w:rPr>
-        <w:t>, facilitando respuestas inmediatas ante anomalías energéticas y mejorando la eficiencia operativa. Asimismo, esta arquitectura favorece la optimización del consumo energético mediante análisis en tiempo real y una gestión descentralizada de los recursos energéticos.</w:t>
+        <w:t xml:space="preserve"> y sistemas de análisis de datos para mejorar la supervisión energética, incrementar la confiabilidad del suministro eléctrico y optimizar la distribución de energía. Este enfoque permite identificar patrones de consumo y aplicar estrategias orientadas a la reducción de pérdidas energéticas dentro de entornos industriales.</w:t>
       </w:r>
     </w:p>
     <w:p>
@@ -7709,27 +7298,7 @@
           <w:bCs/>
           <w:lang w:val="es-ES"/>
         </w:rPr>
-        <w:t xml:space="preserve">Marco de Smart </w:t>
-      </w:r>
-      <w:proofErr w:type="spellStart"/>
-      <w:r>
-        <w:rPr>
-          <w:rFonts w:ascii="Times New Roman" w:hAnsi="Times New Roman" w:cs="Times New Roman"/>
-          <w:b/>
-          <w:bCs/>
-          <w:lang w:val="es-ES"/>
-        </w:rPr>
-        <w:t>Grid</w:t>
-      </w:r>
-      <w:proofErr w:type="spellEnd"/>
-      <w:r>
-        <w:rPr>
-          <w:rFonts w:ascii="Times New Roman" w:hAnsi="Times New Roman" w:cs="Times New Roman"/>
-          <w:b/>
-          <w:bCs/>
-          <w:lang w:val="es-ES"/>
-        </w:rPr>
-        <w:t xml:space="preserve"> para la Gestión Inteligente de la Energía</w:t>
+        <w:t>Framework de Deep Learning para la Optimización Energética Industrial</w:t>
       </w:r>
     </w:p>
     <w:p>
@@ -7746,23 +7315,7 @@
           <w:rFonts w:ascii="Times New Roman" w:hAnsi="Times New Roman" w:cs="Times New Roman"/>
           <w:lang w:val="es-ES"/>
         </w:rPr>
-        <w:t xml:space="preserve">Las Smart </w:t>
-      </w:r>
-      <w:proofErr w:type="spellStart"/>
-      <w:r>
-        <w:rPr>
-          <w:rFonts w:ascii="Times New Roman" w:hAnsi="Times New Roman" w:cs="Times New Roman"/>
-          <w:lang w:val="es-ES"/>
-        </w:rPr>
-        <w:t>Grids</w:t>
-      </w:r>
-      <w:proofErr w:type="spellEnd"/>
-      <w:r>
-        <w:rPr>
-          <w:rFonts w:ascii="Times New Roman" w:hAnsi="Times New Roman" w:cs="Times New Roman"/>
-          <w:lang w:val="es-ES"/>
-        </w:rPr>
-        <w:t xml:space="preserve"> o redes eléctricas inteligentes constituyen una evolución de los sistemas tradicionales de distribución energética, incorporando tecnologías digitales, sensores inteligentes y sistemas de comunicación que permiten monitorear, controlar y optimizar el flujo energético de manera eficiente.</w:t>
+        <w:t>El Deep Learning es una rama avanzada del Machine Learning basada en redes neuronales profundas capaces de procesar grandes volúmenes de datos y descubrir patrones complejos de comportamiento. Su aplicación en sistemas energéticos permite realizar predicciones precisas sobre demanda eléctrica, consumo energético y comportamiento de equipos industriales.</w:t>
       </w:r>
     </w:p>
     <w:p>
@@ -7779,7 +7332,7 @@
           <w:rFonts w:ascii="Times New Roman" w:hAnsi="Times New Roman" w:cs="Times New Roman"/>
           <w:lang w:val="es-ES"/>
         </w:rPr>
-        <w:t xml:space="preserve">Reka y Dragicevic </w:t>
+        <w:t xml:space="preserve">Khalil et al. </w:t>
       </w:r>
       <w:r>
         <w:rPr>
@@ -7793,7 +7346,7 @@
           <w:rFonts w:ascii="Times New Roman" w:hAnsi="Times New Roman" w:cs="Times New Roman"/>
           <w:lang w:val="es-ES"/>
         </w:rPr>
-        <w:t>10</w:t>
+        <w:t>24</w:t>
       </w:r>
       <w:r>
         <w:rPr>
@@ -7807,190 +7360,7 @@
           <w:rFonts w:ascii="Times New Roman" w:hAnsi="Times New Roman" w:cs="Times New Roman"/>
           <w:lang w:val="es-ES"/>
         </w:rPr>
-        <w:t xml:space="preserve"> sostienen que las Smart </w:t>
-      </w:r>
-      <w:proofErr w:type="spellStart"/>
-      <w:r>
-        <w:rPr>
-          <w:rFonts w:ascii="Times New Roman" w:hAnsi="Times New Roman" w:cs="Times New Roman"/>
-          <w:lang w:val="es-ES"/>
-        </w:rPr>
-        <w:t>Grids</w:t>
-      </w:r>
-      <w:proofErr w:type="spellEnd"/>
-      <w:r>
-        <w:rPr>
-          <w:rFonts w:ascii="Times New Roman" w:hAnsi="Times New Roman" w:cs="Times New Roman"/>
-          <w:lang w:val="es-ES"/>
-        </w:rPr>
-        <w:t xml:space="preserve"> integran tecnologías </w:t>
-      </w:r>
-      <w:proofErr w:type="spellStart"/>
-      <w:r>
-        <w:rPr>
-          <w:rFonts w:ascii="Times New Roman" w:hAnsi="Times New Roman" w:cs="Times New Roman"/>
-          <w:lang w:val="es-ES"/>
-        </w:rPr>
-        <w:t>IoT</w:t>
-      </w:r>
-      <w:proofErr w:type="spellEnd"/>
-      <w:r>
-        <w:rPr>
-          <w:rFonts w:ascii="Times New Roman" w:hAnsi="Times New Roman" w:cs="Times New Roman"/>
-          <w:lang w:val="es-ES"/>
-        </w:rPr>
-        <w:t xml:space="preserve"> y sistemas de análisis de datos para mejorar la supervisión energética, incrementar la confiabilidad del suministro eléctrico y optimizar la distribución de energía. Este enfoque permite identificar patrones de consumo y aplicar estrategias orientadas a la reducción de pérdidas energéticas dentro de entornos industriales.</w:t>
-      </w:r>
-    </w:p>
-    <w:p>
-      <w:pPr>
-        <w:spacing w:after="240"/>
-        <w:jc w:val="both"/>
-        <w:rPr>
-          <w:rFonts w:ascii="Times New Roman" w:hAnsi="Times New Roman" w:cs="Times New Roman"/>
-          <w:b/>
-          <w:bCs/>
-          <w:lang w:val="es-ES"/>
-        </w:rPr>
-      </w:pPr>
-      <w:r>
-        <w:rPr>
-          <w:rFonts w:ascii="Times New Roman" w:hAnsi="Times New Roman" w:cs="Times New Roman"/>
-          <w:b/>
-          <w:bCs/>
-          <w:lang w:val="es-ES"/>
-        </w:rPr>
-        <w:t xml:space="preserve">Framework de Deep </w:t>
-      </w:r>
-      <w:proofErr w:type="spellStart"/>
-      <w:r>
-        <w:rPr>
-          <w:rFonts w:ascii="Times New Roman" w:hAnsi="Times New Roman" w:cs="Times New Roman"/>
-          <w:b/>
-          <w:bCs/>
-          <w:lang w:val="es-ES"/>
-        </w:rPr>
-        <w:t>Learning</w:t>
-      </w:r>
-      <w:proofErr w:type="spellEnd"/>
-      <w:r>
-        <w:rPr>
-          <w:rFonts w:ascii="Times New Roman" w:hAnsi="Times New Roman" w:cs="Times New Roman"/>
-          <w:b/>
-          <w:bCs/>
-          <w:lang w:val="es-ES"/>
-        </w:rPr>
-        <w:t xml:space="preserve"> para la Optimización Energética Industrial</w:t>
-      </w:r>
-    </w:p>
-    <w:p>
-      <w:pPr>
-        <w:spacing w:after="240"/>
-        <w:jc w:val="both"/>
-        <w:rPr>
-          <w:rFonts w:ascii="Times New Roman" w:hAnsi="Times New Roman" w:cs="Times New Roman"/>
-          <w:lang w:val="es-ES"/>
-        </w:rPr>
-      </w:pPr>
-      <w:r>
-        <w:rPr>
-          <w:rFonts w:ascii="Times New Roman" w:hAnsi="Times New Roman" w:cs="Times New Roman"/>
-          <w:lang w:val="es-ES"/>
-        </w:rPr>
-        <w:t xml:space="preserve">El Deep </w:t>
-      </w:r>
-      <w:proofErr w:type="spellStart"/>
-      <w:r>
-        <w:rPr>
-          <w:rFonts w:ascii="Times New Roman" w:hAnsi="Times New Roman" w:cs="Times New Roman"/>
-          <w:lang w:val="es-ES"/>
-        </w:rPr>
-        <w:t>Learning</w:t>
-      </w:r>
-      <w:proofErr w:type="spellEnd"/>
-      <w:r>
-        <w:rPr>
-          <w:rFonts w:ascii="Times New Roman" w:hAnsi="Times New Roman" w:cs="Times New Roman"/>
-          <w:lang w:val="es-ES"/>
-        </w:rPr>
-        <w:t xml:space="preserve"> es una rama avanzada del Machine </w:t>
-      </w:r>
-      <w:proofErr w:type="spellStart"/>
-      <w:r>
-        <w:rPr>
-          <w:rFonts w:ascii="Times New Roman" w:hAnsi="Times New Roman" w:cs="Times New Roman"/>
-          <w:lang w:val="es-ES"/>
-        </w:rPr>
-        <w:t>Learning</w:t>
-      </w:r>
-      <w:proofErr w:type="spellEnd"/>
-      <w:r>
-        <w:rPr>
-          <w:rFonts w:ascii="Times New Roman" w:hAnsi="Times New Roman" w:cs="Times New Roman"/>
-          <w:lang w:val="es-ES"/>
-        </w:rPr>
-        <w:t xml:space="preserve"> basada en redes neuronales profundas capaces de procesar grandes volúmenes de datos y descubrir patrones complejos de comportamiento. Su aplicación en sistemas energéticos permite realizar predicciones precisas sobre demanda eléctrica, consumo energético y comportamiento de equipos industriales.</w:t>
-      </w:r>
-    </w:p>
-    <w:p>
-      <w:pPr>
-        <w:spacing w:after="240"/>
-        <w:jc w:val="both"/>
-        <w:rPr>
-          <w:rFonts w:ascii="Times New Roman" w:hAnsi="Times New Roman" w:cs="Times New Roman"/>
-          <w:lang w:val="es-ES"/>
-        </w:rPr>
-      </w:pPr>
-      <w:r>
-        <w:rPr>
-          <w:rFonts w:ascii="Times New Roman" w:hAnsi="Times New Roman" w:cs="Times New Roman"/>
-          <w:lang w:val="es-ES"/>
-        </w:rPr>
-        <w:t xml:space="preserve">Khalil et al. </w:t>
-      </w:r>
-      <w:r>
-        <w:rPr>
-          <w:rFonts w:ascii="Times New Roman" w:hAnsi="Times New Roman" w:cs="Times New Roman"/>
-          <w:lang w:val="es-ES"/>
-        </w:rPr>
-        <w:t>[</w:t>
-      </w:r>
-      <w:r>
-        <w:rPr>
-          <w:rFonts w:ascii="Times New Roman" w:hAnsi="Times New Roman" w:cs="Times New Roman"/>
-          <w:lang w:val="es-ES"/>
-        </w:rPr>
-        <w:t>24</w:t>
-      </w:r>
-      <w:r>
-        <w:rPr>
-          <w:rFonts w:ascii="Times New Roman" w:hAnsi="Times New Roman" w:cs="Times New Roman"/>
-          <w:lang w:val="es-ES"/>
-        </w:rPr>
-        <w:t>]</w:t>
-      </w:r>
-      <w:r>
-        <w:rPr>
-          <w:rFonts w:ascii="Times New Roman" w:hAnsi="Times New Roman" w:cs="Times New Roman"/>
-          <w:lang w:val="es-ES"/>
-        </w:rPr>
-        <w:t xml:space="preserve"> indican que los modelos de Deep </w:t>
-      </w:r>
-      <w:proofErr w:type="spellStart"/>
-      <w:r>
-        <w:rPr>
-          <w:rFonts w:ascii="Times New Roman" w:hAnsi="Times New Roman" w:cs="Times New Roman"/>
-          <w:lang w:val="es-ES"/>
-        </w:rPr>
-        <w:t>Learning</w:t>
-      </w:r>
-      <w:proofErr w:type="spellEnd"/>
-      <w:r>
-        <w:rPr>
-          <w:rFonts w:ascii="Times New Roman" w:hAnsi="Times New Roman" w:cs="Times New Roman"/>
-          <w:lang w:val="es-ES"/>
-        </w:rPr>
-        <w:t xml:space="preserve"> aplicados al Industrial Internet </w:t>
+        <w:t xml:space="preserve"> indican que los modelos de Deep Learning aplicados al Industrial Internet </w:t>
       </w:r>
       <w:proofErr w:type="spellStart"/>
       <w:r>
@@ -8160,31 +7530,7 @@
           <w:iCs/>
           <w:lang w:val="es-ES"/>
         </w:rPr>
-        <w:t xml:space="preserve">¿Cómo influye la implementación de un sistema inteligente basado en Machine </w:t>
-      </w:r>
-      <w:proofErr w:type="spellStart"/>
-      <w:r>
-        <w:rPr>
-          <w:rFonts w:ascii="Times New Roman" w:eastAsia="Times New Roman" w:hAnsi="Times New Roman" w:cs="Times New Roman"/>
-          <w:b/>
-          <w:bCs/>
-          <w:i/>
-          <w:iCs/>
-          <w:lang w:val="es-ES"/>
-        </w:rPr>
-        <w:t>Learning</w:t>
-      </w:r>
-      <w:proofErr w:type="spellEnd"/>
-      <w:r>
-        <w:rPr>
-          <w:rFonts w:ascii="Times New Roman" w:eastAsia="Times New Roman" w:hAnsi="Times New Roman" w:cs="Times New Roman"/>
-          <w:b/>
-          <w:bCs/>
-          <w:i/>
-          <w:iCs/>
-          <w:lang w:val="es-ES"/>
-        </w:rPr>
-        <w:t xml:space="preserve"> en la predicción y optimización del consumo energético en plantas agroindustriales de</w:t>
+        <w:t>¿Cómo influye la implementación de un sistema inteligente basado en Machine Learning en la predicción y optimización del consumo energético en plantas agroindustriales de</w:t>
       </w:r>
       <w:r>
         <w:rPr>
@@ -8276,23 +7622,7 @@
           <w:rFonts w:ascii="Times New Roman" w:eastAsia="Times New Roman" w:hAnsi="Times New Roman" w:cs="Times New Roman"/>
           <w:lang w:val="es-ES"/>
         </w:rPr>
-        <w:t xml:space="preserve">Como justificación económica, la implementación de un sistema inteligente basado en Machine </w:t>
-      </w:r>
-      <w:proofErr w:type="spellStart"/>
-      <w:r>
-        <w:rPr>
-          <w:rFonts w:ascii="Times New Roman" w:eastAsia="Times New Roman" w:hAnsi="Times New Roman" w:cs="Times New Roman"/>
-          <w:lang w:val="es-ES"/>
-        </w:rPr>
-        <w:t>Learning</w:t>
-      </w:r>
-      <w:proofErr w:type="spellEnd"/>
-      <w:r>
-        <w:rPr>
-          <w:rFonts w:ascii="Times New Roman" w:eastAsia="Times New Roman" w:hAnsi="Times New Roman" w:cs="Times New Roman"/>
-          <w:lang w:val="es-ES"/>
-        </w:rPr>
-        <w:t xml:space="preserve"> e </w:t>
+        <w:t xml:space="preserve">Como justificación económica, la implementación de un sistema inteligente basado en Machine Learning e </w:t>
       </w:r>
       <w:proofErr w:type="spellStart"/>
       <w:r>
@@ -8422,21 +7752,7 @@
         <w:rPr>
           <w:rFonts w:ascii="Times New Roman" w:eastAsia="Times New Roman" w:hAnsi="Times New Roman" w:cs="Times New Roman"/>
         </w:rPr>
-        <w:t xml:space="preserve">La implementación de un sistema inteligente basado en Machine </w:t>
-      </w:r>
-      <w:proofErr w:type="spellStart"/>
-      <w:r>
-        <w:rPr>
-          <w:rFonts w:ascii="Times New Roman" w:eastAsia="Times New Roman" w:hAnsi="Times New Roman" w:cs="Times New Roman"/>
-        </w:rPr>
-        <w:t>Learning</w:t>
-      </w:r>
-      <w:proofErr w:type="spellEnd"/>
-      <w:r>
-        <w:rPr>
-          <w:rFonts w:ascii="Times New Roman" w:eastAsia="Times New Roman" w:hAnsi="Times New Roman" w:cs="Times New Roman"/>
-        </w:rPr>
-        <w:t xml:space="preserve"> </w:t>
+        <w:t xml:space="preserve">La implementación de un sistema inteligente basado en Machine Learning </w:t>
       </w:r>
       <w:proofErr w:type="gramStart"/>
       <w:r>
@@ -8548,23 +7864,7 @@
           <w:rFonts w:ascii="Times New Roman" w:eastAsia="Times New Roman" w:hAnsi="Times New Roman" w:cs="Times New Roman"/>
           <w:lang w:val="es-ES"/>
         </w:rPr>
-        <w:t xml:space="preserve">Implementar un Sistema Inteligente Basado en Machine </w:t>
-      </w:r>
-      <w:proofErr w:type="spellStart"/>
-      <w:r>
-        <w:rPr>
-          <w:rFonts w:ascii="Times New Roman" w:eastAsia="Times New Roman" w:hAnsi="Times New Roman" w:cs="Times New Roman"/>
-          <w:lang w:val="es-ES"/>
-        </w:rPr>
-        <w:t>Learning</w:t>
-      </w:r>
-      <w:proofErr w:type="spellEnd"/>
-      <w:r>
-        <w:rPr>
-          <w:rFonts w:ascii="Times New Roman" w:eastAsia="Times New Roman" w:hAnsi="Times New Roman" w:cs="Times New Roman"/>
-          <w:lang w:val="es-ES"/>
-        </w:rPr>
-        <w:t xml:space="preserve"> para la Predicción y Optimización del Consumo Energético en Plantas Agroindustriales de Lambayeque.</w:t>
+        <w:t>Implementar un Sistema Inteligente Basado en Machine Learning para la Predicción y Optimización del Consumo Energético en Plantas Agroindustriales de Lambayeque.</w:t>
       </w:r>
     </w:p>
     <w:p>
@@ -8718,23 +8018,7 @@
           <w:rFonts w:ascii="Times New Roman" w:hAnsi="Times New Roman" w:cs="Times New Roman"/>
           <w:lang w:val="es-ES"/>
         </w:rPr>
-        <w:t xml:space="preserve"> Seleccionar modelos de Machine </w:t>
-      </w:r>
-      <w:proofErr w:type="spellStart"/>
-      <w:r>
-        <w:rPr>
-          <w:rFonts w:ascii="Times New Roman" w:hAnsi="Times New Roman" w:cs="Times New Roman"/>
-          <w:lang w:val="es-ES"/>
-        </w:rPr>
-        <w:t>Learning</w:t>
-      </w:r>
-      <w:proofErr w:type="spellEnd"/>
-      <w:r>
-        <w:rPr>
-          <w:rFonts w:ascii="Times New Roman" w:hAnsi="Times New Roman" w:cs="Times New Roman"/>
-          <w:lang w:val="es-ES"/>
-        </w:rPr>
-        <w:t xml:space="preserve"> para la predicción del consumo energético en plantas agroindustriales de Lambayeque.</w:t>
+        <w:t xml:space="preserve"> Seleccionar modelos de Machine Learning para la predicción del consumo energético en plantas agroindustriales de Lambayeque.</w:t>
       </w:r>
     </w:p>
     <w:p>
@@ -8760,23 +8044,7 @@
           <w:rFonts w:ascii="Times New Roman" w:hAnsi="Times New Roman" w:cs="Times New Roman"/>
           <w:lang w:val="es-ES"/>
         </w:rPr>
-        <w:t xml:space="preserve"> Aplicar Machine </w:t>
-      </w:r>
-      <w:proofErr w:type="spellStart"/>
-      <w:r>
-        <w:rPr>
-          <w:rFonts w:ascii="Times New Roman" w:hAnsi="Times New Roman" w:cs="Times New Roman"/>
-          <w:lang w:val="es-ES"/>
-        </w:rPr>
-        <w:t>Learning</w:t>
-      </w:r>
-      <w:proofErr w:type="spellEnd"/>
-      <w:r>
-        <w:rPr>
-          <w:rFonts w:ascii="Times New Roman" w:hAnsi="Times New Roman" w:cs="Times New Roman"/>
-          <w:lang w:val="es-ES"/>
-        </w:rPr>
-        <w:t xml:space="preserve"> para la optimización del consumo energético en plantas agroindustriales de Lambayeque.</w:t>
+        <w:t xml:space="preserve"> Aplicar Machine Learning para la optimización del consumo energético en plantas agroindustriales de Lambayeque.</w:t>
       </w:r>
     </w:p>
     <w:p>
@@ -8887,23 +8155,7 @@
           <w:rFonts w:ascii="Times New Roman" w:hAnsi="Times New Roman" w:cs="Times New Roman"/>
           <w:lang w:val="es-ES"/>
         </w:rPr>
-        <w:t xml:space="preserve">La presente investigación adopta un enfoque cuantitativo, debido a que el desempeño del sistema inteligente será evaluado mediante datos numéricos asociados al consumo energético y al rendimiento de los modelos de Machine </w:t>
-      </w:r>
-      <w:proofErr w:type="spellStart"/>
-      <w:r>
-        <w:rPr>
-          <w:rFonts w:ascii="Times New Roman" w:hAnsi="Times New Roman" w:cs="Times New Roman"/>
-          <w:lang w:val="es-ES"/>
-        </w:rPr>
-        <w:t>Learning</w:t>
-      </w:r>
-      <w:proofErr w:type="spellEnd"/>
-      <w:r>
-        <w:rPr>
-          <w:rFonts w:ascii="Times New Roman" w:hAnsi="Times New Roman" w:cs="Times New Roman"/>
-          <w:lang w:val="es-ES"/>
-        </w:rPr>
-        <w:t>. Se analizarán variables medibles como corriente, voltaje, potencia eléctrica, consumo energético, error de predicción, tiempo de procesamiento, coeficiente de determinación y porcentaje de mejora del consumo. Este enfoque permite contrastar la hipótesis mediante indicadores objetivos, métricas computacionales y resultados cuantificables obtenidos durante la implementación y validación del sistema.</w:t>
+        <w:t>La presente investigación adopta un enfoque cuantitativo, debido a que el desempeño del sistema inteligente será evaluado mediante datos numéricos asociados al consumo energético y al rendimiento de los modelos de Machine Learning. Se analizarán variables medibles como corriente, voltaje, potencia eléctrica, consumo energético, error de predicción, tiempo de procesamiento, coeficiente de determinación y porcentaje de mejora del consumo. Este enfoque permite contrastar la hipótesis mediante indicadores objetivos, métricas computacionales y resultados cuantificables obtenidos durante la implementación y validación del sistema.</w:t>
       </w:r>
     </w:p>
     <w:p>
@@ -8936,23 +8188,7 @@
           <w:rFonts w:ascii="Times New Roman" w:hAnsi="Times New Roman" w:cs="Times New Roman"/>
           <w:lang w:val="es-ES"/>
         </w:rPr>
-        <w:t xml:space="preserve"> y Machine </w:t>
-      </w:r>
-      <w:proofErr w:type="spellStart"/>
-      <w:r>
-        <w:rPr>
-          <w:rFonts w:ascii="Times New Roman" w:hAnsi="Times New Roman" w:cs="Times New Roman"/>
-          <w:lang w:val="es-ES"/>
-        </w:rPr>
-        <w:t>Learning</w:t>
-      </w:r>
-      <w:proofErr w:type="spellEnd"/>
-      <w:r>
-        <w:rPr>
-          <w:rFonts w:ascii="Times New Roman" w:hAnsi="Times New Roman" w:cs="Times New Roman"/>
-          <w:lang w:val="es-ES"/>
-        </w:rPr>
-        <w:t xml:space="preserve">. Fernández-Vigo et al. </w:t>
+        <w:t xml:space="preserve"> y Machine Learning. Fernández-Vigo et al. </w:t>
       </w:r>
       <w:r>
         <w:rPr>
@@ -9070,23 +8306,7 @@
           <w:rFonts w:ascii="Times New Roman" w:hAnsi="Times New Roman" w:cs="Times New Roman"/>
           <w:lang w:val="es-ES"/>
         </w:rPr>
-        <w:t xml:space="preserve">De acuerdo con la manipulación de variables, el diseño será experimental de tipo preexperimental y computacional, porque se introducirá la variable independiente, correspondiente al sistema inteligente basado en Machine </w:t>
-      </w:r>
-      <w:proofErr w:type="spellStart"/>
-      <w:r>
-        <w:rPr>
-          <w:rFonts w:ascii="Times New Roman" w:hAnsi="Times New Roman" w:cs="Times New Roman"/>
-          <w:lang w:val="es-ES"/>
-        </w:rPr>
-        <w:t>Learning</w:t>
-      </w:r>
-      <w:proofErr w:type="spellEnd"/>
-      <w:r>
-        <w:rPr>
-          <w:rFonts w:ascii="Times New Roman" w:hAnsi="Times New Roman" w:cs="Times New Roman"/>
-          <w:lang w:val="es-ES"/>
-        </w:rPr>
-        <w:t xml:space="preserve">, y se evaluará su efecto sobre la variable dependiente, vinculada con la predicción y optimización del consumo energético. Se considera preexperimental </w:t>
+        <w:t xml:space="preserve">De acuerdo con la manipulación de variables, el diseño será experimental de tipo preexperimental y computacional, porque se introducirá la variable independiente, correspondiente al sistema inteligente basado en Machine Learning, y se evaluará su efecto sobre la variable dependiente, vinculada con la predicción y optimización del consumo energético. Se considera preexperimental </w:t>
       </w:r>
       <w:r>
         <w:rPr>
@@ -9310,23 +8530,7 @@
           <w:rFonts w:ascii="Times New Roman" w:hAnsi="Times New Roman" w:cs="Times New Roman"/>
           <w:lang w:val="es-ES"/>
         </w:rPr>
-        <w:t xml:space="preserve">La operacionalización de variables permite transformar los conceptos centrales de la investigación en dimensiones, indicadores e instrumentos medibles. En el presente estudio, este proceso permite vincular la variable independiente, correspondiente al sistema inteligente basado en Machine </w:t>
-      </w:r>
-      <w:proofErr w:type="spellStart"/>
-      <w:r>
-        <w:rPr>
-          <w:rFonts w:ascii="Times New Roman" w:hAnsi="Times New Roman" w:cs="Times New Roman"/>
-          <w:lang w:val="es-ES"/>
-        </w:rPr>
-        <w:t>Learning</w:t>
-      </w:r>
-      <w:proofErr w:type="spellEnd"/>
-      <w:r>
-        <w:rPr>
-          <w:rFonts w:ascii="Times New Roman" w:hAnsi="Times New Roman" w:cs="Times New Roman"/>
-          <w:lang w:val="es-ES"/>
-        </w:rPr>
-        <w:t>, con la variable dependiente, relacionada con la predicción y optimización del consumo energético en plantas agroindustriales de Lambayeque. De esta manera, las variables serán evaluadas mediante indicadores cuantitativos que permitirán comprobar el cumplimiento de los objetivos y contrastar la hipótesis planteada.</w:t>
+        <w:t>La operacionalización de variables permite transformar los conceptos centrales de la investigación en dimensiones, indicadores e instrumentos medibles. En el presente estudio, este proceso permite vincular la variable independiente, correspondiente al sistema inteligente basado en Machine Learning, con la variable dependiente, relacionada con la predicción y optimización del consumo energético en plantas agroindustriales de Lambayeque. De esta manera, las variables serán evaluadas mediante indicadores cuantitativos que permitirán comprobar el cumplimiento de los objetivos y contrastar la hipótesis planteada.</w:t>
       </w:r>
     </w:p>
     <w:p>
@@ -9689,17 +8893,8 @@
                 <w:rFonts w:ascii="Times New Roman" w:hAnsi="Times New Roman" w:cs="Times New Roman"/>
                 <w:lang w:val="es-ES"/>
               </w:rPr>
-              <w:t xml:space="preserve">Sistema inteligente basado en Machine </w:t>
-            </w:r>
-            <w:proofErr w:type="spellStart"/>
-            <w:r>
-              <w:rPr>
-                <w:rFonts w:ascii="Times New Roman" w:hAnsi="Times New Roman" w:cs="Times New Roman"/>
-                <w:lang w:val="es-ES"/>
-              </w:rPr>
-              <w:t>Learning</w:t>
-            </w:r>
-            <w:proofErr w:type="spellEnd"/>
+              <w:t>Sistema inteligente basado en Machine Learning</w:t>
+            </w:r>
           </w:p>
         </w:tc>
         <w:tc>
@@ -9742,23 +8937,7 @@
                 <w:rFonts w:ascii="Times New Roman" w:hAnsi="Times New Roman" w:cs="Times New Roman"/>
                 <w:lang w:val="es-ES"/>
               </w:rPr>
-              <w:t xml:space="preserve">Se medirá mediante la implementación y funcionamiento del sistema inteligente, considerando la captura de datos energéticos, el procesamiento de información, el entrenamiento de modelos de Machine </w:t>
-            </w:r>
-            <w:proofErr w:type="spellStart"/>
-            <w:r>
-              <w:rPr>
-                <w:rFonts w:ascii="Times New Roman" w:hAnsi="Times New Roman" w:cs="Times New Roman"/>
-                <w:lang w:val="es-ES"/>
-              </w:rPr>
-              <w:t>Learning</w:t>
-            </w:r>
-            <w:proofErr w:type="spellEnd"/>
-            <w:r>
-              <w:rPr>
-                <w:rFonts w:ascii="Times New Roman" w:hAnsi="Times New Roman" w:cs="Times New Roman"/>
-                <w:lang w:val="es-ES"/>
-              </w:rPr>
-              <w:t xml:space="preserve"> y la generación de predicciones sobre el consumo energético.</w:t>
+              <w:t>Se medirá mediante la implementación y funcionamiento del sistema inteligente, considerando la captura de datos energéticos, el procesamiento de información, el entrenamiento de modelos de Machine Learning y la generación de predicciones sobre el consumo energético.</w:t>
             </w:r>
           </w:p>
         </w:tc>
@@ -10546,17 +9725,8 @@
                 <w:rFonts w:ascii="Times New Roman" w:hAnsi="Times New Roman" w:cs="Times New Roman"/>
                 <w:lang w:val="es-ES"/>
               </w:rPr>
-              <w:t xml:space="preserve">3. Modelo de Machine </w:t>
-            </w:r>
-            <w:proofErr w:type="spellStart"/>
-            <w:r>
-              <w:rPr>
-                <w:rFonts w:ascii="Times New Roman" w:hAnsi="Times New Roman" w:cs="Times New Roman"/>
-                <w:lang w:val="es-ES"/>
-              </w:rPr>
-              <w:t>Learning</w:t>
-            </w:r>
-            <w:proofErr w:type="spellEnd"/>
+              <w:t>3. Modelo de Machine Learning</w:t>
+            </w:r>
           </w:p>
         </w:tc>
         <w:tc>
@@ -13341,23 +12511,7 @@
           <w:rFonts w:ascii="Times New Roman" w:hAnsi="Times New Roman" w:cs="Times New Roman"/>
           <w:lang w:val="es-ES"/>
         </w:rPr>
-        <w:t xml:space="preserve"> experimental, entrenar los modelos de Machine </w:t>
-      </w:r>
-      <w:proofErr w:type="spellStart"/>
-      <w:r>
-        <w:rPr>
-          <w:rFonts w:ascii="Times New Roman" w:hAnsi="Times New Roman" w:cs="Times New Roman"/>
-          <w:lang w:val="es-ES"/>
-        </w:rPr>
-        <w:t>Learning</w:t>
-      </w:r>
-      <w:proofErr w:type="spellEnd"/>
-      <w:r>
-        <w:rPr>
-          <w:rFonts w:ascii="Times New Roman" w:hAnsi="Times New Roman" w:cs="Times New Roman"/>
-          <w:lang w:val="es-ES"/>
-        </w:rPr>
-        <w:t xml:space="preserve"> y evaluar la capacidad del sistema inteligente para predecir y optimizar el consumo energético.</w:t>
+        <w:t xml:space="preserve"> experimental, entrenar los modelos de Machine Learning y evaluar la capacidad del sistema inteligente para predecir y optimizar el consumo energético.</w:t>
       </w:r>
     </w:p>
     <w:p>
@@ -13456,23 +12610,7 @@
           <w:rFonts w:ascii="Times New Roman" w:hAnsi="Times New Roman" w:cs="Times New Roman"/>
           <w:lang w:val="es-ES"/>
         </w:rPr>
-        <w:t xml:space="preserve">El tipo de muestreo será no probabilístico por conveniencia, debido a que los registros energéticos serán seleccionados según su disponibilidad, acceso autorizado, estructura, calidad y utilidad para el desarrollo del sistema inteligente. Esta estrategia resulta pertinente para una investigación aplicada y experimental, ya que el objetivo principal es evaluar el desempeño del sistema basado en Machine </w:t>
-      </w:r>
-      <w:proofErr w:type="spellStart"/>
-      <w:r>
-        <w:rPr>
-          <w:rFonts w:ascii="Times New Roman" w:hAnsi="Times New Roman" w:cs="Times New Roman"/>
-          <w:lang w:val="es-ES"/>
-        </w:rPr>
-        <w:t>Learning</w:t>
-      </w:r>
-      <w:proofErr w:type="spellEnd"/>
-      <w:r>
-        <w:rPr>
-          <w:rFonts w:ascii="Times New Roman" w:hAnsi="Times New Roman" w:cs="Times New Roman"/>
-          <w:lang w:val="es-ES"/>
-        </w:rPr>
-        <w:t xml:space="preserve"> a partir de datos reales o técnicamente representativos del contexto agroindustrial.</w:t>
+        <w:t>El tipo de muestreo será no probabilístico por conveniencia, debido a que los registros energéticos serán seleccionados según su disponibilidad, acceso autorizado, estructura, calidad y utilidad para el desarrollo del sistema inteligente. Esta estrategia resulta pertinente para una investigación aplicada y experimental, ya que el objetivo principal es evaluar el desempeño del sistema basado en Machine Learning a partir de datos reales o técnicamente representativos del contexto agroindustrial.</w:t>
       </w:r>
     </w:p>
     <w:p>
@@ -13665,23 +12803,7 @@
           <w:rFonts w:ascii="Times New Roman" w:hAnsi="Times New Roman" w:cs="Times New Roman"/>
           <w:lang w:val="es-ES"/>
         </w:rPr>
-        <w:t xml:space="preserve">Datos con suficiente completitud para entrenamiento, prueba y evaluación de modelos de Machine </w:t>
-      </w:r>
-      <w:proofErr w:type="spellStart"/>
-      <w:r>
-        <w:rPr>
-          <w:rFonts w:ascii="Times New Roman" w:hAnsi="Times New Roman" w:cs="Times New Roman"/>
-          <w:lang w:val="es-ES"/>
-        </w:rPr>
-        <w:t>Learning</w:t>
-      </w:r>
-      <w:proofErr w:type="spellEnd"/>
-      <w:r>
-        <w:rPr>
-          <w:rFonts w:ascii="Times New Roman" w:hAnsi="Times New Roman" w:cs="Times New Roman"/>
-          <w:lang w:val="es-ES"/>
-        </w:rPr>
-        <w:t>.</w:t>
+        <w:t>Datos con suficiente completitud para entrenamiento, prueba y evaluación de modelos de Machine Learning.</w:t>
       </w:r>
     </w:p>
     <w:p>
@@ -13963,23 +13085,7 @@
           <w:rFonts w:ascii="Times New Roman" w:hAnsi="Times New Roman" w:cs="Times New Roman"/>
           <w:lang w:val="es-ES"/>
         </w:rPr>
-        <w:t xml:space="preserve">La recolección de datos se realizará mediante técnicas cuantitativas orientadas a obtener información medible sobre el consumo energético en plantas agroindustriales de Lambayeque. Debido a que el estudio tiene enfoque experimental, las técnicas e instrumentos seleccionados permitirán registrar variables eléctricas, procesar datos energéticos y evaluar el desempeño del sistema inteligente basado en Machine </w:t>
-      </w:r>
-      <w:proofErr w:type="spellStart"/>
-      <w:r>
-        <w:rPr>
-          <w:rFonts w:ascii="Times New Roman" w:hAnsi="Times New Roman" w:cs="Times New Roman"/>
-          <w:lang w:val="es-ES"/>
-        </w:rPr>
-        <w:t>Learning</w:t>
-      </w:r>
-      <w:proofErr w:type="spellEnd"/>
-      <w:r>
-        <w:rPr>
-          <w:rFonts w:ascii="Times New Roman" w:hAnsi="Times New Roman" w:cs="Times New Roman"/>
-          <w:lang w:val="es-ES"/>
-        </w:rPr>
-        <w:t>.</w:t>
+        <w:t>La recolección de datos se realizará mediante técnicas cuantitativas orientadas a obtener información medible sobre el consumo energético en plantas agroindustriales de Lambayeque. Debido a que el estudio tiene enfoque experimental, las técnicas e instrumentos seleccionados permitirán registrar variables eléctricas, procesar datos energéticos y evaluar el desempeño del sistema inteligente basado en Machine Learning.</w:t>
       </w:r>
     </w:p>
     <w:p>
@@ -14075,23 +13181,7 @@
           <w:rFonts w:ascii="Times New Roman" w:hAnsi="Times New Roman" w:cs="Times New Roman"/>
           <w:lang w:val="es-ES"/>
         </w:rPr>
-        <w:t xml:space="preserve">De forma complementaria, se aplicará la experimentación computacional. Los datos recolectados serán utilizados para entrenar, probar y validar modelos de Machine </w:t>
-      </w:r>
-      <w:proofErr w:type="spellStart"/>
-      <w:r>
-        <w:rPr>
-          <w:rFonts w:ascii="Times New Roman" w:hAnsi="Times New Roman" w:cs="Times New Roman"/>
-          <w:lang w:val="es-ES"/>
-        </w:rPr>
-        <w:t>Learning</w:t>
-      </w:r>
-      <w:proofErr w:type="spellEnd"/>
-      <w:r>
-        <w:rPr>
-          <w:rFonts w:ascii="Times New Roman" w:hAnsi="Times New Roman" w:cs="Times New Roman"/>
-          <w:lang w:val="es-ES"/>
-        </w:rPr>
-        <w:t>. Esta técnica permitirá comparar el desempeño de los modelos mediante métricas cuantitativas como error absoluto medio, raíz del error cuadrático medio, coeficiente de determinación, tiempo de procesamiento y mejora del consumo energético.</w:t>
+        <w:t>De forma complementaria, se aplicará la experimentación computacional. Los datos recolectados serán utilizados para entrenar, probar y validar modelos de Machine Learning. Esta técnica permitirá comparar el desempeño de los modelos mediante métricas cuantitativas como error absoluto medio, raíz del error cuadrático medio, coeficiente de determinación, tiempo de procesamiento y mejora del consumo energético.</w:t>
       </w:r>
     </w:p>
     <w:p>
@@ -14399,23 +13489,7 @@
           <w:rFonts w:ascii="Times New Roman" w:hAnsi="Times New Roman" w:cs="Times New Roman"/>
           <w:lang w:val="es-ES"/>
         </w:rPr>
-        <w:t xml:space="preserve">El análisis de datos se desarrollará de manera ordenada, cuantitativa y reproducible. Los datos energéticos recopilados por sí solos no permiten responder directamente al problema de investigación; por ello, será necesario depurarlos, organizarlos, procesarlos e interpretarlos mediante técnicas estadísticas y modelos de Machine </w:t>
-      </w:r>
-      <w:proofErr w:type="spellStart"/>
-      <w:r>
-        <w:rPr>
-          <w:rFonts w:ascii="Times New Roman" w:hAnsi="Times New Roman" w:cs="Times New Roman"/>
-          <w:lang w:val="es-ES"/>
-        </w:rPr>
-        <w:t>Learning</w:t>
-      </w:r>
-      <w:proofErr w:type="spellEnd"/>
-      <w:r>
-        <w:rPr>
-          <w:rFonts w:ascii="Times New Roman" w:hAnsi="Times New Roman" w:cs="Times New Roman"/>
-          <w:lang w:val="es-ES"/>
-        </w:rPr>
-        <w:t>.</w:t>
+        <w:t>El análisis de datos se desarrollará de manera ordenada, cuantitativa y reproducible. Los datos energéticos recopilados por sí solos no permiten responder directamente al problema de investigación; por ello, será necesario depurarlos, organizarlos, procesarlos e interpretarlos mediante técnicas estadísticas y modelos de Machine Learning.</w:t>
       </w:r>
     </w:p>
     <w:p>
@@ -14499,23 +13573,7 @@
           <w:rFonts w:ascii="Times New Roman" w:hAnsi="Times New Roman" w:cs="Times New Roman"/>
           <w:lang w:val="es-ES"/>
         </w:rPr>
-        <w:t xml:space="preserve">En cuarto lugar, se entrenarán y evaluarán modelos de Machine </w:t>
-      </w:r>
-      <w:proofErr w:type="spellStart"/>
-      <w:r>
-        <w:rPr>
-          <w:rFonts w:ascii="Times New Roman" w:hAnsi="Times New Roman" w:cs="Times New Roman"/>
-          <w:lang w:val="es-ES"/>
-        </w:rPr>
-        <w:t>Learning</w:t>
-      </w:r>
-      <w:proofErr w:type="spellEnd"/>
-      <w:r>
-        <w:rPr>
-          <w:rFonts w:ascii="Times New Roman" w:hAnsi="Times New Roman" w:cs="Times New Roman"/>
-          <w:lang w:val="es-ES"/>
-        </w:rPr>
-        <w:t xml:space="preserve"> orientados a la predicción del consumo energético. Según la disponibilidad de datos, se podrán comparar algoritmos como Random Forest, </w:t>
+        <w:t xml:space="preserve">En cuarto lugar, se entrenarán y evaluarán modelos de Machine Learning orientados a la predicción del consumo energético. Según la disponibilidad de datos, se podrán comparar algoritmos como Random Forest, </w:t>
       </w:r>
       <w:proofErr w:type="spellStart"/>
       <w:r>
@@ -14987,55 +14045,7 @@
           <w:rFonts w:ascii="Times New Roman" w:hAnsi="Times New Roman" w:cs="Times New Roman"/>
           <w:lang w:val="es-ES"/>
         </w:rPr>
-        <w:t xml:space="preserve">El proyecto de investigación será ejecutado por el equipo investigador conformado por Mori Cumpen </w:t>
-      </w:r>
-      <w:proofErr w:type="spellStart"/>
-      <w:r>
-        <w:rPr>
-          <w:rFonts w:ascii="Times New Roman" w:hAnsi="Times New Roman" w:cs="Times New Roman"/>
-          <w:lang w:val="es-ES"/>
-        </w:rPr>
-        <w:t>Maria</w:t>
-      </w:r>
-      <w:proofErr w:type="spellEnd"/>
-      <w:r>
-        <w:rPr>
-          <w:rFonts w:ascii="Times New Roman" w:hAnsi="Times New Roman" w:cs="Times New Roman"/>
-          <w:lang w:val="es-ES"/>
-        </w:rPr>
-        <w:t xml:space="preserve"> Fernanda, Piñin </w:t>
-      </w:r>
-      <w:proofErr w:type="spellStart"/>
-      <w:r>
-        <w:rPr>
-          <w:rFonts w:ascii="Times New Roman" w:hAnsi="Times New Roman" w:cs="Times New Roman"/>
-          <w:lang w:val="es-ES"/>
-        </w:rPr>
-        <w:t>Fernandez</w:t>
-      </w:r>
-      <w:proofErr w:type="spellEnd"/>
-      <w:r>
-        <w:rPr>
-          <w:rFonts w:ascii="Times New Roman" w:hAnsi="Times New Roman" w:cs="Times New Roman"/>
-          <w:lang w:val="es-ES"/>
-        </w:rPr>
-        <w:t xml:space="preserve"> Adelith Mabel, </w:t>
-      </w:r>
-      <w:proofErr w:type="spellStart"/>
-      <w:r>
-        <w:rPr>
-          <w:rFonts w:ascii="Times New Roman" w:hAnsi="Times New Roman" w:cs="Times New Roman"/>
-          <w:lang w:val="es-ES"/>
-        </w:rPr>
-        <w:t>Rodriguez</w:t>
-      </w:r>
-      <w:proofErr w:type="spellEnd"/>
-      <w:r>
-        <w:rPr>
-          <w:rFonts w:ascii="Times New Roman" w:hAnsi="Times New Roman" w:cs="Times New Roman"/>
-          <w:lang w:val="es-ES"/>
-        </w:rPr>
-        <w:t xml:space="preserve"> Samaniego Gabriela Nayely y Temoche Cumpa Mario Ismael, bajo la orientación académica del Dr. Atalaya Urrutia Carlos William. La participación del equipo iniciará a partir de la aprobación formal del proyecto de investigación por parte de la Escuela Profesional de Ingeniería de Sistemas.</w:t>
+        <w:t>El proyecto de investigación será ejecutado por el equipo investigador conformado por Mori Cumpen Maria Fernanda, Piñin Fernandez Adelith Mabel, Rodriguez Samaniego Gabriela Nayely y Temoche Cumpa Mario Ismael, bajo la orientación académica del Dr. Atalaya Urrutia Carlos William. La participación del equipo iniciará a partir de la aprobación formal del proyecto de investigación por parte de la Escuela Profesional de Ingeniería de Sistemas.</w:t>
       </w:r>
     </w:p>
     <w:p>
@@ -15052,23 +14062,7 @@
           <w:rFonts w:ascii="Times New Roman" w:hAnsi="Times New Roman" w:cs="Times New Roman"/>
           <w:lang w:val="es-ES"/>
         </w:rPr>
-        <w:t xml:space="preserve">Los investigadores serán responsables de planificar, organizar y ejecutar las actividades necesarias para el desarrollo del estudio. Entre sus funciones se consideran la revisión de literatura científica, identificación del problema, definición de variables energéticas, selección de técnicas e instrumentos, coordinación para la recolección de datos, procesamiento de información, desarrollo del sistema inteligente basado en Machine </w:t>
-      </w:r>
-      <w:proofErr w:type="spellStart"/>
-      <w:r>
-        <w:rPr>
-          <w:rFonts w:ascii="Times New Roman" w:hAnsi="Times New Roman" w:cs="Times New Roman"/>
-          <w:lang w:val="es-ES"/>
-        </w:rPr>
-        <w:t>Learning</w:t>
-      </w:r>
-      <w:proofErr w:type="spellEnd"/>
-      <w:r>
-        <w:rPr>
-          <w:rFonts w:ascii="Times New Roman" w:hAnsi="Times New Roman" w:cs="Times New Roman"/>
-          <w:lang w:val="es-ES"/>
-        </w:rPr>
-        <w:t xml:space="preserve"> y análisis de resultados.</w:t>
+        <w:t>Los investigadores serán responsables de planificar, organizar y ejecutar las actividades necesarias para el desarrollo del estudio. Entre sus funciones se consideran la revisión de literatura científica, identificación del problema, definición de variables energéticas, selección de técnicas e instrumentos, coordinación para la recolección de datos, procesamiento de información, desarrollo del sistema inteligente basado en Machine Learning y análisis de resultados.</w:t>
       </w:r>
     </w:p>
     <w:p>
@@ -15085,23 +14079,7 @@
           <w:rFonts w:ascii="Times New Roman" w:hAnsi="Times New Roman" w:cs="Times New Roman"/>
           <w:lang w:val="es-ES"/>
         </w:rPr>
-        <w:t xml:space="preserve">Mori Cumpen </w:t>
-      </w:r>
-      <w:proofErr w:type="spellStart"/>
-      <w:r>
-        <w:rPr>
-          <w:rFonts w:ascii="Times New Roman" w:hAnsi="Times New Roman" w:cs="Times New Roman"/>
-          <w:lang w:val="es-ES"/>
-        </w:rPr>
-        <w:t>Maria</w:t>
-      </w:r>
-      <w:proofErr w:type="spellEnd"/>
-      <w:r>
-        <w:rPr>
-          <w:rFonts w:ascii="Times New Roman" w:hAnsi="Times New Roman" w:cs="Times New Roman"/>
-          <w:lang w:val="es-ES"/>
-        </w:rPr>
-        <w:t xml:space="preserve"> Fernanda participará en la organización metodológica del proyecto, revisión documental, estructuración de información académica y apoyo en la redacción de los apartados del informe de investigación. Asimismo, colaborará en la revisión de criterios éticos, instrumentos y coherencia entre objetivos, hipótesis y metodología.</w:t>
+        <w:t>Mori Cumpen Maria Fernanda participará en la organización metodológica del proyecto, revisión documental, estructuración de información académica y apoyo en la redacción de los apartados del informe de investigación. Asimismo, colaborará en la revisión de criterios éticos, instrumentos y coherencia entre objetivos, hipótesis y metodología.</w:t>
       </w:r>
     </w:p>
     <w:p>
@@ -15113,13 +14091,20 @@
           <w:lang w:val="es-ES"/>
         </w:rPr>
       </w:pPr>
+      <w:r>
+        <w:rPr>
+          <w:rFonts w:ascii="Times New Roman" w:hAnsi="Times New Roman" w:cs="Times New Roman"/>
+          <w:lang w:val="es-ES"/>
+        </w:rPr>
+        <w:t xml:space="preserve">Piñin Fernandez Adelith Mabel participará en la búsqueda, selección y análisis de fuentes científicas relacionadas con eficiencia energética, </w:t>
+      </w:r>
       <w:proofErr w:type="spellStart"/>
       <w:r>
         <w:rPr>
           <w:rFonts w:ascii="Times New Roman" w:hAnsi="Times New Roman" w:cs="Times New Roman"/>
           <w:lang w:val="es-ES"/>
         </w:rPr>
-        <w:t>Piñin</w:t>
+        <w:t>IoT</w:t>
       </w:r>
       <w:proofErr w:type="spellEnd"/>
       <w:r>
@@ -15127,55 +14112,7 @@
           <w:rFonts w:ascii="Times New Roman" w:hAnsi="Times New Roman" w:cs="Times New Roman"/>
           <w:lang w:val="es-ES"/>
         </w:rPr>
-        <w:t xml:space="preserve"> </w:t>
-      </w:r>
-      <w:proofErr w:type="spellStart"/>
-      <w:r>
-        <w:rPr>
-          <w:rFonts w:ascii="Times New Roman" w:hAnsi="Times New Roman" w:cs="Times New Roman"/>
-          <w:lang w:val="es-ES"/>
-        </w:rPr>
-        <w:t>Fernandez</w:t>
-      </w:r>
-      <w:proofErr w:type="spellEnd"/>
-      <w:r>
-        <w:rPr>
-          <w:rFonts w:ascii="Times New Roman" w:hAnsi="Times New Roman" w:cs="Times New Roman"/>
-          <w:lang w:val="es-ES"/>
-        </w:rPr>
-        <w:t xml:space="preserve"> Adelith Mabel participará en la búsqueda, selección y análisis de fuentes científicas relacionadas con eficiencia energética, </w:t>
-      </w:r>
-      <w:proofErr w:type="spellStart"/>
-      <w:r>
-        <w:rPr>
-          <w:rFonts w:ascii="Times New Roman" w:hAnsi="Times New Roman" w:cs="Times New Roman"/>
-          <w:lang w:val="es-ES"/>
-        </w:rPr>
-        <w:t>IoT</w:t>
-      </w:r>
-      <w:proofErr w:type="spellEnd"/>
-      <w:r>
-        <w:rPr>
-          <w:rFonts w:ascii="Times New Roman" w:hAnsi="Times New Roman" w:cs="Times New Roman"/>
-          <w:lang w:val="es-ES"/>
-        </w:rPr>
-        <w:t xml:space="preserve">, Machine </w:t>
-      </w:r>
-      <w:proofErr w:type="spellStart"/>
-      <w:r>
-        <w:rPr>
-          <w:rFonts w:ascii="Times New Roman" w:hAnsi="Times New Roman" w:cs="Times New Roman"/>
-          <w:lang w:val="es-ES"/>
-        </w:rPr>
-        <w:t>Learning</w:t>
-      </w:r>
-      <w:proofErr w:type="spellEnd"/>
-      <w:r>
-        <w:rPr>
-          <w:rFonts w:ascii="Times New Roman" w:hAnsi="Times New Roman" w:cs="Times New Roman"/>
-          <w:lang w:val="es-ES"/>
-        </w:rPr>
-        <w:t xml:space="preserve"> y sistemas inteligentes aplicados a entornos agroindustriales. Además, apoyará en la organización de referencias, antecedentes y sustento teórico del proyecto.</w:t>
+        <w:t>, Machine Learning y sistemas inteligentes aplicados a entornos agroindustriales. Además, apoyará en la organización de referencias, antecedentes y sustento teórico del proyecto.</w:t>
       </w:r>
     </w:p>
     <w:p>
@@ -15187,21 +14124,12 @@
           <w:lang w:val="es-ES"/>
         </w:rPr>
       </w:pPr>
-      <w:proofErr w:type="spellStart"/>
-      <w:r>
-        <w:rPr>
-          <w:rFonts w:ascii="Times New Roman" w:hAnsi="Times New Roman" w:cs="Times New Roman"/>
-          <w:lang w:val="es-ES"/>
-        </w:rPr>
-        <w:t>Rodriguez</w:t>
-      </w:r>
-      <w:proofErr w:type="spellEnd"/>
-      <w:r>
-        <w:rPr>
-          <w:rFonts w:ascii="Times New Roman" w:hAnsi="Times New Roman" w:cs="Times New Roman"/>
-          <w:lang w:val="es-ES"/>
-        </w:rPr>
-        <w:t xml:space="preserve"> Samaniego Gabriela Nayely participará en la caracterización de la población de estudio, criterios de selección, instrumentos para la recolección de datos y sistematización de información técnica vinculada con consumo energético y procesos agroindustriales.</w:t>
+      <w:r>
+        <w:rPr>
+          <w:rFonts w:ascii="Times New Roman" w:hAnsi="Times New Roman" w:cs="Times New Roman"/>
+          <w:lang w:val="es-ES"/>
+        </w:rPr>
+        <w:t>Rodriguez Samaniego Gabriela Nayely participará en la caracterización de la población de estudio, criterios de selección, instrumentos para la recolección de datos y sistematización de información técnica vinculada con consumo energético y procesos agroindustriales.</w:t>
       </w:r>
     </w:p>
     <w:p>
@@ -15218,23 +14146,7 @@
           <w:rFonts w:ascii="Times New Roman" w:hAnsi="Times New Roman" w:cs="Times New Roman"/>
           <w:lang w:val="es-ES"/>
         </w:rPr>
-        <w:t xml:space="preserve">Temoche Cumpa Mario Ismael participará en las actividades técnicas relacionadas con preparación de registros energéticos, selección de modelos de Machine </w:t>
-      </w:r>
-      <w:proofErr w:type="spellStart"/>
-      <w:r>
-        <w:rPr>
-          <w:rFonts w:ascii="Times New Roman" w:hAnsi="Times New Roman" w:cs="Times New Roman"/>
-          <w:lang w:val="es-ES"/>
-        </w:rPr>
-        <w:t>Learning</w:t>
-      </w:r>
-      <w:proofErr w:type="spellEnd"/>
-      <w:r>
-        <w:rPr>
-          <w:rFonts w:ascii="Times New Roman" w:hAnsi="Times New Roman" w:cs="Times New Roman"/>
-          <w:lang w:val="es-ES"/>
-        </w:rPr>
-        <w:t>, diseño del procedimiento experimental, evaluación del desempeño del sistema inteligente e interpretación de métricas computacionales.</w:t>
+        <w:t>Temoche Cumpa Mario Ismael participará en las actividades técnicas relacionadas con preparación de registros energéticos, selección de modelos de Machine Learning, diseño del procedimiento experimental, evaluación del desempeño del sistema inteligente e interpretación de métricas computacionales.</w:t>
       </w:r>
     </w:p>
     <w:p>
@@ -16462,23 +15374,7 @@
                 <w:rFonts w:ascii="Times New Roman" w:hAnsi="Times New Roman" w:cs="Times New Roman"/>
                 <w:lang w:val="es-ES"/>
               </w:rPr>
-              <w:t xml:space="preserve">- Actividad: Apoyo tecnológico para procesamiento, almacenamiento y pruebas del sistema inteligente basado en Machine </w:t>
-            </w:r>
-            <w:proofErr w:type="spellStart"/>
-            <w:r>
-              <w:rPr>
-                <w:rFonts w:ascii="Times New Roman" w:hAnsi="Times New Roman" w:cs="Times New Roman"/>
-                <w:lang w:val="es-ES"/>
-              </w:rPr>
-              <w:t>Learning</w:t>
-            </w:r>
-            <w:proofErr w:type="spellEnd"/>
-            <w:r>
-              <w:rPr>
-                <w:rFonts w:ascii="Times New Roman" w:hAnsi="Times New Roman" w:cs="Times New Roman"/>
-                <w:lang w:val="es-ES"/>
-              </w:rPr>
-              <w:t>.</w:t>
+              <w:t>- Actividad: Apoyo tecnológico para procesamiento, almacenamiento y pruebas del sistema inteligente basado en Machine Learning.</w:t>
             </w:r>
             <w:r>
               <w:rPr>
@@ -17021,55 +15917,7 @@
           <w:rFonts w:ascii="Times New Roman" w:hAnsi="Times New Roman" w:cs="Times New Roman"/>
           <w:lang w:val="es-ES"/>
         </w:rPr>
-        <w:t xml:space="preserve">El presente proyecto de investigación será autofinanciado por el equipo investigador, conformado por Mori Cumpen </w:t>
-      </w:r>
-      <w:proofErr w:type="spellStart"/>
-      <w:r>
-        <w:rPr>
-          <w:rFonts w:ascii="Times New Roman" w:hAnsi="Times New Roman" w:cs="Times New Roman"/>
-          <w:lang w:val="es-ES"/>
-        </w:rPr>
-        <w:t>Maria</w:t>
-      </w:r>
-      <w:proofErr w:type="spellEnd"/>
-      <w:r>
-        <w:rPr>
-          <w:rFonts w:ascii="Times New Roman" w:hAnsi="Times New Roman" w:cs="Times New Roman"/>
-          <w:lang w:val="es-ES"/>
-        </w:rPr>
-        <w:t xml:space="preserve"> Fernanda, Piñin </w:t>
-      </w:r>
-      <w:proofErr w:type="spellStart"/>
-      <w:r>
-        <w:rPr>
-          <w:rFonts w:ascii="Times New Roman" w:hAnsi="Times New Roman" w:cs="Times New Roman"/>
-          <w:lang w:val="es-ES"/>
-        </w:rPr>
-        <w:t>Fernandez</w:t>
-      </w:r>
-      <w:proofErr w:type="spellEnd"/>
-      <w:r>
-        <w:rPr>
-          <w:rFonts w:ascii="Times New Roman" w:hAnsi="Times New Roman" w:cs="Times New Roman"/>
-          <w:lang w:val="es-ES"/>
-        </w:rPr>
-        <w:t xml:space="preserve"> Adelith Mabel, </w:t>
-      </w:r>
-      <w:proofErr w:type="spellStart"/>
-      <w:r>
-        <w:rPr>
-          <w:rFonts w:ascii="Times New Roman" w:hAnsi="Times New Roman" w:cs="Times New Roman"/>
-          <w:lang w:val="es-ES"/>
-        </w:rPr>
-        <w:t>Rodriguez</w:t>
-      </w:r>
-      <w:proofErr w:type="spellEnd"/>
-      <w:r>
-        <w:rPr>
-          <w:rFonts w:ascii="Times New Roman" w:hAnsi="Times New Roman" w:cs="Times New Roman"/>
-          <w:lang w:val="es-ES"/>
-        </w:rPr>
-        <w:t xml:space="preserve"> Samaniego Gabriela Nayely y Temoche Cumpa Mario Ismael. Los gastos necesarios para la planificación, ejecución y finalización del estudio serán cubiertos con recursos propios de los autores, sin financiamiento directo de una institución patrocinadora externa ni de entidades cooperantes.</w:t>
+        <w:t>El presente proyecto de investigación será autofinanciado por el equipo investigador, conformado por Mori Cumpen Maria Fernanda, Piñin Fernandez Adelith Mabel, Rodriguez Samaniego Gabriela Nayely y Temoche Cumpa Mario Ismael. Los gastos necesarios para la planificación, ejecución y finalización del estudio serán cubiertos con recursos propios de los autores, sin financiamiento directo de una institución patrocinadora externa ni de entidades cooperantes.</w:t>
       </w:r>
     </w:p>
     <w:p>
@@ -17087,23 +15935,7 @@
           <w:lang w:val="es-ES"/>
         </w:rPr>
         <w:lastRenderedPageBreak/>
-        <w:t xml:space="preserve">El monto total estimado para el desarrollo del proyecto asciende a S/ 1637.00, de acuerdo con el detalle presupuestal presentado en el apartado anterior. Este monto incluye bienes, materiales e insumos, viajes, servicios de terceros, gastos de gestión y un fondo para imprevistos del 10 %, necesarios para la recolección de información, procesamiento de datos energéticos, desarrollo del sistema inteligente basado en Machine </w:t>
-      </w:r>
-      <w:proofErr w:type="spellStart"/>
-      <w:r>
-        <w:rPr>
-          <w:rFonts w:ascii="Times New Roman" w:hAnsi="Times New Roman" w:cs="Times New Roman"/>
-          <w:lang w:val="es-ES"/>
-        </w:rPr>
-        <w:t>Learning</w:t>
-      </w:r>
-      <w:proofErr w:type="spellEnd"/>
-      <w:r>
-        <w:rPr>
-          <w:rFonts w:ascii="Times New Roman" w:hAnsi="Times New Roman" w:cs="Times New Roman"/>
-          <w:lang w:val="es-ES"/>
-        </w:rPr>
-        <w:t xml:space="preserve"> y elaboración del informe final.</w:t>
+        <w:t>El monto total estimado para el desarrollo del proyecto asciende a S/ 1637.00, de acuerdo con el detalle presupuestal presentado en el apartado anterior. Este monto incluye bienes, materiales e insumos, viajes, servicios de terceros, gastos de gestión y un fondo para imprevistos del 10 %, necesarios para la recolección de información, procesamiento de datos energéticos, desarrollo del sistema inteligente basado en Machine Learning y elaboración del informe final.</w:t>
       </w:r>
     </w:p>
     <w:p>
@@ -22808,17 +21640,8 @@
                 <w:rFonts w:ascii="Times New Roman" w:hAnsi="Times New Roman" w:cs="Times New Roman"/>
                 <w:lang w:val="es-ES"/>
               </w:rPr>
-              <w:t xml:space="preserve">Diseño del sistema inteligente basado en Machine </w:t>
-            </w:r>
-            <w:proofErr w:type="spellStart"/>
-            <w:r>
-              <w:rPr>
-                <w:rFonts w:ascii="Times New Roman" w:hAnsi="Times New Roman" w:cs="Times New Roman"/>
-                <w:lang w:val="es-ES"/>
-              </w:rPr>
-              <w:t>Learning</w:t>
-            </w:r>
-            <w:proofErr w:type="spellEnd"/>
+              <w:t>Diseño del sistema inteligente basado en Machine Learning</w:t>
+            </w:r>
           </w:p>
         </w:tc>
         <w:tc>
@@ -23341,17 +22164,8 @@
                 <w:rFonts w:ascii="Times New Roman" w:hAnsi="Times New Roman" w:cs="Times New Roman"/>
                 <w:lang w:val="es-ES"/>
               </w:rPr>
-              <w:t xml:space="preserve">Entrenamiento y prueba de modelos de Machine </w:t>
-            </w:r>
-            <w:proofErr w:type="spellStart"/>
-            <w:r>
-              <w:rPr>
-                <w:rFonts w:ascii="Times New Roman" w:hAnsi="Times New Roman" w:cs="Times New Roman"/>
-                <w:lang w:val="es-ES"/>
-              </w:rPr>
-              <w:t>Learning</w:t>
-            </w:r>
-            <w:proofErr w:type="spellEnd"/>
+              <w:t>Entrenamiento y prueba de modelos de Machine Learning</w:t>
+            </w:r>
           </w:p>
         </w:tc>
         <w:tc>
@@ -28677,37 +27491,73 @@
     </w:p>
     <w:p>
       <w:pPr>
-        <w:rPr>
-          <w:rFonts w:ascii="Times New Roman" w:eastAsia="Times New Roman" w:hAnsi="Times New Roman" w:cs="Times New Roman"/>
-          <w:color w:val="1155CC"/>
-          <w:u w:val="single"/>
-          <w:lang w:val="en-US"/>
-        </w:rPr>
-      </w:pPr>
-    </w:p>
-    <w:p>
-      <w:pPr>
-        <w:jc w:val="both"/>
-        <w:rPr>
-          <w:rFonts w:ascii="Times New Roman" w:eastAsia="Times New Roman" w:hAnsi="Times New Roman" w:cs="Times New Roman"/>
-          <w:lang w:val="es-ES"/>
-        </w:rPr>
-      </w:pPr>
-      <w:r>
-        <w:rPr>
-          <w:rFonts w:ascii="Times New Roman" w:eastAsia="Times New Roman" w:hAnsi="Times New Roman" w:cs="Times New Roman"/>
-          <w:lang w:val="es-ES"/>
-        </w:rPr>
-        <w:t>Los anexos del proyecto serán organizados y enumerados de acuerdo con la guía institucional. Se considerarán los siguientes documentos:</w:t>
-      </w:r>
-    </w:p>
-    <w:p>
-      <w:pPr>
-        <w:numPr>
-          <w:ilvl w:val="0"/>
-          <w:numId w:val="13"/>
-        </w:numPr>
-        <w:jc w:val="both"/>
+        <w:jc w:val="center"/>
+        <w:rPr>
+          <w:rFonts w:ascii="Times New Roman" w:eastAsia="Times New Roman" w:hAnsi="Times New Roman" w:cs="Times New Roman"/>
+          <w:lang w:val="es-ES"/>
+        </w:rPr>
+      </w:pPr>
+      <w:r>
+        <w:rPr>
+          <w:rFonts w:ascii="Times New Roman" w:eastAsia="Times New Roman" w:hAnsi="Times New Roman" w:cs="Times New Roman"/>
+          <w:noProof/>
+          <w:lang w:val="es-ES"/>
+        </w:rPr>
+        <w:drawing>
+          <wp:inline distT="0" distB="0" distL="0" distR="0" wp14:anchorId="5298FCE4" wp14:editId="67B99D9A">
+            <wp:extent cx="3556208" cy="4488180"/>
+            <wp:effectExtent l="19050" t="19050" r="25400" b="26670"/>
+            <wp:docPr id="1222849485" name="Imagen 3"/>
+            <wp:cNvGraphicFramePr>
+              <a:graphicFrameLocks xmlns:a="http://schemas.openxmlformats.org/drawingml/2006/main" noChangeAspect="1"/>
+            </wp:cNvGraphicFramePr>
+            <a:graphic xmlns:a="http://schemas.openxmlformats.org/drawingml/2006/main">
+              <a:graphicData uri="http://schemas.openxmlformats.org/drawingml/2006/picture">
+                <pic:pic xmlns:pic="http://schemas.openxmlformats.org/drawingml/2006/picture">
+                  <pic:nvPicPr>
+                    <pic:cNvPr id="0" name="Picture 2"/>
+                    <pic:cNvPicPr>
+                      <a:picLocks noChangeAspect="1" noChangeArrowheads="1"/>
+                    </pic:cNvPicPr>
+                  </pic:nvPicPr>
+                  <pic:blipFill>
+                    <a:blip r:embed="rId46">
+                      <a:extLst>
+                        <a:ext uri="{28A0092B-C50C-407E-A947-70E740481C1C}">
+                          <a14:useLocalDpi xmlns:a14="http://schemas.microsoft.com/office/drawing/2010/main" val="0"/>
+                        </a:ext>
+                      </a:extLst>
+                    </a:blip>
+                    <a:srcRect/>
+                    <a:stretch>
+                      <a:fillRect/>
+                    </a:stretch>
+                  </pic:blipFill>
+                  <pic:spPr bwMode="auto">
+                    <a:xfrm>
+                      <a:off x="0" y="0"/>
+                      <a:ext cx="3560735" cy="4493894"/>
+                    </a:xfrm>
+                    <a:prstGeom prst="rect">
+                      <a:avLst/>
+                    </a:prstGeom>
+                    <a:noFill/>
+                    <a:ln>
+                      <a:solidFill>
+                        <a:schemeClr val="tx1"/>
+                      </a:solidFill>
+                    </a:ln>
+                  </pic:spPr>
+                </pic:pic>
+              </a:graphicData>
+            </a:graphic>
+          </wp:inline>
+        </w:drawing>
+      </w:r>
+    </w:p>
+    <w:p>
+      <w:pPr>
+        <w:jc w:val="center"/>
         <w:rPr>
           <w:rFonts w:ascii="Times New Roman" w:eastAsia="Times New Roman" w:hAnsi="Times New Roman" w:cs="Times New Roman"/>
           <w:lang w:val="es-ES"/>
@@ -28723,142 +27573,313 @@
     </w:p>
     <w:p>
       <w:pPr>
-        <w:numPr>
-          <w:ilvl w:val="0"/>
-          <w:numId w:val="13"/>
-        </w:numPr>
-        <w:jc w:val="both"/>
-        <w:rPr>
-          <w:rFonts w:ascii="Times New Roman" w:eastAsia="Times New Roman" w:hAnsi="Times New Roman" w:cs="Times New Roman"/>
-          <w:lang w:val="es-ES"/>
-        </w:rPr>
-      </w:pPr>
-      <w:r>
-        <w:rPr>
-          <w:rFonts w:ascii="Times New Roman" w:eastAsia="Times New Roman" w:hAnsi="Times New Roman" w:cs="Times New Roman"/>
-          <w:lang w:val="es-ES"/>
-        </w:rPr>
-        <w:t>Anexo 2: Registro digital de variables energéticas.</w:t>
-      </w:r>
-    </w:p>
-    <w:p>
-      <w:pPr>
-        <w:numPr>
-          <w:ilvl w:val="0"/>
-          <w:numId w:val="13"/>
-        </w:numPr>
-        <w:jc w:val="both"/>
-        <w:rPr>
-          <w:rFonts w:ascii="Times New Roman" w:eastAsia="Times New Roman" w:hAnsi="Times New Roman" w:cs="Times New Roman"/>
-          <w:lang w:val="es-ES"/>
-        </w:rPr>
-      </w:pPr>
-      <w:r>
-        <w:rPr>
-          <w:rFonts w:ascii="Times New Roman" w:eastAsia="Times New Roman" w:hAnsi="Times New Roman" w:cs="Times New Roman"/>
-          <w:lang w:val="es-ES"/>
-        </w:rPr>
-        <w:t>Anexo 3: Ficha de análisis documental.</w:t>
-      </w:r>
-    </w:p>
-    <w:p>
-      <w:pPr>
-        <w:numPr>
-          <w:ilvl w:val="0"/>
-          <w:numId w:val="13"/>
-        </w:numPr>
-        <w:jc w:val="both"/>
-        <w:rPr>
-          <w:rFonts w:ascii="Times New Roman" w:eastAsia="Times New Roman" w:hAnsi="Times New Roman" w:cs="Times New Roman"/>
-          <w:lang w:val="es-ES"/>
-        </w:rPr>
-      </w:pPr>
-      <w:r>
-        <w:rPr>
-          <w:rFonts w:ascii="Times New Roman" w:eastAsia="Times New Roman" w:hAnsi="Times New Roman" w:cs="Times New Roman"/>
-          <w:lang w:val="es-ES"/>
-        </w:rPr>
-        <w:t>Anexo 4: Bitácora técnica del sistema inteligente.</w:t>
-      </w:r>
-    </w:p>
-    <w:p>
-      <w:pPr>
-        <w:numPr>
-          <w:ilvl w:val="0"/>
-          <w:numId w:val="13"/>
-        </w:numPr>
-        <w:jc w:val="both"/>
-        <w:rPr>
-          <w:rFonts w:ascii="Times New Roman" w:eastAsia="Times New Roman" w:hAnsi="Times New Roman" w:cs="Times New Roman"/>
-          <w:lang w:val="es-ES"/>
-        </w:rPr>
-      </w:pPr>
-      <w:r>
-        <w:rPr>
-          <w:rFonts w:ascii="Times New Roman" w:eastAsia="Times New Roman" w:hAnsi="Times New Roman" w:cs="Times New Roman"/>
-          <w:lang w:val="es-ES"/>
-        </w:rPr>
-        <w:t>Anexo 5: Matriz de evaluación de métricas del modelo.</w:t>
-      </w:r>
-    </w:p>
-    <w:p>
-      <w:pPr>
-        <w:numPr>
-          <w:ilvl w:val="0"/>
-          <w:numId w:val="13"/>
-        </w:numPr>
-        <w:jc w:val="both"/>
-        <w:rPr>
-          <w:rFonts w:ascii="Times New Roman" w:eastAsia="Times New Roman" w:hAnsi="Times New Roman" w:cs="Times New Roman"/>
-          <w:lang w:val="es-ES"/>
-        </w:rPr>
-      </w:pPr>
-      <w:r>
-        <w:rPr>
-          <w:rFonts w:ascii="Times New Roman" w:eastAsia="Times New Roman" w:hAnsi="Times New Roman" w:cs="Times New Roman"/>
-          <w:lang w:val="es-ES"/>
-        </w:rPr>
-        <w:t>Anexo 6: Formato de consentimiento informado, si se recopila información de personas.</w:t>
-      </w:r>
-    </w:p>
-    <w:p>
-      <w:pPr>
-        <w:numPr>
-          <w:ilvl w:val="0"/>
-          <w:numId w:val="13"/>
-        </w:numPr>
-        <w:jc w:val="both"/>
-        <w:rPr>
-          <w:rFonts w:ascii="Times New Roman" w:eastAsia="Times New Roman" w:hAnsi="Times New Roman" w:cs="Times New Roman"/>
-          <w:lang w:val="es-ES"/>
-        </w:rPr>
-      </w:pPr>
-      <w:r>
-        <w:rPr>
-          <w:rFonts w:ascii="Times New Roman" w:eastAsia="Times New Roman" w:hAnsi="Times New Roman" w:cs="Times New Roman"/>
-          <w:lang w:val="es-ES"/>
-        </w:rPr>
-        <w:t>Anexo 7: Evidencias de prueba piloto, configuración experimental o capturas del sistema.</w:t>
-      </w:r>
-    </w:p>
-    <w:p>
-      <w:pPr>
-        <w:numPr>
-          <w:ilvl w:val="0"/>
-          <w:numId w:val="13"/>
-        </w:numPr>
-        <w:jc w:val="both"/>
-        <w:rPr>
-          <w:rFonts w:ascii="Times New Roman" w:eastAsia="Times New Roman" w:hAnsi="Times New Roman" w:cs="Times New Roman"/>
-          <w:lang w:val="es-ES"/>
-        </w:rPr>
-      </w:pPr>
-      <w:r>
-        <w:rPr>
-          <w:rFonts w:ascii="Times New Roman" w:eastAsia="Times New Roman" w:hAnsi="Times New Roman" w:cs="Times New Roman"/>
-          <w:lang w:val="es-ES"/>
-        </w:rPr>
-        <w:t>Anexo 8: Otros documentos técnicos pertinentes para la investigación.</w:t>
+        <w:jc w:val="center"/>
+        <w:rPr>
+          <w:rFonts w:ascii="Times New Roman" w:eastAsia="Times New Roman" w:hAnsi="Times New Roman" w:cs="Times New Roman"/>
+          <w:lang w:val="es-ES"/>
+        </w:rPr>
+      </w:pPr>
+    </w:p>
+    <w:p>
+      <w:pPr>
+        <w:jc w:val="center"/>
+        <w:rPr>
+          <w:rFonts w:ascii="Times New Roman" w:eastAsia="Times New Roman" w:hAnsi="Times New Roman" w:cs="Times New Roman"/>
+          <w:lang w:val="es-ES"/>
+        </w:rPr>
+      </w:pPr>
+      <w:r>
+        <w:rPr>
+          <w:noProof/>
+          <w14:ligatures w14:val="standardContextual"/>
+        </w:rPr>
+        <w:drawing>
+          <wp:inline distT="0" distB="0" distL="0" distR="0" wp14:anchorId="367D24DC" wp14:editId="31B18EA7">
+            <wp:extent cx="5400040" cy="1930400"/>
+            <wp:effectExtent l="0" t="0" r="0" b="0"/>
+            <wp:docPr id="1236041413" name="Imagen 1"/>
+            <wp:cNvGraphicFramePr>
+              <a:graphicFrameLocks xmlns:a="http://schemas.openxmlformats.org/drawingml/2006/main" noChangeAspect="1"/>
+            </wp:cNvGraphicFramePr>
+            <a:graphic xmlns:a="http://schemas.openxmlformats.org/drawingml/2006/main">
+              <a:graphicData uri="http://schemas.openxmlformats.org/drawingml/2006/picture">
+                <pic:pic xmlns:pic="http://schemas.openxmlformats.org/drawingml/2006/picture">
+                  <pic:nvPicPr>
+                    <pic:cNvPr id="1236041413" name=""/>
+                    <pic:cNvPicPr/>
+                  </pic:nvPicPr>
+                  <pic:blipFill>
+                    <a:blip r:embed="rId47"/>
+                    <a:stretch>
+                      <a:fillRect/>
+                    </a:stretch>
+                  </pic:blipFill>
+                  <pic:spPr>
+                    <a:xfrm>
+                      <a:off x="0" y="0"/>
+                      <a:ext cx="5400040" cy="1930400"/>
+                    </a:xfrm>
+                    <a:prstGeom prst="rect">
+                      <a:avLst/>
+                    </a:prstGeom>
+                  </pic:spPr>
+                </pic:pic>
+              </a:graphicData>
+            </a:graphic>
+          </wp:inline>
+        </w:drawing>
+      </w:r>
+    </w:p>
+    <w:p>
+      <w:pPr>
+        <w:jc w:val="center"/>
+        <w:rPr>
+          <w:rFonts w:ascii="Times New Roman" w:eastAsia="Times New Roman" w:hAnsi="Times New Roman" w:cs="Times New Roman"/>
+          <w:lang w:val="es-ES"/>
+        </w:rPr>
+      </w:pPr>
+    </w:p>
+    <w:p>
+      <w:pPr>
+        <w:jc w:val="center"/>
+        <w:rPr>
+          <w:rFonts w:ascii="Times New Roman" w:eastAsia="Times New Roman" w:hAnsi="Times New Roman" w:cs="Times New Roman"/>
+          <w:lang w:val="es-ES"/>
+        </w:rPr>
+      </w:pPr>
+      <w:r>
+        <w:rPr>
+          <w:rFonts w:ascii="Times New Roman" w:eastAsia="Times New Roman" w:hAnsi="Times New Roman" w:cs="Times New Roman"/>
+          <w:lang w:val="es-ES"/>
+        </w:rPr>
+        <w:t xml:space="preserve">Anexo 2: </w:t>
+      </w:r>
+      <w:r>
+        <w:rPr>
+          <w:rFonts w:ascii="Times New Roman" w:eastAsia="Times New Roman" w:hAnsi="Times New Roman" w:cs="Times New Roman"/>
+          <w:lang w:val="es-ES"/>
+        </w:rPr>
+        <w:t xml:space="preserve">Porcentaje de </w:t>
+      </w:r>
+      <w:r>
+        <w:rPr>
+          <w:rFonts w:ascii="Times New Roman" w:eastAsia="Times New Roman" w:hAnsi="Times New Roman" w:cs="Times New Roman"/>
+          <w:lang w:val="es-ES"/>
+        </w:rPr>
+        <w:t>similitud</w:t>
+      </w:r>
+    </w:p>
+    <w:p>
+      <w:pPr>
+        <w:jc w:val="center"/>
+        <w:rPr>
+          <w:rFonts w:ascii="Times New Roman" w:eastAsia="Times New Roman" w:hAnsi="Times New Roman" w:cs="Times New Roman"/>
+          <w:lang w:val="es-ES"/>
+        </w:rPr>
+      </w:pPr>
+    </w:p>
+    <w:p>
+      <w:pPr>
+        <w:jc w:val="center"/>
+        <w:rPr>
+          <w:rFonts w:ascii="Times New Roman" w:eastAsia="Times New Roman" w:hAnsi="Times New Roman" w:cs="Times New Roman"/>
+          <w:lang w:val="es-ES"/>
+        </w:rPr>
+      </w:pPr>
+      <w:r>
+        <w:rPr>
+          <w:rFonts w:ascii="Times New Roman" w:eastAsia="Times New Roman" w:hAnsi="Times New Roman" w:cs="Times New Roman"/>
+          <w:lang w:val="es-ES"/>
+        </w:rPr>
+        <w:t xml:space="preserve">Anexo 3: </w:t>
+      </w:r>
+      <w:r>
+        <w:rPr>
+          <w:rFonts w:ascii="Times New Roman" w:eastAsia="Times New Roman" w:hAnsi="Times New Roman" w:cs="Times New Roman"/>
+          <w:lang w:val="es-ES"/>
+        </w:rPr>
+        <w:t>Registro digital de variables energéticas.</w:t>
+      </w:r>
+    </w:p>
+    <w:p>
+      <w:pPr>
+        <w:jc w:val="center"/>
+        <w:rPr>
+          <w:rFonts w:ascii="Times New Roman" w:eastAsia="Times New Roman" w:hAnsi="Times New Roman" w:cs="Times New Roman"/>
+          <w:lang w:val="es-ES"/>
+        </w:rPr>
+      </w:pPr>
+      <w:r>
+        <w:rPr>
+          <w:rFonts w:ascii="Times New Roman" w:eastAsia="Times New Roman" w:hAnsi="Times New Roman" w:cs="Times New Roman"/>
+          <w:lang w:val="es-ES"/>
+        </w:rPr>
+        <w:t xml:space="preserve">Anexo </w:t>
+      </w:r>
+      <w:r>
+        <w:rPr>
+          <w:rFonts w:ascii="Times New Roman" w:eastAsia="Times New Roman" w:hAnsi="Times New Roman" w:cs="Times New Roman"/>
+          <w:lang w:val="es-ES"/>
+        </w:rPr>
+        <w:t>4</w:t>
+      </w:r>
+      <w:r>
+        <w:rPr>
+          <w:rFonts w:ascii="Times New Roman" w:eastAsia="Times New Roman" w:hAnsi="Times New Roman" w:cs="Times New Roman"/>
+          <w:lang w:val="es-ES"/>
+        </w:rPr>
+        <w:t>: Ficha de análisis documental.</w:t>
+      </w:r>
+    </w:p>
+    <w:p>
+      <w:pPr>
+        <w:jc w:val="center"/>
+        <w:rPr>
+          <w:rFonts w:ascii="Times New Roman" w:eastAsia="Times New Roman" w:hAnsi="Times New Roman" w:cs="Times New Roman"/>
+          <w:lang w:val="es-ES"/>
+        </w:rPr>
+      </w:pPr>
+      <w:r>
+        <w:rPr>
+          <w:rFonts w:ascii="Times New Roman" w:eastAsia="Times New Roman" w:hAnsi="Times New Roman" w:cs="Times New Roman"/>
+          <w:lang w:val="es-ES"/>
+        </w:rPr>
+        <w:t xml:space="preserve">Anexo </w:t>
+      </w:r>
+      <w:r>
+        <w:rPr>
+          <w:rFonts w:ascii="Times New Roman" w:eastAsia="Times New Roman" w:hAnsi="Times New Roman" w:cs="Times New Roman"/>
+          <w:lang w:val="es-ES"/>
+        </w:rPr>
+        <w:t>5</w:t>
+      </w:r>
+      <w:r>
+        <w:rPr>
+          <w:rFonts w:ascii="Times New Roman" w:eastAsia="Times New Roman" w:hAnsi="Times New Roman" w:cs="Times New Roman"/>
+          <w:lang w:val="es-ES"/>
+        </w:rPr>
+        <w:t>: Bitácora técnica del sistema inteligente.</w:t>
+      </w:r>
+    </w:p>
+    <w:p>
+      <w:pPr>
+        <w:jc w:val="center"/>
+        <w:rPr>
+          <w:rFonts w:ascii="Times New Roman" w:eastAsia="Times New Roman" w:hAnsi="Times New Roman" w:cs="Times New Roman"/>
+          <w:lang w:val="es-ES"/>
+        </w:rPr>
+      </w:pPr>
+      <w:r>
+        <w:rPr>
+          <w:rFonts w:ascii="Times New Roman" w:eastAsia="Times New Roman" w:hAnsi="Times New Roman" w:cs="Times New Roman"/>
+          <w:lang w:val="es-ES"/>
+        </w:rPr>
+        <w:t xml:space="preserve">Anexo </w:t>
+      </w:r>
+      <w:r>
+        <w:rPr>
+          <w:rFonts w:ascii="Times New Roman" w:eastAsia="Times New Roman" w:hAnsi="Times New Roman" w:cs="Times New Roman"/>
+          <w:lang w:val="es-ES"/>
+        </w:rPr>
+        <w:t>6</w:t>
+      </w:r>
+      <w:r>
+        <w:rPr>
+          <w:rFonts w:ascii="Times New Roman" w:eastAsia="Times New Roman" w:hAnsi="Times New Roman" w:cs="Times New Roman"/>
+          <w:lang w:val="es-ES"/>
+        </w:rPr>
+        <w:t>: Matriz de evaluación de métricas del modelo.</w:t>
+      </w:r>
+    </w:p>
+    <w:p>
+      <w:pPr>
+        <w:jc w:val="center"/>
+        <w:rPr>
+          <w:rFonts w:ascii="Times New Roman" w:eastAsia="Times New Roman" w:hAnsi="Times New Roman" w:cs="Times New Roman"/>
+          <w:lang w:val="es-ES"/>
+        </w:rPr>
+      </w:pPr>
+      <w:r>
+        <w:rPr>
+          <w:rFonts w:ascii="Times New Roman" w:eastAsia="Times New Roman" w:hAnsi="Times New Roman" w:cs="Times New Roman"/>
+          <w:lang w:val="es-ES"/>
+        </w:rPr>
+        <w:t xml:space="preserve">Anexo </w:t>
+      </w:r>
+      <w:r>
+        <w:rPr>
+          <w:rFonts w:ascii="Times New Roman" w:eastAsia="Times New Roman" w:hAnsi="Times New Roman" w:cs="Times New Roman"/>
+          <w:lang w:val="es-ES"/>
+        </w:rPr>
+        <w:t>7</w:t>
+      </w:r>
+      <w:r>
+        <w:rPr>
+          <w:rFonts w:ascii="Times New Roman" w:eastAsia="Times New Roman" w:hAnsi="Times New Roman" w:cs="Times New Roman"/>
+          <w:lang w:val="es-ES"/>
+        </w:rPr>
+        <w:t>: Formato de consentimiento informado, si se recopila información de personas.</w:t>
+      </w:r>
+    </w:p>
+    <w:p>
+      <w:pPr>
+        <w:jc w:val="center"/>
+        <w:rPr>
+          <w:rFonts w:ascii="Times New Roman" w:eastAsia="Times New Roman" w:hAnsi="Times New Roman" w:cs="Times New Roman"/>
+          <w:lang w:val="es-ES"/>
+        </w:rPr>
+      </w:pPr>
+      <w:r>
+        <w:rPr>
+          <w:rFonts w:ascii="Times New Roman" w:eastAsia="Times New Roman" w:hAnsi="Times New Roman" w:cs="Times New Roman"/>
+          <w:lang w:val="es-ES"/>
+        </w:rPr>
+        <w:t xml:space="preserve">Anexo </w:t>
+      </w:r>
+      <w:r>
+        <w:rPr>
+          <w:rFonts w:ascii="Times New Roman" w:eastAsia="Times New Roman" w:hAnsi="Times New Roman" w:cs="Times New Roman"/>
+          <w:lang w:val="es-ES"/>
+        </w:rPr>
+        <w:t>8</w:t>
+      </w:r>
+      <w:r>
+        <w:rPr>
+          <w:rFonts w:ascii="Times New Roman" w:eastAsia="Times New Roman" w:hAnsi="Times New Roman" w:cs="Times New Roman"/>
+          <w:lang w:val="es-ES"/>
+        </w:rPr>
+        <w:t>: Evidencias de prueba piloto, configuración experimental o capturas del sistema.</w:t>
+      </w:r>
+    </w:p>
+    <w:p>
+      <w:pPr>
+        <w:jc w:val="center"/>
+        <w:rPr>
+          <w:rFonts w:ascii="Times New Roman" w:eastAsia="Times New Roman" w:hAnsi="Times New Roman" w:cs="Times New Roman"/>
+          <w:lang w:val="es-ES"/>
+        </w:rPr>
+      </w:pPr>
+      <w:r>
+        <w:rPr>
+          <w:rFonts w:ascii="Times New Roman" w:eastAsia="Times New Roman" w:hAnsi="Times New Roman" w:cs="Times New Roman"/>
+          <w:lang w:val="es-ES"/>
+        </w:rPr>
+        <w:lastRenderedPageBreak/>
+        <w:t xml:space="preserve">Anexo </w:t>
+      </w:r>
+      <w:r>
+        <w:rPr>
+          <w:rFonts w:ascii="Times New Roman" w:eastAsia="Times New Roman" w:hAnsi="Times New Roman" w:cs="Times New Roman"/>
+          <w:lang w:val="es-ES"/>
+        </w:rPr>
+        <w:t>9</w:t>
+      </w:r>
+      <w:r>
+        <w:rPr>
+          <w:rFonts w:ascii="Times New Roman" w:eastAsia="Times New Roman" w:hAnsi="Times New Roman" w:cs="Times New Roman"/>
+          <w:lang w:val="es-ES"/>
+        </w:rPr>
+        <w:t>: Otros documentos técnicos pertinentes para la investigación.</w:t>
       </w:r>
     </w:p>
     <w:p>

--- a/PAF/Mori_Cumpen-Piñin_Fernandez-Rodriguez_Samaniego-Temoche_Cumpa_PAF.docx
+++ b/PAF/Mori_Cumpen-Piñin_Fernandez-Rodriguez_Samaniego-Temoche_Cumpa_PAF.docx
@@ -4398,7 +4398,23 @@
           <w:rFonts w:ascii="Times New Roman" w:eastAsia="Times New Roman" w:hAnsi="Times New Roman" w:cs="Times New Roman"/>
           <w:lang w:val="es-ES"/>
         </w:rPr>
-        <w:t xml:space="preserve"> y Machine Learning en las plantas agroindustriales continúa siendo limitada debido a factores como el desconocimiento tecnológico, los costos de implementación y la ausencia de soluciones adaptadas al contexto regional. En muchos casos, el monitoreo energético depende únicamente de inspecciones técnicas periódicas o de sistemas convencionales que no permiten realizar predicciones sobre el comportamiento futuro del consumo eléctrico ni detectar anomalías energéticas de manera automatizada </w:t>
+        <w:t xml:space="preserve"> y Machine </w:t>
+      </w:r>
+      <w:proofErr w:type="spellStart"/>
+      <w:r>
+        <w:rPr>
+          <w:rFonts w:ascii="Times New Roman" w:eastAsia="Times New Roman" w:hAnsi="Times New Roman" w:cs="Times New Roman"/>
+          <w:lang w:val="es-ES"/>
+        </w:rPr>
+        <w:t>Learning</w:t>
+      </w:r>
+      <w:proofErr w:type="spellEnd"/>
+      <w:r>
+        <w:rPr>
+          <w:rFonts w:ascii="Times New Roman" w:eastAsia="Times New Roman" w:hAnsi="Times New Roman" w:cs="Times New Roman"/>
+          <w:lang w:val="es-ES"/>
+        </w:rPr>
+        <w:t xml:space="preserve"> en las plantas agroindustriales continúa siendo limitada debido a factores como el desconocimiento tecnológico, los costos de implementación y la ausencia de soluciones adaptadas al contexto regional. En muchos casos, el monitoreo energético depende únicamente de inspecciones técnicas periódicas o de sistemas convencionales que no permiten realizar predicciones sobre el comportamiento futuro del consumo eléctrico ni detectar anomalías energéticas de manera automatizada </w:t>
       </w:r>
       <w:r>
         <w:rPr>
@@ -4636,7 +4652,23 @@
           <w:rFonts w:ascii="Times New Roman" w:eastAsia="Times New Roman" w:hAnsi="Times New Roman" w:cs="Times New Roman"/>
           <w:lang w:val="es-ES"/>
         </w:rPr>
-        <w:t xml:space="preserve"> y Machine Learning aplicadas al sector agroindustrial </w:t>
+        <w:t xml:space="preserve"> y Machine </w:t>
+      </w:r>
+      <w:proofErr w:type="spellStart"/>
+      <w:r>
+        <w:rPr>
+          <w:rFonts w:ascii="Times New Roman" w:eastAsia="Times New Roman" w:hAnsi="Times New Roman" w:cs="Times New Roman"/>
+          <w:lang w:val="es-ES"/>
+        </w:rPr>
+        <w:t>Learning</w:t>
+      </w:r>
+      <w:proofErr w:type="spellEnd"/>
+      <w:r>
+        <w:rPr>
+          <w:rFonts w:ascii="Times New Roman" w:eastAsia="Times New Roman" w:hAnsi="Times New Roman" w:cs="Times New Roman"/>
+          <w:lang w:val="es-ES"/>
+        </w:rPr>
+        <w:t xml:space="preserve"> aplicadas al sector agroindustrial </w:t>
       </w:r>
       <w:r>
         <w:rPr>
@@ -4681,7 +4713,23 @@
           <w:rFonts w:ascii="Times New Roman" w:eastAsia="Times New Roman" w:hAnsi="Times New Roman" w:cs="Times New Roman"/>
           <w:lang w:val="es-ES"/>
         </w:rPr>
-        <w:t xml:space="preserve">No obstante, pese a los avances tecnológicos existentes, persiste una importante brecha científica y tecnológica relacionada con la limitada implementación de soluciones inteligentes adaptadas al contexto agroindustrial peruano y regional. La mayoría de las investigaciones actuales han sido desarrolladas en contextos internacionales o requieren infraestructuras tecnológicas complejas y costosas, dificultando su adopción en empresas agroindustriales de Lambayeque. Del mismo modo, existe escasa evidencia científica orientada específicamente al desarrollo de sistemas inteligentes basados en Machine Learning e </w:t>
+        <w:t xml:space="preserve">No obstante, pese a los avances tecnológicos existentes, persiste una importante brecha científica y tecnológica relacionada con la limitada implementación de soluciones inteligentes adaptadas al contexto agroindustrial peruano y regional. La mayoría de las investigaciones actuales han sido desarrolladas en contextos internacionales o requieren infraestructuras tecnológicas complejas y costosas, dificultando su adopción en empresas agroindustriales de Lambayeque. Del mismo modo, existe escasa evidencia científica orientada específicamente al desarrollo de sistemas inteligentes basados en Machine </w:t>
+      </w:r>
+      <w:proofErr w:type="spellStart"/>
+      <w:r>
+        <w:rPr>
+          <w:rFonts w:ascii="Times New Roman" w:eastAsia="Times New Roman" w:hAnsi="Times New Roman" w:cs="Times New Roman"/>
+          <w:lang w:val="es-ES"/>
+        </w:rPr>
+        <w:t>Learning</w:t>
+      </w:r>
+      <w:proofErr w:type="spellEnd"/>
+      <w:r>
+        <w:rPr>
+          <w:rFonts w:ascii="Times New Roman" w:eastAsia="Times New Roman" w:hAnsi="Times New Roman" w:cs="Times New Roman"/>
+          <w:lang w:val="es-ES"/>
+        </w:rPr>
+        <w:t xml:space="preserve"> e </w:t>
       </w:r>
       <w:proofErr w:type="spellStart"/>
       <w:r>
@@ -4742,7 +4790,23 @@
           <w:rFonts w:ascii="Times New Roman" w:eastAsia="Times New Roman" w:hAnsi="Times New Roman" w:cs="Times New Roman"/>
           <w:lang w:val="es-ES"/>
         </w:rPr>
-        <w:t xml:space="preserve">En ese sentido, se evidencia la necesidad de desarrollar un sistema inteligente basado en Machine Learning e </w:t>
+        <w:t xml:space="preserve">En ese sentido, se evidencia la necesidad de desarrollar un sistema inteligente basado en Machine </w:t>
+      </w:r>
+      <w:proofErr w:type="spellStart"/>
+      <w:r>
+        <w:rPr>
+          <w:rFonts w:ascii="Times New Roman" w:eastAsia="Times New Roman" w:hAnsi="Times New Roman" w:cs="Times New Roman"/>
+          <w:lang w:val="es-ES"/>
+        </w:rPr>
+        <w:t>Learning</w:t>
+      </w:r>
+      <w:proofErr w:type="spellEnd"/>
+      <w:r>
+        <w:rPr>
+          <w:rFonts w:ascii="Times New Roman" w:eastAsia="Times New Roman" w:hAnsi="Times New Roman" w:cs="Times New Roman"/>
+          <w:lang w:val="es-ES"/>
+        </w:rPr>
+        <w:t xml:space="preserve"> e </w:t>
       </w:r>
       <w:proofErr w:type="spellStart"/>
       <w:r>
@@ -4879,7 +4943,23 @@
           <w:rFonts w:ascii="Times New Roman" w:eastAsia="Times New Roman" w:hAnsi="Times New Roman" w:cs="Times New Roman"/>
           <w:lang w:val="es-ES"/>
         </w:rPr>
-        <w:t xml:space="preserve"> y Machine Learning permite optimizar el consumo energético industrial, mejorar la eficiencia operativa y contribuir al cumplimiento de objetivos de sostenibilidad energética </w:t>
+        <w:t xml:space="preserve"> y Machine </w:t>
+      </w:r>
+      <w:proofErr w:type="spellStart"/>
+      <w:r>
+        <w:rPr>
+          <w:rFonts w:ascii="Times New Roman" w:eastAsia="Times New Roman" w:hAnsi="Times New Roman" w:cs="Times New Roman"/>
+          <w:lang w:val="es-ES"/>
+        </w:rPr>
+        <w:t>Learning</w:t>
+      </w:r>
+      <w:proofErr w:type="spellEnd"/>
+      <w:r>
+        <w:rPr>
+          <w:rFonts w:ascii="Times New Roman" w:eastAsia="Times New Roman" w:hAnsi="Times New Roman" w:cs="Times New Roman"/>
+          <w:lang w:val="es-ES"/>
+        </w:rPr>
+        <w:t xml:space="preserve"> permite optimizar el consumo energético industrial, mejorar la eficiencia operativa y contribuir al cumplimiento de objetivos de sostenibilidad energética </w:t>
       </w:r>
       <w:r>
         <w:rPr>
@@ -5529,7 +5609,7 @@
           <w:rFonts w:ascii="Times New Roman" w:eastAsia="Times New Roman" w:hAnsi="Times New Roman" w:cs="Times New Roman"/>
           <w:lang w:val="es-ES"/>
         </w:rPr>
-        <w:t xml:space="preserve">) y Machine Learning (ML) en la manufactura inteligente, debido a la necesidad de optimizar los procesos industriales, mejorar la seguridad y reducir costos operativos. Para ello, los autores realizaron una revisión sistemática mediante la metodología PRISMA, analizando 135 documentos científicos provenientes principalmente de Elsevier, MDPI, IEEE y Springer. Durante el análisis se identificó el uso recurrente de algoritmos de aprendizaje automático como </w:t>
+        <w:t xml:space="preserve">) y Machine </w:t>
       </w:r>
       <w:proofErr w:type="spellStart"/>
       <w:r>
@@ -5537,6 +5617,22 @@
           <w:rFonts w:ascii="Times New Roman" w:eastAsia="Times New Roman" w:hAnsi="Times New Roman" w:cs="Times New Roman"/>
           <w:lang w:val="es-ES"/>
         </w:rPr>
+        <w:t>Learning</w:t>
+      </w:r>
+      <w:proofErr w:type="spellEnd"/>
+      <w:r>
+        <w:rPr>
+          <w:rFonts w:ascii="Times New Roman" w:eastAsia="Times New Roman" w:hAnsi="Times New Roman" w:cs="Times New Roman"/>
+          <w:lang w:val="es-ES"/>
+        </w:rPr>
+        <w:t xml:space="preserve"> (ML) en la manufactura inteligente, debido a la necesidad de optimizar los procesos industriales, mejorar la seguridad y reducir costos operativos. Para ello, los autores realizaron una revisión sistemática mediante la metodología PRISMA, analizando 135 documentos científicos provenientes principalmente de Elsevier, MDPI, IEEE y Springer. Durante el análisis se identificó el uso recurrente de algoritmos de aprendizaje automático como </w:t>
+      </w:r>
+      <w:proofErr w:type="spellStart"/>
+      <w:r>
+        <w:rPr>
+          <w:rFonts w:ascii="Times New Roman" w:eastAsia="Times New Roman" w:hAnsi="Times New Roman" w:cs="Times New Roman"/>
+          <w:lang w:val="es-ES"/>
+        </w:rPr>
         <w:t>Decision</w:t>
       </w:r>
       <w:proofErr w:type="spellEnd"/>
@@ -5641,7 +5737,23 @@
           <w:rFonts w:ascii="Times New Roman" w:eastAsia="Times New Roman" w:hAnsi="Times New Roman" w:cs="Times New Roman"/>
           <w:lang w:val="es-ES"/>
         </w:rPr>
-        <w:t xml:space="preserve"> y Machine Learning constituye un pilar fundamental para la Industria 4.0, al incrementar la eficiencia operativa, reducir costos y fortalecer la sostenibilidad de los entornos de manufactura inteligente </w:t>
+        <w:t xml:space="preserve"> y Machine </w:t>
+      </w:r>
+      <w:proofErr w:type="spellStart"/>
+      <w:r>
+        <w:rPr>
+          <w:rFonts w:ascii="Times New Roman" w:eastAsia="Times New Roman" w:hAnsi="Times New Roman" w:cs="Times New Roman"/>
+          <w:lang w:val="es-ES"/>
+        </w:rPr>
+        <w:t>Learning</w:t>
+      </w:r>
+      <w:proofErr w:type="spellEnd"/>
+      <w:r>
+        <w:rPr>
+          <w:rFonts w:ascii="Times New Roman" w:eastAsia="Times New Roman" w:hAnsi="Times New Roman" w:cs="Times New Roman"/>
+          <w:lang w:val="es-ES"/>
+        </w:rPr>
+        <w:t xml:space="preserve"> constituye un pilar fundamental para la Industria 4.0, al incrementar la eficiencia operativa, reducir costos y fortalecer la sostenibilidad de los entornos de manufactura inteligente </w:t>
       </w:r>
       <w:r>
         <w:rPr>
@@ -5844,7 +5956,7 @@
           <w:rFonts w:ascii="Times New Roman" w:eastAsia="Times New Roman" w:hAnsi="Times New Roman" w:cs="Times New Roman"/>
           <w:lang w:val="es-ES"/>
         </w:rPr>
-        <w:t xml:space="preserve"> Learning (DRL). Para ello, analizaron aplicaciones relacionadas con manufactura inteligente, mantenimiento predictivo, monitoreo energético, salud industrial y automatización avanzada. Los resultados evidenciaron que los modelos Deep Learning permiten optimizar procesos industriales, reducir costos operativos y mejorar la productividad. Asimismo, estudios analizados dentro de la revisión reportaron mejoras de hasta 94 % en tareas de inspección y control de calidad mediante CNN, mientras que el mercado global de </w:t>
+        <w:t xml:space="preserve"> </w:t>
       </w:r>
       <w:proofErr w:type="spellStart"/>
       <w:r>
@@ -5852,6 +5964,22 @@
           <w:rFonts w:ascii="Times New Roman" w:eastAsia="Times New Roman" w:hAnsi="Times New Roman" w:cs="Times New Roman"/>
           <w:lang w:val="es-ES"/>
         </w:rPr>
+        <w:t>Learning</w:t>
+      </w:r>
+      <w:proofErr w:type="spellEnd"/>
+      <w:r>
+        <w:rPr>
+          <w:rFonts w:ascii="Times New Roman" w:eastAsia="Times New Roman" w:hAnsi="Times New Roman" w:cs="Times New Roman"/>
+          <w:lang w:val="es-ES"/>
+        </w:rPr>
+        <w:t xml:space="preserve"> (DRL). Para ello, analizaron aplicaciones relacionadas con manufactura inteligente, mantenimiento predictivo, monitoreo energético, salud industrial y automatización avanzada. Los resultados evidenciaron que los modelos Deep Learning permiten optimizar procesos industriales, reducir costos operativos y mejorar la productividad. Asimismo, estudios analizados dentro de la revisión reportaron mejoras de hasta 94 % en tareas de inspección y control de calidad mediante CNN, mientras que el mercado global de </w:t>
+      </w:r>
+      <w:proofErr w:type="spellStart"/>
+      <w:r>
+        <w:rPr>
+          <w:rFonts w:ascii="Times New Roman" w:eastAsia="Times New Roman" w:hAnsi="Times New Roman" w:cs="Times New Roman"/>
+          <w:lang w:val="es-ES"/>
+        </w:rPr>
         <w:t>IIoT</w:t>
       </w:r>
       <w:proofErr w:type="spellEnd"/>
@@ -5860,7 +5988,23 @@
           <w:rFonts w:ascii="Times New Roman" w:eastAsia="Times New Roman" w:hAnsi="Times New Roman" w:cs="Times New Roman"/>
           <w:lang w:val="es-ES"/>
         </w:rPr>
-        <w:t xml:space="preserve"> mostró un crecimiento de aproximadamente 12.6 %, pasando de 110 mil millones de dólares en 2017 a 123.89 mil millones de dólares en 2021. Finalmente, los autores concluyeron que la integración de Deep Learning e </w:t>
+        <w:t xml:space="preserve"> mostró un crecimiento de aproximadamente 12.6 %, pasando de 110 mil millones de dólares en 2017 a 123.89 mil millones de dólares en 2021. Finalmente, los autores concluyeron que la integración de Deep </w:t>
+      </w:r>
+      <w:proofErr w:type="spellStart"/>
+      <w:r>
+        <w:rPr>
+          <w:rFonts w:ascii="Times New Roman" w:eastAsia="Times New Roman" w:hAnsi="Times New Roman" w:cs="Times New Roman"/>
+          <w:lang w:val="es-ES"/>
+        </w:rPr>
+        <w:t>Learning</w:t>
+      </w:r>
+      <w:proofErr w:type="spellEnd"/>
+      <w:r>
+        <w:rPr>
+          <w:rFonts w:ascii="Times New Roman" w:eastAsia="Times New Roman" w:hAnsi="Times New Roman" w:cs="Times New Roman"/>
+          <w:lang w:val="es-ES"/>
+        </w:rPr>
+        <w:t xml:space="preserve"> e </w:t>
       </w:r>
       <w:proofErr w:type="spellStart"/>
       <w:r>
@@ -6039,7 +6183,7 @@
           <w:lang w:val="es-ES"/>
         </w:rPr>
         <w:lastRenderedPageBreak/>
-        <w:t xml:space="preserve">principal las limitaciones de los métodos tradicionales para adaptarse a las variaciones en tiempo real de la demanda energética, lo que genera distribución ineficiente de recursos, elevados costos operativos y desperdicio de energía. Como solución, propusieron una arquitectura basada en Deep Learning, sensores </w:t>
+        <w:t xml:space="preserve">principal las limitaciones de los métodos tradicionales para adaptarse a las variaciones en tiempo real de la demanda energética, lo que genera distribución ineficiente de recursos, elevados costos operativos y desperdicio de energía. Como solución, propusieron una arquitectura basada en Deep </w:t>
       </w:r>
       <w:proofErr w:type="spellStart"/>
       <w:r>
@@ -6047,6 +6191,22 @@
           <w:rFonts w:ascii="Times New Roman" w:eastAsia="Times New Roman" w:hAnsi="Times New Roman" w:cs="Times New Roman"/>
           <w:lang w:val="es-ES"/>
         </w:rPr>
+        <w:t>Learning</w:t>
+      </w:r>
+      <w:proofErr w:type="spellEnd"/>
+      <w:r>
+        <w:rPr>
+          <w:rFonts w:ascii="Times New Roman" w:eastAsia="Times New Roman" w:hAnsi="Times New Roman" w:cs="Times New Roman"/>
+          <w:lang w:val="es-ES"/>
+        </w:rPr>
+        <w:t xml:space="preserve">, sensores </w:t>
+      </w:r>
+      <w:proofErr w:type="spellStart"/>
+      <w:r>
+        <w:rPr>
+          <w:rFonts w:ascii="Times New Roman" w:eastAsia="Times New Roman" w:hAnsi="Times New Roman" w:cs="Times New Roman"/>
+          <w:lang w:val="es-ES"/>
+        </w:rPr>
         <w:t>IoT</w:t>
       </w:r>
       <w:proofErr w:type="spellEnd"/>
@@ -6071,7 +6231,23 @@
           <w:rFonts w:ascii="Times New Roman" w:eastAsia="Times New Roman" w:hAnsi="Times New Roman" w:cs="Times New Roman"/>
           <w:lang w:val="es-ES"/>
         </w:rPr>
-        <w:t xml:space="preserve"> integrados en infraestructuras de redes inteligentes. Los resultados demostraron una precisión del 93.38 % en la predicción de la demanda energética, una estabilidad de red del 96.25 %, una mejora del 15.22 % en la eficiencia de distribución de recursos, una reducción del desperdicio energético hasta 12.96 % y una disminución de los costos operativos del 22.96 %. Finalmente, los autores concluyeron que la integración de Deep Learning e </w:t>
+        <w:t xml:space="preserve"> integrados en infraestructuras de redes inteligentes. Los resultados demostraron una precisión del 93.38 % en la predicción de la demanda energética, una estabilidad de red del 96.25 %, una mejora del 15.22 % en la eficiencia de distribución de recursos, una reducción del desperdicio energético hasta 12.96 % y una disminución de los costos operativos del 22.96 %. Finalmente, los autores concluyeron que la integración de Deep </w:t>
+      </w:r>
+      <w:proofErr w:type="spellStart"/>
+      <w:r>
+        <w:rPr>
+          <w:rFonts w:ascii="Times New Roman" w:eastAsia="Times New Roman" w:hAnsi="Times New Roman" w:cs="Times New Roman"/>
+          <w:lang w:val="es-ES"/>
+        </w:rPr>
+        <w:t>Learning</w:t>
+      </w:r>
+      <w:proofErr w:type="spellEnd"/>
+      <w:r>
+        <w:rPr>
+          <w:rFonts w:ascii="Times New Roman" w:eastAsia="Times New Roman" w:hAnsi="Times New Roman" w:cs="Times New Roman"/>
+          <w:lang w:val="es-ES"/>
+        </w:rPr>
+        <w:t xml:space="preserve"> e </w:t>
       </w:r>
       <w:proofErr w:type="spellStart"/>
       <w:r>
@@ -6489,7 +6665,39 @@
           <w:lang w:val="es-ES"/>
         </w:rPr>
         <w:lastRenderedPageBreak/>
-        <w:t xml:space="preserve">Los trabajos previos revisados aportan sustento directo a la presente investigación, debido a que evidencian que la integración de Machine Learning, Deep Learning, </w:t>
+        <w:t xml:space="preserve">Los trabajos previos revisados aportan sustento directo a la presente investigación, debido a que evidencian que la integración de Machine </w:t>
+      </w:r>
+      <w:proofErr w:type="spellStart"/>
+      <w:r>
+        <w:rPr>
+          <w:rFonts w:ascii="Times New Roman" w:eastAsia="Times New Roman" w:hAnsi="Times New Roman" w:cs="Times New Roman"/>
+          <w:lang w:val="es-ES"/>
+        </w:rPr>
+        <w:t>Learning</w:t>
+      </w:r>
+      <w:proofErr w:type="spellEnd"/>
+      <w:r>
+        <w:rPr>
+          <w:rFonts w:ascii="Times New Roman" w:eastAsia="Times New Roman" w:hAnsi="Times New Roman" w:cs="Times New Roman"/>
+          <w:lang w:val="es-ES"/>
+        </w:rPr>
+        <w:t xml:space="preserve">, Deep </w:t>
+      </w:r>
+      <w:proofErr w:type="spellStart"/>
+      <w:r>
+        <w:rPr>
+          <w:rFonts w:ascii="Times New Roman" w:eastAsia="Times New Roman" w:hAnsi="Times New Roman" w:cs="Times New Roman"/>
+          <w:lang w:val="es-ES"/>
+        </w:rPr>
+        <w:t>Learning</w:t>
+      </w:r>
+      <w:proofErr w:type="spellEnd"/>
+      <w:r>
+        <w:rPr>
+          <w:rFonts w:ascii="Times New Roman" w:eastAsia="Times New Roman" w:hAnsi="Times New Roman" w:cs="Times New Roman"/>
+          <w:lang w:val="es-ES"/>
+        </w:rPr>
+        <w:t xml:space="preserve">, </w:t>
       </w:r>
       <w:proofErr w:type="spellStart"/>
       <w:r>
@@ -6916,7 +7124,23 @@
           <w:rFonts w:ascii="Times New Roman" w:hAnsi="Times New Roman" w:cs="Times New Roman"/>
           <w:lang w:val="es-ES"/>
         </w:rPr>
-        <w:t xml:space="preserve"> y Machine Learning permite desarrollar sistemas inteligentes capaces de optimizar el consumo energético mediante análisis predictivos y aprendizaje continuo. Estos modelos mejoran la precisión en la toma de decisiones relacionadas con la gestión energética industrial y contribuyen a reducir costos operativos mediante la detección temprana de ineficiencias energéticas.</w:t>
+        <w:t xml:space="preserve"> y Machine </w:t>
+      </w:r>
+      <w:proofErr w:type="spellStart"/>
+      <w:r>
+        <w:rPr>
+          <w:rFonts w:ascii="Times New Roman" w:hAnsi="Times New Roman" w:cs="Times New Roman"/>
+          <w:lang w:val="es-ES"/>
+        </w:rPr>
+        <w:t>Learning</w:t>
+      </w:r>
+      <w:proofErr w:type="spellEnd"/>
+      <w:r>
+        <w:rPr>
+          <w:rFonts w:ascii="Times New Roman" w:hAnsi="Times New Roman" w:cs="Times New Roman"/>
+          <w:lang w:val="es-ES"/>
+        </w:rPr>
+        <w:t xml:space="preserve"> permite desarrollar sistemas inteligentes capaces de optimizar el consumo energético mediante análisis predictivos y aprendizaje continuo. Estos modelos mejoran la precisión en la toma de decisiones relacionadas con la gestión energética industrial y contribuyen a reducir costos operativos mediante la detección temprana de ineficiencias energéticas.</w:t>
       </w:r>
     </w:p>
     <w:p>
@@ -7622,7 +7846,23 @@
           <w:rFonts w:ascii="Times New Roman" w:eastAsia="Times New Roman" w:hAnsi="Times New Roman" w:cs="Times New Roman"/>
           <w:lang w:val="es-ES"/>
         </w:rPr>
-        <w:t xml:space="preserve">Como justificación económica, la implementación de un sistema inteligente basado en Machine Learning e </w:t>
+        <w:t xml:space="preserve">Como justificación económica, la implementación de un sistema inteligente basado en Machine </w:t>
+      </w:r>
+      <w:proofErr w:type="spellStart"/>
+      <w:r>
+        <w:rPr>
+          <w:rFonts w:ascii="Times New Roman" w:eastAsia="Times New Roman" w:hAnsi="Times New Roman" w:cs="Times New Roman"/>
+          <w:lang w:val="es-ES"/>
+        </w:rPr>
+        <w:t>Learning</w:t>
+      </w:r>
+      <w:proofErr w:type="spellEnd"/>
+      <w:r>
+        <w:rPr>
+          <w:rFonts w:ascii="Times New Roman" w:eastAsia="Times New Roman" w:hAnsi="Times New Roman" w:cs="Times New Roman"/>
+          <w:lang w:val="es-ES"/>
+        </w:rPr>
+        <w:t xml:space="preserve"> e </w:t>
       </w:r>
       <w:proofErr w:type="spellStart"/>
       <w:r>
@@ -8188,7 +8428,23 @@
           <w:rFonts w:ascii="Times New Roman" w:hAnsi="Times New Roman" w:cs="Times New Roman"/>
           <w:lang w:val="es-ES"/>
         </w:rPr>
-        <w:t xml:space="preserve"> y Machine Learning. Fernández-Vigo et al. </w:t>
+        <w:t xml:space="preserve"> y Machine </w:t>
+      </w:r>
+      <w:proofErr w:type="spellStart"/>
+      <w:r>
+        <w:rPr>
+          <w:rFonts w:ascii="Times New Roman" w:hAnsi="Times New Roman" w:cs="Times New Roman"/>
+          <w:lang w:val="es-ES"/>
+        </w:rPr>
+        <w:t>Learning</w:t>
+      </w:r>
+      <w:proofErr w:type="spellEnd"/>
+      <w:r>
+        <w:rPr>
+          <w:rFonts w:ascii="Times New Roman" w:hAnsi="Times New Roman" w:cs="Times New Roman"/>
+          <w:lang w:val="es-ES"/>
+        </w:rPr>
+        <w:t xml:space="preserve">. Fernández-Vigo et al. </w:t>
       </w:r>
       <w:r>
         <w:rPr>
@@ -14112,7 +14368,23 @@
           <w:rFonts w:ascii="Times New Roman" w:hAnsi="Times New Roman" w:cs="Times New Roman"/>
           <w:lang w:val="es-ES"/>
         </w:rPr>
-        <w:t>, Machine Learning y sistemas inteligentes aplicados a entornos agroindustriales. Además, apoyará en la organización de referencias, antecedentes y sustento teórico del proyecto.</w:t>
+        <w:t xml:space="preserve">, Machine </w:t>
+      </w:r>
+      <w:proofErr w:type="spellStart"/>
+      <w:r>
+        <w:rPr>
+          <w:rFonts w:ascii="Times New Roman" w:hAnsi="Times New Roman" w:cs="Times New Roman"/>
+          <w:lang w:val="es-ES"/>
+        </w:rPr>
+        <w:t>Learning</w:t>
+      </w:r>
+      <w:proofErr w:type="spellEnd"/>
+      <w:r>
+        <w:rPr>
+          <w:rFonts w:ascii="Times New Roman" w:hAnsi="Times New Roman" w:cs="Times New Roman"/>
+          <w:lang w:val="es-ES"/>
+        </w:rPr>
+        <w:t xml:space="preserve"> y sistemas inteligentes aplicados a entornos agroindustriales. Además, apoyará en la organización de referencias, antecedentes y sustento teórico del proyecto.</w:t>
       </w:r>
     </w:p>
     <w:p>
@@ -27677,6 +27949,54 @@
           <w:lang w:val="es-ES"/>
         </w:rPr>
       </w:pPr>
+      <w:r>
+        <w:rPr>
+          <w:rFonts w:ascii="Times New Roman" w:eastAsia="Times New Roman" w:hAnsi="Times New Roman" w:cs="Times New Roman"/>
+          <w:lang w:val="es-ES"/>
+        </w:rPr>
+        <w:lastRenderedPageBreak/>
+        <w:drawing>
+          <wp:inline distT="0" distB="0" distL="0" distR="0" wp14:anchorId="49A2A218" wp14:editId="49EF5D1B">
+            <wp:extent cx="5400040" cy="2616835"/>
+            <wp:effectExtent l="0" t="0" r="0" b="0"/>
+            <wp:docPr id="1920615520" name="Imagen 1"/>
+            <wp:cNvGraphicFramePr>
+              <a:graphicFrameLocks xmlns:a="http://schemas.openxmlformats.org/drawingml/2006/main" noChangeAspect="1"/>
+            </wp:cNvGraphicFramePr>
+            <a:graphic xmlns:a="http://schemas.openxmlformats.org/drawingml/2006/main">
+              <a:graphicData uri="http://schemas.openxmlformats.org/drawingml/2006/picture">
+                <pic:pic xmlns:pic="http://schemas.openxmlformats.org/drawingml/2006/picture">
+                  <pic:nvPicPr>
+                    <pic:cNvPr id="1920615520" name=""/>
+                    <pic:cNvPicPr/>
+                  </pic:nvPicPr>
+                  <pic:blipFill>
+                    <a:blip r:embed="rId48" cstate="print">
+                      <a:extLst>
+                        <a:ext uri="{28A0092B-C50C-407E-A947-70E740481C1C}">
+                          <a14:useLocalDpi xmlns:a14="http://schemas.microsoft.com/office/drawing/2010/main" val="0"/>
+                        </a:ext>
+                      </a:extLst>
+                    </a:blip>
+                    <a:stretch>
+                      <a:fillRect/>
+                    </a:stretch>
+                  </pic:blipFill>
+                  <pic:spPr>
+                    <a:xfrm>
+                      <a:off x="0" y="0"/>
+                      <a:ext cx="5400040" cy="2616835"/>
+                    </a:xfrm>
+                    <a:prstGeom prst="rect">
+                      <a:avLst/>
+                    </a:prstGeom>
+                  </pic:spPr>
+                </pic:pic>
+              </a:graphicData>
+            </a:graphic>
+          </wp:inline>
+        </w:drawing>
+      </w:r>
     </w:p>
     <w:p>
       <w:pPr>
@@ -27709,6 +28029,15 @@
           <w:lang w:val="es-ES"/>
         </w:rPr>
       </w:pPr>
+    </w:p>
+    <w:p>
+      <w:pPr>
+        <w:jc w:val="center"/>
+        <w:rPr>
+          <w:rFonts w:ascii="Times New Roman" w:eastAsia="Times New Roman" w:hAnsi="Times New Roman" w:cs="Times New Roman"/>
+          <w:lang w:val="es-ES"/>
+        </w:rPr>
+      </w:pPr>
       <w:r>
         <w:rPr>
           <w:rFonts w:ascii="Times New Roman" w:eastAsia="Times New Roman" w:hAnsi="Times New Roman" w:cs="Times New Roman"/>
@@ -27811,36 +28140,6 @@
           <w:rFonts w:ascii="Times New Roman" w:eastAsia="Times New Roman" w:hAnsi="Times New Roman" w:cs="Times New Roman"/>
           <w:lang w:val="es-ES"/>
         </w:rPr>
-        <w:t>7</w:t>
-      </w:r>
-      <w:r>
-        <w:rPr>
-          <w:rFonts w:ascii="Times New Roman" w:eastAsia="Times New Roman" w:hAnsi="Times New Roman" w:cs="Times New Roman"/>
-          <w:lang w:val="es-ES"/>
-        </w:rPr>
-        <w:t>: Formato de consentimiento informado, si se recopila información de personas.</w:t>
-      </w:r>
-    </w:p>
-    <w:p>
-      <w:pPr>
-        <w:jc w:val="center"/>
-        <w:rPr>
-          <w:rFonts w:ascii="Times New Roman" w:eastAsia="Times New Roman" w:hAnsi="Times New Roman" w:cs="Times New Roman"/>
-          <w:lang w:val="es-ES"/>
-        </w:rPr>
-      </w:pPr>
-      <w:r>
-        <w:rPr>
-          <w:rFonts w:ascii="Times New Roman" w:eastAsia="Times New Roman" w:hAnsi="Times New Roman" w:cs="Times New Roman"/>
-          <w:lang w:val="es-ES"/>
-        </w:rPr>
-        <w:t xml:space="preserve">Anexo </w:t>
-      </w:r>
-      <w:r>
-        <w:rPr>
-          <w:rFonts w:ascii="Times New Roman" w:eastAsia="Times New Roman" w:hAnsi="Times New Roman" w:cs="Times New Roman"/>
-          <w:lang w:val="es-ES"/>
-        </w:rPr>
         <w:t>8</w:t>
       </w:r>
       <w:r>
@@ -27849,37 +28148,6 @@
           <w:lang w:val="es-ES"/>
         </w:rPr>
         <w:t>: Evidencias de prueba piloto, configuración experimental o capturas del sistema.</w:t>
-      </w:r>
-    </w:p>
-    <w:p>
-      <w:pPr>
-        <w:jc w:val="center"/>
-        <w:rPr>
-          <w:rFonts w:ascii="Times New Roman" w:eastAsia="Times New Roman" w:hAnsi="Times New Roman" w:cs="Times New Roman"/>
-          <w:lang w:val="es-ES"/>
-        </w:rPr>
-      </w:pPr>
-      <w:r>
-        <w:rPr>
-          <w:rFonts w:ascii="Times New Roman" w:eastAsia="Times New Roman" w:hAnsi="Times New Roman" w:cs="Times New Roman"/>
-          <w:lang w:val="es-ES"/>
-        </w:rPr>
-        <w:lastRenderedPageBreak/>
-        <w:t xml:space="preserve">Anexo </w:t>
-      </w:r>
-      <w:r>
-        <w:rPr>
-          <w:rFonts w:ascii="Times New Roman" w:eastAsia="Times New Roman" w:hAnsi="Times New Roman" w:cs="Times New Roman"/>
-          <w:lang w:val="es-ES"/>
-        </w:rPr>
-        <w:t>9</w:t>
-      </w:r>
-      <w:r>
-        <w:rPr>
-          <w:rFonts w:ascii="Times New Roman" w:eastAsia="Times New Roman" w:hAnsi="Times New Roman" w:cs="Times New Roman"/>
-          <w:lang w:val="es-ES"/>
-        </w:rPr>
-        <w:t>: Otros documentos técnicos pertinentes para la investigación.</w:t>
       </w:r>
     </w:p>
     <w:p>
@@ -30303,6 +30571,7 @@
   <w:style w:type="character" w:default="1" w:styleId="Fuentedeprrafopredeter">
     <w:name w:val="Default Paragraph Font"/>
     <w:uiPriority w:val="1"/>
+    <w:semiHidden/>
     <w:unhideWhenUsed/>
   </w:style>
   <w:style w:type="table" w:default="1" w:styleId="Tablanormal">

--- a/PAF/Mori_Cumpen-Piñin_Fernandez-Rodriguez_Samaniego-Temoche_Cumpa_PAF.docx
+++ b/PAF/Mori_Cumpen-Piñin_Fernandez-Rodriguez_Samaniego-Temoche_Cumpa_PAF.docx
@@ -1,6 +1,6 @@
 
 <file path=word/document.xml><?xml version="1.0" encoding="utf-8"?>
-<w:document xmlns:wpc="http://schemas.microsoft.com/office/word/2010/wordprocessingCanvas" xmlns:cx="http://schemas.microsoft.com/office/drawing/2014/chartex" xmlns:cx1="http://schemas.microsoft.com/office/drawing/2015/9/8/chartex" xmlns:cx2="http://schemas.microsoft.com/office/drawing/2015/10/21/chartex" xmlns:cx3="http://schemas.microsoft.com/office/drawing/2016/5/9/chartex" xmlns:cx4="http://schemas.microsoft.com/office/drawing/2016/5/10/chartex" xmlns:cx5="http://schemas.microsoft.com/office/drawing/2016/5/11/chartex" xmlns:cx6="http://schemas.microsoft.com/office/drawing/2016/5/12/chartex" xmlns:cx7="http://schemas.microsoft.com/office/drawing/2016/5/13/chartex" xmlns:cx8="http://schemas.microsoft.com/office/drawing/2016/5/14/chartex" xmlns:mc="http://schemas.openxmlformats.org/markup-compatibility/2006" xmlns:aink="http://schemas.microsoft.com/office/drawing/2016/ink" xmlns:am3d="http://schemas.microsoft.com/office/drawing/2017/model3d" xmlns:o="urn:schemas-microsoft-com:office:office" xmlns:oel="http://schemas.microsoft.com/office/2019/extlst" xmlns:r="http://schemas.openxmlformats.org/officeDocument/2006/relationships" xmlns:m="http://schemas.openxmlformats.org/officeDocument/2006/math" xmlns:v="urn:schemas-microsoft-com:vml" xmlns:wp14="http://schemas.microsoft.com/office/word/2010/wordprocessingDrawing" xmlns:wp="http://schemas.openxmlformats.org/drawingml/2006/wordprocessingDrawing" xmlns:w10="urn:schemas-microsoft-com:office:word" xmlns:w="http://schemas.openxmlformats.org/wordprocessingml/2006/main" xmlns:w14="http://schemas.microsoft.com/office/word/2010/wordml" xmlns:w15="http://schemas.microsoft.com/office/word/2012/wordml" xmlns:w16cex="http://schemas.microsoft.com/office/word/2018/wordml/cex" xmlns:w16cid="http://schemas.microsoft.com/office/word/2016/wordml/cid" xmlns:w16="http://schemas.microsoft.com/office/word/2018/wordml" xmlns:w16du="http://schemas.microsoft.com/office/word/2023/wordml/word16du" xmlns:w16sdtdh="http://schemas.microsoft.com/office/word/2020/wordml/sdtdatahash" xmlns:w16sdtfl="http://schemas.microsoft.com/office/word/2024/wordml/sdtformatlock" xmlns:w16se="http://schemas.microsoft.com/office/word/2015/wordml/symex" xmlns:wpg="http://schemas.microsoft.com/office/word/2010/wordprocessingGroup" xmlns:wpi="http://schemas.microsoft.com/office/word/2010/wordprocessingInk" xmlns:wne="http://schemas.microsoft.com/office/word/2006/wordml" xmlns:wps="http://schemas.microsoft.com/office/word/2010/wordprocessingShape" mc:Ignorable="w14 w15 w16se w16cid w16 w16cex w16sdtdh w16sdtfl w16du wp14">
+<w:document xmlns:wpc="http://schemas.microsoft.com/office/word/2010/wordprocessingCanvas" xmlns:cx="http://schemas.microsoft.com/office/drawing/2014/chartex" xmlns:cx1="http://schemas.microsoft.com/office/drawing/2015/9/8/chartex" xmlns:cx2="http://schemas.microsoft.com/office/drawing/2015/10/21/chartex" xmlns:cx3="http://schemas.microsoft.com/office/drawing/2016/5/9/chartex" xmlns:cx4="http://schemas.microsoft.com/office/drawing/2016/5/10/chartex" xmlns:cx5="http://schemas.microsoft.com/office/drawing/2016/5/11/chartex" xmlns:cx6="http://schemas.microsoft.com/office/drawing/2016/5/12/chartex" xmlns:cx7="http://schemas.microsoft.com/office/drawing/2016/5/13/chartex" xmlns:cx8="http://schemas.microsoft.com/office/drawing/2016/5/14/chartex" xmlns:mc="http://schemas.openxmlformats.org/markup-compatibility/2006" xmlns:aink="http://schemas.microsoft.com/office/drawing/2016/ink" xmlns:am3d="http://schemas.microsoft.com/office/drawing/2017/model3d" xmlns:o="urn:schemas-microsoft-com:office:office" xmlns:r="http://schemas.openxmlformats.org/officeDocument/2006/relationships" xmlns:m="http://schemas.openxmlformats.org/officeDocument/2006/math" xmlns:v="urn:schemas-microsoft-com:vml" xmlns:wp14="http://schemas.microsoft.com/office/word/2010/wordprocessingDrawing" xmlns:wp="http://schemas.openxmlformats.org/drawingml/2006/wordprocessingDrawing" xmlns:w10="urn:schemas-microsoft-com:office:word" xmlns:w="http://schemas.openxmlformats.org/wordprocessingml/2006/main" xmlns:w14="http://schemas.microsoft.com/office/word/2010/wordml" xmlns:w15="http://schemas.microsoft.com/office/word/2012/wordml" xmlns:w16cex="http://schemas.microsoft.com/office/word/2018/wordml/cex" xmlns:w16cid="http://schemas.microsoft.com/office/word/2016/wordml/cid" xmlns:w16="http://schemas.microsoft.com/office/word/2018/wordml" xmlns:w16sdtdh="http://schemas.microsoft.com/office/word/2020/wordml/sdtdatahash" xmlns:w16se="http://schemas.microsoft.com/office/word/2015/wordml/symex" xmlns:wpg="http://schemas.microsoft.com/office/word/2010/wordprocessingGroup" xmlns:wpi="http://schemas.microsoft.com/office/word/2010/wordprocessingInk" xmlns:wne="http://schemas.microsoft.com/office/word/2006/wordml" xmlns:wps="http://schemas.microsoft.com/office/word/2010/wordprocessingShape" mc:Ignorable="w14 w15 w16se w16cid w16 w16cex w16sdtdh wp14">
   <w:body>
     <w:p>
       <w:pPr>
@@ -4879,23 +4879,7 @@
           <w:lang w:val="es-ES"/>
         </w:rPr>
         <w:lastRenderedPageBreak/>
-        <w:t xml:space="preserve">Internet </w:t>
-      </w:r>
-      <w:proofErr w:type="spellStart"/>
-      <w:r>
-        <w:rPr>
-          <w:rFonts w:ascii="Times New Roman" w:eastAsia="Times New Roman" w:hAnsi="Times New Roman" w:cs="Times New Roman"/>
-          <w:lang w:val="es-ES"/>
-        </w:rPr>
-        <w:t>of</w:t>
-      </w:r>
-      <w:proofErr w:type="spellEnd"/>
-      <w:r>
-        <w:rPr>
-          <w:rFonts w:ascii="Times New Roman" w:eastAsia="Times New Roman" w:hAnsi="Times New Roman" w:cs="Times New Roman"/>
-          <w:lang w:val="es-ES"/>
-        </w:rPr>
-        <w:t xml:space="preserve"> </w:t>
+        <w:t xml:space="preserve">Internet of </w:t>
       </w:r>
       <w:proofErr w:type="spellStart"/>
       <w:r>
@@ -5016,23 +5000,7 @@
           <w:rFonts w:ascii="Times New Roman" w:eastAsia="Times New Roman" w:hAnsi="Times New Roman" w:cs="Times New Roman"/>
           <w:lang w:val="es-ES"/>
         </w:rPr>
-        <w:t xml:space="preserve">Elijah et al. realizaron una investigación sobre la aplicación de Internet </w:t>
-      </w:r>
-      <w:proofErr w:type="spellStart"/>
-      <w:r>
-        <w:rPr>
-          <w:rFonts w:ascii="Times New Roman" w:eastAsia="Times New Roman" w:hAnsi="Times New Roman" w:cs="Times New Roman"/>
-          <w:lang w:val="es-ES"/>
-        </w:rPr>
-        <w:t>of</w:t>
-      </w:r>
-      <w:proofErr w:type="spellEnd"/>
-      <w:r>
-        <w:rPr>
-          <w:rFonts w:ascii="Times New Roman" w:eastAsia="Times New Roman" w:hAnsi="Times New Roman" w:cs="Times New Roman"/>
-          <w:lang w:val="es-ES"/>
-        </w:rPr>
-        <w:t xml:space="preserve"> </w:t>
+        <w:t xml:space="preserve">Elijah et al. realizaron una investigación sobre la aplicación de Internet of </w:t>
       </w:r>
       <w:proofErr w:type="spellStart"/>
       <w:r>
@@ -5218,7 +5186,7 @@
           <w:rFonts w:ascii="Times New Roman" w:eastAsia="Times New Roman" w:hAnsi="Times New Roman" w:cs="Times New Roman"/>
           <w:lang w:val="es-ES"/>
         </w:rPr>
-        <w:t xml:space="preserve">Por otro lado, un estudio publicado en la revista Internet </w:t>
+        <w:t xml:space="preserve">Por otro lado, un estudio publicado en la revista Internet of </w:t>
       </w:r>
       <w:proofErr w:type="spellStart"/>
       <w:r>
@@ -5226,7 +5194,7 @@
           <w:rFonts w:ascii="Times New Roman" w:eastAsia="Times New Roman" w:hAnsi="Times New Roman" w:cs="Times New Roman"/>
           <w:lang w:val="es-ES"/>
         </w:rPr>
-        <w:t>of</w:t>
+        <w:t>Things</w:t>
       </w:r>
       <w:proofErr w:type="spellEnd"/>
       <w:r>
@@ -5234,7 +5202,7 @@
           <w:rFonts w:ascii="Times New Roman" w:eastAsia="Times New Roman" w:hAnsi="Times New Roman" w:cs="Times New Roman"/>
           <w:lang w:val="es-ES"/>
         </w:rPr>
-        <w:t xml:space="preserve"> </w:t>
+        <w:t xml:space="preserve"> analizó la aplicación de Artificial </w:t>
       </w:r>
       <w:proofErr w:type="spellStart"/>
       <w:r>
@@ -5242,7 +5210,7 @@
           <w:rFonts w:ascii="Times New Roman" w:eastAsia="Times New Roman" w:hAnsi="Times New Roman" w:cs="Times New Roman"/>
           <w:lang w:val="es-ES"/>
         </w:rPr>
-        <w:t>Things</w:t>
+        <w:t>Intelligence</w:t>
       </w:r>
       <w:proofErr w:type="spellEnd"/>
       <w:r>
@@ -5250,39 +5218,7 @@
           <w:rFonts w:ascii="Times New Roman" w:eastAsia="Times New Roman" w:hAnsi="Times New Roman" w:cs="Times New Roman"/>
           <w:lang w:val="es-ES"/>
         </w:rPr>
-        <w:t xml:space="preserve"> analizó la aplicación de Artificial </w:t>
-      </w:r>
-      <w:proofErr w:type="spellStart"/>
-      <w:r>
-        <w:rPr>
-          <w:rFonts w:ascii="Times New Roman" w:eastAsia="Times New Roman" w:hAnsi="Times New Roman" w:cs="Times New Roman"/>
-          <w:lang w:val="es-ES"/>
-        </w:rPr>
-        <w:t>Intelligence</w:t>
-      </w:r>
-      <w:proofErr w:type="spellEnd"/>
-      <w:r>
-        <w:rPr>
-          <w:rFonts w:ascii="Times New Roman" w:eastAsia="Times New Roman" w:hAnsi="Times New Roman" w:cs="Times New Roman"/>
-          <w:lang w:val="es-ES"/>
-        </w:rPr>
-        <w:t xml:space="preserve"> </w:t>
-      </w:r>
-      <w:proofErr w:type="spellStart"/>
-      <w:r>
-        <w:rPr>
-          <w:rFonts w:ascii="Times New Roman" w:eastAsia="Times New Roman" w:hAnsi="Times New Roman" w:cs="Times New Roman"/>
-          <w:lang w:val="es-ES"/>
-        </w:rPr>
-        <w:t>of</w:t>
-      </w:r>
-      <w:proofErr w:type="spellEnd"/>
-      <w:r>
-        <w:rPr>
-          <w:rFonts w:ascii="Times New Roman" w:eastAsia="Times New Roman" w:hAnsi="Times New Roman" w:cs="Times New Roman"/>
-          <w:lang w:val="es-ES"/>
-        </w:rPr>
-        <w:t xml:space="preserve"> </w:t>
+        <w:t xml:space="preserve"> of </w:t>
       </w:r>
       <w:proofErr w:type="spellStart"/>
       <w:r>
@@ -5641,7 +5577,7 @@
           <w:rFonts w:ascii="Times New Roman" w:eastAsia="Times New Roman" w:hAnsi="Times New Roman" w:cs="Times New Roman"/>
           <w:lang w:val="es-ES"/>
         </w:rPr>
-        <w:t xml:space="preserve"> Tree, Random Forest, </w:t>
+        <w:t xml:space="preserve"> </w:t>
       </w:r>
       <w:proofErr w:type="spellStart"/>
       <w:r>
@@ -5649,6 +5585,38 @@
           <w:rFonts w:ascii="Times New Roman" w:eastAsia="Times New Roman" w:hAnsi="Times New Roman" w:cs="Times New Roman"/>
           <w:lang w:val="es-ES"/>
         </w:rPr>
+        <w:t>Tree</w:t>
+      </w:r>
+      <w:proofErr w:type="spellEnd"/>
+      <w:r>
+        <w:rPr>
+          <w:rFonts w:ascii="Times New Roman" w:eastAsia="Times New Roman" w:hAnsi="Times New Roman" w:cs="Times New Roman"/>
+          <w:lang w:val="es-ES"/>
+        </w:rPr>
+        <w:t xml:space="preserve">, </w:t>
+      </w:r>
+      <w:proofErr w:type="spellStart"/>
+      <w:r>
+        <w:rPr>
+          <w:rFonts w:ascii="Times New Roman" w:eastAsia="Times New Roman" w:hAnsi="Times New Roman" w:cs="Times New Roman"/>
+          <w:lang w:val="es-ES"/>
+        </w:rPr>
+        <w:t>Random</w:t>
+      </w:r>
+      <w:proofErr w:type="spellEnd"/>
+      <w:r>
+        <w:rPr>
+          <w:rFonts w:ascii="Times New Roman" w:eastAsia="Times New Roman" w:hAnsi="Times New Roman" w:cs="Times New Roman"/>
+          <w:lang w:val="es-ES"/>
+        </w:rPr>
+        <w:t xml:space="preserve"> Forest, </w:t>
+      </w:r>
+      <w:proofErr w:type="spellStart"/>
+      <w:r>
+        <w:rPr>
+          <w:rFonts w:ascii="Times New Roman" w:eastAsia="Times New Roman" w:hAnsi="Times New Roman" w:cs="Times New Roman"/>
+          <w:lang w:val="es-ES"/>
+        </w:rPr>
         <w:t>Support</w:t>
       </w:r>
       <w:proofErr w:type="spellEnd"/>
@@ -5673,7 +5641,7 @@
           <w:rFonts w:ascii="Times New Roman" w:eastAsia="Times New Roman" w:hAnsi="Times New Roman" w:cs="Times New Roman"/>
           <w:lang w:val="es-ES"/>
         </w:rPr>
-        <w:t xml:space="preserve"> Neighbors (KNN), Artificial Neural Networks (ANN), </w:t>
+        <w:t xml:space="preserve"> </w:t>
       </w:r>
       <w:proofErr w:type="spellStart"/>
       <w:r>
@@ -5681,6 +5649,22 @@
           <w:rFonts w:ascii="Times New Roman" w:eastAsia="Times New Roman" w:hAnsi="Times New Roman" w:cs="Times New Roman"/>
           <w:lang w:val="es-ES"/>
         </w:rPr>
+        <w:t>Neighbors</w:t>
+      </w:r>
+      <w:proofErr w:type="spellEnd"/>
+      <w:r>
+        <w:rPr>
+          <w:rFonts w:ascii="Times New Roman" w:eastAsia="Times New Roman" w:hAnsi="Times New Roman" w:cs="Times New Roman"/>
+          <w:lang w:val="es-ES"/>
+        </w:rPr>
+        <w:t xml:space="preserve"> (KNN), Artificial Neural Networks (ANN), </w:t>
+      </w:r>
+      <w:proofErr w:type="spellStart"/>
+      <w:r>
+        <w:rPr>
+          <w:rFonts w:ascii="Times New Roman" w:eastAsia="Times New Roman" w:hAnsi="Times New Roman" w:cs="Times New Roman"/>
+          <w:lang w:val="es-ES"/>
+        </w:rPr>
         <w:t>Convolutional</w:t>
       </w:r>
       <w:proofErr w:type="spellEnd"/>
@@ -5705,7 +5689,23 @@
           <w:rFonts w:ascii="Times New Roman" w:eastAsia="Times New Roman" w:hAnsi="Times New Roman" w:cs="Times New Roman"/>
           <w:lang w:val="es-ES"/>
         </w:rPr>
-        <w:t xml:space="preserve"> Memory (LSTM), aplicados en mantenimiento predictivo, control de procesos, ciberseguridad y monitoreo industrial. Los resultados evidenciaron que la integración de </w:t>
+        <w:t xml:space="preserve"> </w:t>
+      </w:r>
+      <w:proofErr w:type="spellStart"/>
+      <w:r>
+        <w:rPr>
+          <w:rFonts w:ascii="Times New Roman" w:eastAsia="Times New Roman" w:hAnsi="Times New Roman" w:cs="Times New Roman"/>
+          <w:lang w:val="es-ES"/>
+        </w:rPr>
+        <w:t>Memory</w:t>
+      </w:r>
+      <w:proofErr w:type="spellEnd"/>
+      <w:r>
+        <w:rPr>
+          <w:rFonts w:ascii="Times New Roman" w:eastAsia="Times New Roman" w:hAnsi="Times New Roman" w:cs="Times New Roman"/>
+          <w:lang w:val="es-ES"/>
+        </w:rPr>
+        <w:t xml:space="preserve"> (LSTM), aplicados en mantenimiento predictivo, control de procesos, ciberseguridad y monitoreo industrial. Los resultados evidenciaron que la integración de </w:t>
       </w:r>
       <w:proofErr w:type="spellStart"/>
       <w:r>
@@ -5812,23 +5812,7 @@
           <w:rFonts w:ascii="Times New Roman" w:eastAsia="Times New Roman" w:hAnsi="Times New Roman" w:cs="Times New Roman"/>
           <w:lang w:val="es-ES"/>
         </w:rPr>
-        <w:t xml:space="preserve">En relación con la aplicación de Deep Learning en el Industrial Internet </w:t>
-      </w:r>
-      <w:proofErr w:type="spellStart"/>
-      <w:r>
-        <w:rPr>
-          <w:rFonts w:ascii="Times New Roman" w:eastAsia="Times New Roman" w:hAnsi="Times New Roman" w:cs="Times New Roman"/>
-          <w:lang w:val="es-ES"/>
-        </w:rPr>
-        <w:t>of</w:t>
-      </w:r>
-      <w:proofErr w:type="spellEnd"/>
-      <w:r>
-        <w:rPr>
-          <w:rFonts w:ascii="Times New Roman" w:eastAsia="Times New Roman" w:hAnsi="Times New Roman" w:cs="Times New Roman"/>
-          <w:lang w:val="es-ES"/>
-        </w:rPr>
-        <w:t xml:space="preserve"> </w:t>
+        <w:t xml:space="preserve">En relación con la aplicación de Deep Learning en el Industrial Internet of </w:t>
       </w:r>
       <w:proofErr w:type="spellStart"/>
       <w:r>
@@ -6890,23 +6874,7 @@
           <w:rFonts w:ascii="Times New Roman" w:hAnsi="Times New Roman" w:cs="Times New Roman"/>
           <w:lang w:val="es-ES"/>
         </w:rPr>
-        <w:t xml:space="preserve">Los sistemas de monitoreo energético basados en Industrial Internet </w:t>
-      </w:r>
-      <w:proofErr w:type="spellStart"/>
-      <w:r>
-        <w:rPr>
-          <w:rFonts w:ascii="Times New Roman" w:hAnsi="Times New Roman" w:cs="Times New Roman"/>
-          <w:lang w:val="es-ES"/>
-        </w:rPr>
-        <w:t>of</w:t>
-      </w:r>
-      <w:proofErr w:type="spellEnd"/>
-      <w:r>
-        <w:rPr>
-          <w:rFonts w:ascii="Times New Roman" w:hAnsi="Times New Roman" w:cs="Times New Roman"/>
-          <w:lang w:val="es-ES"/>
-        </w:rPr>
-        <w:t xml:space="preserve"> </w:t>
+        <w:t xml:space="preserve">Los sistemas de monitoreo energético basados en Industrial Internet of </w:t>
       </w:r>
       <w:proofErr w:type="spellStart"/>
       <w:r>
@@ -7080,7 +7048,23 @@
           <w:rFonts w:ascii="Times New Roman" w:hAnsi="Times New Roman" w:cs="Times New Roman"/>
           <w:lang w:val="es-ES"/>
         </w:rPr>
-        <w:t xml:space="preserve"> y Arezoo </w:t>
+        <w:t xml:space="preserve"> y </w:t>
+      </w:r>
+      <w:proofErr w:type="spellStart"/>
+      <w:r>
+        <w:rPr>
+          <w:rFonts w:ascii="Times New Roman" w:hAnsi="Times New Roman" w:cs="Times New Roman"/>
+          <w:lang w:val="es-ES"/>
+        </w:rPr>
+        <w:t>Arezoo</w:t>
+      </w:r>
+      <w:proofErr w:type="spellEnd"/>
+      <w:r>
+        <w:rPr>
+          <w:rFonts w:ascii="Times New Roman" w:hAnsi="Times New Roman" w:cs="Times New Roman"/>
+          <w:lang w:val="es-ES"/>
+        </w:rPr>
+        <w:t xml:space="preserve"> </w:t>
       </w:r>
       <w:r>
         <w:rPr>
@@ -7584,23 +7568,7 @@
           <w:rFonts w:ascii="Times New Roman" w:hAnsi="Times New Roman" w:cs="Times New Roman"/>
           <w:lang w:val="es-ES"/>
         </w:rPr>
-        <w:t xml:space="preserve"> indican que los modelos de Deep Learning aplicados al Industrial Internet </w:t>
-      </w:r>
-      <w:proofErr w:type="spellStart"/>
-      <w:r>
-        <w:rPr>
-          <w:rFonts w:ascii="Times New Roman" w:hAnsi="Times New Roman" w:cs="Times New Roman"/>
-          <w:lang w:val="es-ES"/>
-        </w:rPr>
-        <w:t>of</w:t>
-      </w:r>
-      <w:proofErr w:type="spellEnd"/>
-      <w:r>
-        <w:rPr>
-          <w:rFonts w:ascii="Times New Roman" w:hAnsi="Times New Roman" w:cs="Times New Roman"/>
-          <w:lang w:val="es-ES"/>
-        </w:rPr>
-        <w:t xml:space="preserve"> </w:t>
+        <w:t xml:space="preserve"> indican que los modelos de Deep Learning aplicados al Industrial Internet of </w:t>
       </w:r>
       <w:proofErr w:type="spellStart"/>
       <w:r>
@@ -12784,7 +12752,23 @@
           <w:rFonts w:ascii="Times New Roman" w:hAnsi="Times New Roman" w:cs="Times New Roman"/>
           <w:lang w:val="es-ES"/>
         </w:rPr>
-        <w:t xml:space="preserve">La cantidad exacta de registros dependerá de la disponibilidad de datos otorgados por la planta agroindustrial o por la fuente energética seleccionada. En caso de contar con un volumen suficiente de información, los datos serán divididos aproximadamente en 80 % para entrenamiento y 20 % para prueba. Esta separación permitirá comparar el comportamiento del modelo frente a datos usados durante el entrenamiento y frente a datos no observados previamente. Este criterio es coherente con estudios de predicción energética basados en datos masivos, como el Building Data </w:t>
+        <w:t xml:space="preserve">La cantidad exacta de registros dependerá de la disponibilidad de datos otorgados por la planta agroindustrial o por la fuente energética seleccionada. En caso de contar con un volumen suficiente de información, los datos serán divididos aproximadamente en 80 % para entrenamiento y 20 % para prueba. Esta separación permitirá comparar el comportamiento del modelo frente a datos usados durante el entrenamiento y frente a datos no observados previamente. Este criterio es coherente con estudios de predicción energética basados en datos masivos, como el </w:t>
+      </w:r>
+      <w:proofErr w:type="spellStart"/>
+      <w:r>
+        <w:rPr>
+          <w:rFonts w:ascii="Times New Roman" w:hAnsi="Times New Roman" w:cs="Times New Roman"/>
+          <w:lang w:val="es-ES"/>
+        </w:rPr>
+        <w:t>Building</w:t>
+      </w:r>
+      <w:proofErr w:type="spellEnd"/>
+      <w:r>
+        <w:rPr>
+          <w:rFonts w:ascii="Times New Roman" w:hAnsi="Times New Roman" w:cs="Times New Roman"/>
+          <w:lang w:val="es-ES"/>
+        </w:rPr>
+        <w:t xml:space="preserve"> Data </w:t>
       </w:r>
       <w:proofErr w:type="spellStart"/>
       <w:r>
@@ -13829,7 +13813,23 @@
           <w:rFonts w:ascii="Times New Roman" w:hAnsi="Times New Roman" w:cs="Times New Roman"/>
           <w:lang w:val="es-ES"/>
         </w:rPr>
-        <w:t xml:space="preserve">En cuarto lugar, se entrenarán y evaluarán modelos de Machine Learning orientados a la predicción del consumo energético. Según la disponibilidad de datos, se podrán comparar algoritmos como Random Forest, </w:t>
+        <w:t xml:space="preserve">En cuarto lugar, se entrenarán y evaluarán modelos de Machine Learning orientados a la predicción del consumo energético. Según la disponibilidad de datos, se podrán comparar algoritmos como </w:t>
+      </w:r>
+      <w:proofErr w:type="spellStart"/>
+      <w:r>
+        <w:rPr>
+          <w:rFonts w:ascii="Times New Roman" w:hAnsi="Times New Roman" w:cs="Times New Roman"/>
+          <w:lang w:val="es-ES"/>
+        </w:rPr>
+        <w:t>Random</w:t>
+      </w:r>
+      <w:proofErr w:type="spellEnd"/>
+      <w:r>
+        <w:rPr>
+          <w:rFonts w:ascii="Times New Roman" w:hAnsi="Times New Roman" w:cs="Times New Roman"/>
+          <w:lang w:val="es-ES"/>
+        </w:rPr>
+        <w:t xml:space="preserve"> Forest, </w:t>
       </w:r>
       <w:proofErr w:type="spellStart"/>
       <w:r>
@@ -27952,6 +27952,7 @@
       <w:r>
         <w:rPr>
           <w:rFonts w:ascii="Times New Roman" w:eastAsia="Times New Roman" w:hAnsi="Times New Roman" w:cs="Times New Roman"/>
+          <w:noProof/>
           <w:lang w:val="es-ES"/>
         </w:rPr>
         <w:lastRenderedPageBreak/>
@@ -28068,6 +28069,15 @@
           <w:lang w:val="es-ES"/>
         </w:rPr>
       </w:pPr>
+    </w:p>
+    <w:p>
+      <w:pPr>
+        <w:jc w:val="center"/>
+        <w:rPr>
+          <w:rFonts w:ascii="Times New Roman" w:eastAsia="Times New Roman" w:hAnsi="Times New Roman" w:cs="Times New Roman"/>
+          <w:lang w:val="es-ES"/>
+        </w:rPr>
+      </w:pPr>
       <w:r>
         <w:rPr>
           <w:rFonts w:ascii="Times New Roman" w:eastAsia="Times New Roman" w:hAnsi="Times New Roman" w:cs="Times New Roman"/>
@@ -28087,7 +28097,7 @@
           <w:rFonts w:ascii="Times New Roman" w:eastAsia="Times New Roman" w:hAnsi="Times New Roman" w:cs="Times New Roman"/>
           <w:lang w:val="es-ES"/>
         </w:rPr>
-        <w:t>: Bitácora técnica del sistema inteligente.</w:t>
+        <w:t>: Matriz de evaluación de métricas del modelo.</w:t>
       </w:r>
     </w:p>
     <w:p>
@@ -28111,36 +28121,6 @@
           <w:lang w:val="es-ES"/>
         </w:rPr>
         <w:t>6</w:t>
-      </w:r>
-      <w:r>
-        <w:rPr>
-          <w:rFonts w:ascii="Times New Roman" w:eastAsia="Times New Roman" w:hAnsi="Times New Roman" w:cs="Times New Roman"/>
-          <w:lang w:val="es-ES"/>
-        </w:rPr>
-        <w:t>: Matriz de evaluación de métricas del modelo.</w:t>
-      </w:r>
-    </w:p>
-    <w:p>
-      <w:pPr>
-        <w:jc w:val="center"/>
-        <w:rPr>
-          <w:rFonts w:ascii="Times New Roman" w:eastAsia="Times New Roman" w:hAnsi="Times New Roman" w:cs="Times New Roman"/>
-          <w:lang w:val="es-ES"/>
-        </w:rPr>
-      </w:pPr>
-      <w:r>
-        <w:rPr>
-          <w:rFonts w:ascii="Times New Roman" w:eastAsia="Times New Roman" w:hAnsi="Times New Roman" w:cs="Times New Roman"/>
-          <w:lang w:val="es-ES"/>
-        </w:rPr>
-        <w:t xml:space="preserve">Anexo </w:t>
-      </w:r>
-      <w:r>
-        <w:rPr>
-          <w:rFonts w:ascii="Times New Roman" w:eastAsia="Times New Roman" w:hAnsi="Times New Roman" w:cs="Times New Roman"/>
-          <w:lang w:val="es-ES"/>
-        </w:rPr>
-        <w:t>8</w:t>
       </w:r>
       <w:r>
         <w:rPr>
@@ -28177,7 +28157,7 @@
 </file>
 
 <file path=word/endnotes.xml><?xml version="1.0" encoding="utf-8"?>
-<w:endnotes xmlns:wpc="http://schemas.microsoft.com/office/word/2010/wordprocessingCanvas" xmlns:cx="http://schemas.microsoft.com/office/drawing/2014/chartex" xmlns:cx1="http://schemas.microsoft.com/office/drawing/2015/9/8/chartex" xmlns:cx2="http://schemas.microsoft.com/office/drawing/2015/10/21/chartex" xmlns:cx3="http://schemas.microsoft.com/office/drawing/2016/5/9/chartex" xmlns:cx4="http://schemas.microsoft.com/office/drawing/2016/5/10/chartex" xmlns:cx5="http://schemas.microsoft.com/office/drawing/2016/5/11/chartex" xmlns:cx6="http://schemas.microsoft.com/office/drawing/2016/5/12/chartex" xmlns:cx7="http://schemas.microsoft.com/office/drawing/2016/5/13/chartex" xmlns:cx8="http://schemas.microsoft.com/office/drawing/2016/5/14/chartex" xmlns:mc="http://schemas.openxmlformats.org/markup-compatibility/2006" xmlns:aink="http://schemas.microsoft.com/office/drawing/2016/ink" xmlns:am3d="http://schemas.microsoft.com/office/drawing/2017/model3d" xmlns:o="urn:schemas-microsoft-com:office:office" xmlns:oel="http://schemas.microsoft.com/office/2019/extlst" xmlns:r="http://schemas.openxmlformats.org/officeDocument/2006/relationships" xmlns:m="http://schemas.openxmlformats.org/officeDocument/2006/math" xmlns:v="urn:schemas-microsoft-com:vml" xmlns:wp14="http://schemas.microsoft.com/office/word/2010/wordprocessingDrawing" xmlns:wp="http://schemas.openxmlformats.org/drawingml/2006/wordprocessingDrawing" xmlns:w10="urn:schemas-microsoft-com:office:word" xmlns:w="http://schemas.openxmlformats.org/wordprocessingml/2006/main" xmlns:w14="http://schemas.microsoft.com/office/word/2010/wordml" xmlns:w15="http://schemas.microsoft.com/office/word/2012/wordml" xmlns:w16cex="http://schemas.microsoft.com/office/word/2018/wordml/cex" xmlns:w16cid="http://schemas.microsoft.com/office/word/2016/wordml/cid" xmlns:w16="http://schemas.microsoft.com/office/word/2018/wordml" xmlns:w16du="http://schemas.microsoft.com/office/word/2023/wordml/word16du" xmlns:w16sdtdh="http://schemas.microsoft.com/office/word/2020/wordml/sdtdatahash" xmlns:w16sdtfl="http://schemas.microsoft.com/office/word/2024/wordml/sdtformatlock" xmlns:w16se="http://schemas.microsoft.com/office/word/2015/wordml/symex" xmlns:wpg="http://schemas.microsoft.com/office/word/2010/wordprocessingGroup" xmlns:wpi="http://schemas.microsoft.com/office/word/2010/wordprocessingInk" xmlns:wne="http://schemas.microsoft.com/office/word/2006/wordml" xmlns:wps="http://schemas.microsoft.com/office/word/2010/wordprocessingShape" mc:Ignorable="w14 w15 w16se w16cid w16 w16cex w16sdtdh w16sdtfl w16du wp14">
+<w:endnotes xmlns:wpc="http://schemas.microsoft.com/office/word/2010/wordprocessingCanvas" xmlns:cx="http://schemas.microsoft.com/office/drawing/2014/chartex" xmlns:cx1="http://schemas.microsoft.com/office/drawing/2015/9/8/chartex" xmlns:cx2="http://schemas.microsoft.com/office/drawing/2015/10/21/chartex" xmlns:cx3="http://schemas.microsoft.com/office/drawing/2016/5/9/chartex" xmlns:cx4="http://schemas.microsoft.com/office/drawing/2016/5/10/chartex" xmlns:cx5="http://schemas.microsoft.com/office/drawing/2016/5/11/chartex" xmlns:cx6="http://schemas.microsoft.com/office/drawing/2016/5/12/chartex" xmlns:cx7="http://schemas.microsoft.com/office/drawing/2016/5/13/chartex" xmlns:cx8="http://schemas.microsoft.com/office/drawing/2016/5/14/chartex" xmlns:mc="http://schemas.openxmlformats.org/markup-compatibility/2006" xmlns:aink="http://schemas.microsoft.com/office/drawing/2016/ink" xmlns:am3d="http://schemas.microsoft.com/office/drawing/2017/model3d" xmlns:o="urn:schemas-microsoft-com:office:office" xmlns:r="http://schemas.openxmlformats.org/officeDocument/2006/relationships" xmlns:m="http://schemas.openxmlformats.org/officeDocument/2006/math" xmlns:v="urn:schemas-microsoft-com:vml" xmlns:wp14="http://schemas.microsoft.com/office/word/2010/wordprocessingDrawing" xmlns:wp="http://schemas.openxmlformats.org/drawingml/2006/wordprocessingDrawing" xmlns:w10="urn:schemas-microsoft-com:office:word" xmlns:w="http://schemas.openxmlformats.org/wordprocessingml/2006/main" xmlns:w14="http://schemas.microsoft.com/office/word/2010/wordml" xmlns:w15="http://schemas.microsoft.com/office/word/2012/wordml" xmlns:w16cex="http://schemas.microsoft.com/office/word/2018/wordml/cex" xmlns:w16cid="http://schemas.microsoft.com/office/word/2016/wordml/cid" xmlns:w16="http://schemas.microsoft.com/office/word/2018/wordml" xmlns:w16sdtdh="http://schemas.microsoft.com/office/word/2020/wordml/sdtdatahash" xmlns:w16se="http://schemas.microsoft.com/office/word/2015/wordml/symex" xmlns:wpg="http://schemas.microsoft.com/office/word/2010/wordprocessingGroup" xmlns:wpi="http://schemas.microsoft.com/office/word/2010/wordprocessingInk" xmlns:wne="http://schemas.microsoft.com/office/word/2006/wordml" xmlns:wps="http://schemas.microsoft.com/office/word/2010/wordprocessingShape" mc:Ignorable="w14 w15 w16se w16cid w16 w16cex w16sdtdh wp14">
   <w:endnote w:type="separator" w:id="-1">
     <w:p>
       <w:pPr>
@@ -28202,7 +28182,7 @@
 </file>
 
 <file path=word/footnotes.xml><?xml version="1.0" encoding="utf-8"?>
-<w:footnotes xmlns:wpc="http://schemas.microsoft.com/office/word/2010/wordprocessingCanvas" xmlns:cx="http://schemas.microsoft.com/office/drawing/2014/chartex" xmlns:cx1="http://schemas.microsoft.com/office/drawing/2015/9/8/chartex" xmlns:cx2="http://schemas.microsoft.com/office/drawing/2015/10/21/chartex" xmlns:cx3="http://schemas.microsoft.com/office/drawing/2016/5/9/chartex" xmlns:cx4="http://schemas.microsoft.com/office/drawing/2016/5/10/chartex" xmlns:cx5="http://schemas.microsoft.com/office/drawing/2016/5/11/chartex" xmlns:cx6="http://schemas.microsoft.com/office/drawing/2016/5/12/chartex" xmlns:cx7="http://schemas.microsoft.com/office/drawing/2016/5/13/chartex" xmlns:cx8="http://schemas.microsoft.com/office/drawing/2016/5/14/chartex" xmlns:mc="http://schemas.openxmlformats.org/markup-compatibility/2006" xmlns:aink="http://schemas.microsoft.com/office/drawing/2016/ink" xmlns:am3d="http://schemas.microsoft.com/office/drawing/2017/model3d" xmlns:o="urn:schemas-microsoft-com:office:office" xmlns:oel="http://schemas.microsoft.com/office/2019/extlst" xmlns:r="http://schemas.openxmlformats.org/officeDocument/2006/relationships" xmlns:m="http://schemas.openxmlformats.org/officeDocument/2006/math" xmlns:v="urn:schemas-microsoft-com:vml" xmlns:wp14="http://schemas.microsoft.com/office/word/2010/wordprocessingDrawing" xmlns:wp="http://schemas.openxmlformats.org/drawingml/2006/wordprocessingDrawing" xmlns:w10="urn:schemas-microsoft-com:office:word" xmlns:w="http://schemas.openxmlformats.org/wordprocessingml/2006/main" xmlns:w14="http://schemas.microsoft.com/office/word/2010/wordml" xmlns:w15="http://schemas.microsoft.com/office/word/2012/wordml" xmlns:w16cex="http://schemas.microsoft.com/office/word/2018/wordml/cex" xmlns:w16cid="http://schemas.microsoft.com/office/word/2016/wordml/cid" xmlns:w16="http://schemas.microsoft.com/office/word/2018/wordml" xmlns:w16du="http://schemas.microsoft.com/office/word/2023/wordml/word16du" xmlns:w16sdtdh="http://schemas.microsoft.com/office/word/2020/wordml/sdtdatahash" xmlns:w16sdtfl="http://schemas.microsoft.com/office/word/2024/wordml/sdtformatlock" xmlns:w16se="http://schemas.microsoft.com/office/word/2015/wordml/symex" xmlns:wpg="http://schemas.microsoft.com/office/word/2010/wordprocessingGroup" xmlns:wpi="http://schemas.microsoft.com/office/word/2010/wordprocessingInk" xmlns:wne="http://schemas.microsoft.com/office/word/2006/wordml" xmlns:wps="http://schemas.microsoft.com/office/word/2010/wordprocessingShape" mc:Ignorable="w14 w15 w16se w16cid w16 w16cex w16sdtdh w16sdtfl w16du wp14">
+<w:footnotes xmlns:wpc="http://schemas.microsoft.com/office/word/2010/wordprocessingCanvas" xmlns:cx="http://schemas.microsoft.com/office/drawing/2014/chartex" xmlns:cx1="http://schemas.microsoft.com/office/drawing/2015/9/8/chartex" xmlns:cx2="http://schemas.microsoft.com/office/drawing/2015/10/21/chartex" xmlns:cx3="http://schemas.microsoft.com/office/drawing/2016/5/9/chartex" xmlns:cx4="http://schemas.microsoft.com/office/drawing/2016/5/10/chartex" xmlns:cx5="http://schemas.microsoft.com/office/drawing/2016/5/11/chartex" xmlns:cx6="http://schemas.microsoft.com/office/drawing/2016/5/12/chartex" xmlns:cx7="http://schemas.microsoft.com/office/drawing/2016/5/13/chartex" xmlns:cx8="http://schemas.microsoft.com/office/drawing/2016/5/14/chartex" xmlns:mc="http://schemas.openxmlformats.org/markup-compatibility/2006" xmlns:aink="http://schemas.microsoft.com/office/drawing/2016/ink" xmlns:am3d="http://schemas.microsoft.com/office/drawing/2017/model3d" xmlns:o="urn:schemas-microsoft-com:office:office" xmlns:r="http://schemas.openxmlformats.org/officeDocument/2006/relationships" xmlns:m="http://schemas.openxmlformats.org/officeDocument/2006/math" xmlns:v="urn:schemas-microsoft-com:vml" xmlns:wp14="http://schemas.microsoft.com/office/word/2010/wordprocessingDrawing" xmlns:wp="http://schemas.openxmlformats.org/drawingml/2006/wordprocessingDrawing" xmlns:w10="urn:schemas-microsoft-com:office:word" xmlns:w="http://schemas.openxmlformats.org/wordprocessingml/2006/main" xmlns:w14="http://schemas.microsoft.com/office/word/2010/wordml" xmlns:w15="http://schemas.microsoft.com/office/word/2012/wordml" xmlns:w16cex="http://schemas.microsoft.com/office/word/2018/wordml/cex" xmlns:w16cid="http://schemas.microsoft.com/office/word/2016/wordml/cid" xmlns:w16="http://schemas.microsoft.com/office/word/2018/wordml" xmlns:w16sdtdh="http://schemas.microsoft.com/office/word/2020/wordml/sdtdatahash" xmlns:w16se="http://schemas.microsoft.com/office/word/2015/wordml/symex" xmlns:wpg="http://schemas.microsoft.com/office/word/2010/wordprocessingGroup" xmlns:wpi="http://schemas.microsoft.com/office/word/2010/wordprocessingInk" xmlns:wne="http://schemas.microsoft.com/office/word/2006/wordml" xmlns:wps="http://schemas.microsoft.com/office/word/2010/wordprocessingShape" mc:Ignorable="w14 w15 w16se w16cid w16 w16cex w16sdtdh wp14">
   <w:footnote w:type="separator" w:id="-1">
     <w:p>
       <w:pPr>
@@ -28227,7 +28207,7 @@
 </file>
 
 <file path=word/numbering.xml><?xml version="1.0" encoding="utf-8"?>
-<w:numbering xmlns:wpc="http://schemas.microsoft.com/office/word/2010/wordprocessingCanvas" xmlns:cx="http://schemas.microsoft.com/office/drawing/2014/chartex" xmlns:cx1="http://schemas.microsoft.com/office/drawing/2015/9/8/chartex" xmlns:cx2="http://schemas.microsoft.com/office/drawing/2015/10/21/chartex" xmlns:cx3="http://schemas.microsoft.com/office/drawing/2016/5/9/chartex" xmlns:cx4="http://schemas.microsoft.com/office/drawing/2016/5/10/chartex" xmlns:cx5="http://schemas.microsoft.com/office/drawing/2016/5/11/chartex" xmlns:cx6="http://schemas.microsoft.com/office/drawing/2016/5/12/chartex" xmlns:cx7="http://schemas.microsoft.com/office/drawing/2016/5/13/chartex" xmlns:cx8="http://schemas.microsoft.com/office/drawing/2016/5/14/chartex" xmlns:mc="http://schemas.openxmlformats.org/markup-compatibility/2006" xmlns:aink="http://schemas.microsoft.com/office/drawing/2016/ink" xmlns:am3d="http://schemas.microsoft.com/office/drawing/2017/model3d" xmlns:o="urn:schemas-microsoft-com:office:office" xmlns:oel="http://schemas.microsoft.com/office/2019/extlst" xmlns:r="http://schemas.openxmlformats.org/officeDocument/2006/relationships" xmlns:m="http://schemas.openxmlformats.org/officeDocument/2006/math" xmlns:v="urn:schemas-microsoft-com:vml" xmlns:wp14="http://schemas.microsoft.com/office/word/2010/wordprocessingDrawing" xmlns:wp="http://schemas.openxmlformats.org/drawingml/2006/wordprocessingDrawing" xmlns:w10="urn:schemas-microsoft-com:office:word" xmlns:w="http://schemas.openxmlformats.org/wordprocessingml/2006/main" xmlns:w14="http://schemas.microsoft.com/office/word/2010/wordml" xmlns:w15="http://schemas.microsoft.com/office/word/2012/wordml" xmlns:w16cex="http://schemas.microsoft.com/office/word/2018/wordml/cex" xmlns:w16cid="http://schemas.microsoft.com/office/word/2016/wordml/cid" xmlns:w16="http://schemas.microsoft.com/office/word/2018/wordml" xmlns:w16du="http://schemas.microsoft.com/office/word/2023/wordml/word16du" xmlns:w16sdtdh="http://schemas.microsoft.com/office/word/2020/wordml/sdtdatahash" xmlns:w16sdtfl="http://schemas.microsoft.com/office/word/2024/wordml/sdtformatlock" xmlns:w16se="http://schemas.microsoft.com/office/word/2015/wordml/symex" xmlns:wpg="http://schemas.microsoft.com/office/word/2010/wordprocessingGroup" xmlns:wpi="http://schemas.microsoft.com/office/word/2010/wordprocessingInk" xmlns:wne="http://schemas.microsoft.com/office/word/2006/wordml" xmlns:wps="http://schemas.microsoft.com/office/word/2010/wordprocessingShape" mc:Ignorable="w14 w15 w16se w16cid w16 w16cex w16sdtdh w16sdtfl w16du wp14">
+<w:numbering xmlns:wpc="http://schemas.microsoft.com/office/word/2010/wordprocessingCanvas" xmlns:cx="http://schemas.microsoft.com/office/drawing/2014/chartex" xmlns:cx1="http://schemas.microsoft.com/office/drawing/2015/9/8/chartex" xmlns:cx2="http://schemas.microsoft.com/office/drawing/2015/10/21/chartex" xmlns:cx3="http://schemas.microsoft.com/office/drawing/2016/5/9/chartex" xmlns:cx4="http://schemas.microsoft.com/office/drawing/2016/5/10/chartex" xmlns:cx5="http://schemas.microsoft.com/office/drawing/2016/5/11/chartex" xmlns:cx6="http://schemas.microsoft.com/office/drawing/2016/5/12/chartex" xmlns:cx7="http://schemas.microsoft.com/office/drawing/2016/5/13/chartex" xmlns:cx8="http://schemas.microsoft.com/office/drawing/2016/5/14/chartex" xmlns:mc="http://schemas.openxmlformats.org/markup-compatibility/2006" xmlns:aink="http://schemas.microsoft.com/office/drawing/2016/ink" xmlns:am3d="http://schemas.microsoft.com/office/drawing/2017/model3d" xmlns:o="urn:schemas-microsoft-com:office:office" xmlns:r="http://schemas.openxmlformats.org/officeDocument/2006/relationships" xmlns:m="http://schemas.openxmlformats.org/officeDocument/2006/math" xmlns:v="urn:schemas-microsoft-com:vml" xmlns:wp14="http://schemas.microsoft.com/office/word/2010/wordprocessingDrawing" xmlns:wp="http://schemas.openxmlformats.org/drawingml/2006/wordprocessingDrawing" xmlns:w10="urn:schemas-microsoft-com:office:word" xmlns:w="http://schemas.openxmlformats.org/wordprocessingml/2006/main" xmlns:w14="http://schemas.microsoft.com/office/word/2010/wordml" xmlns:w15="http://schemas.microsoft.com/office/word/2012/wordml" xmlns:w16cex="http://schemas.microsoft.com/office/word/2018/wordml/cex" xmlns:w16cid="http://schemas.microsoft.com/office/word/2016/wordml/cid" xmlns:w16="http://schemas.microsoft.com/office/word/2018/wordml" xmlns:w16sdtdh="http://schemas.microsoft.com/office/word/2020/wordml/sdtdatahash" xmlns:w16se="http://schemas.microsoft.com/office/word/2015/wordml/symex" xmlns:wpg="http://schemas.microsoft.com/office/word/2010/wordprocessingGroup" xmlns:wpi="http://schemas.microsoft.com/office/word/2010/wordprocessingInk" xmlns:wne="http://schemas.microsoft.com/office/word/2006/wordml" xmlns:wps="http://schemas.microsoft.com/office/word/2010/wordprocessingShape" mc:Ignorable="w14 w15 w16se w16cid w16 w16cex w16sdtdh wp14">
   <w:abstractNum w:abstractNumId="0" w15:restartNumberingAfterBreak="0">
     <w:nsid w:val="08D61F1C"/>
     <w:multiLevelType w:val="multilevel"/>
@@ -29918,50 +29898,50 @@
       </w:rPr>
     </w:lvl>
   </w:abstractNum>
-  <w:num w:numId="1" w16cid:durableId="996301520">
+  <w:num w:numId="1">
     <w:abstractNumId w:val="7"/>
   </w:num>
-  <w:num w:numId="2" w16cid:durableId="497690965">
+  <w:num w:numId="2">
     <w:abstractNumId w:val="0"/>
   </w:num>
-  <w:num w:numId="3" w16cid:durableId="682560374">
+  <w:num w:numId="3">
     <w:abstractNumId w:val="3"/>
   </w:num>
-  <w:num w:numId="4" w16cid:durableId="1524587824">
+  <w:num w:numId="4">
     <w:abstractNumId w:val="2"/>
   </w:num>
-  <w:num w:numId="5" w16cid:durableId="1896356407">
+  <w:num w:numId="5">
     <w:abstractNumId w:val="12"/>
   </w:num>
-  <w:num w:numId="6" w16cid:durableId="2003657376">
+  <w:num w:numId="6">
     <w:abstractNumId w:val="8"/>
   </w:num>
-  <w:num w:numId="7" w16cid:durableId="324473497">
+  <w:num w:numId="7">
     <w:abstractNumId w:val="10"/>
   </w:num>
-  <w:num w:numId="8" w16cid:durableId="272246496">
+  <w:num w:numId="8">
     <w:abstractNumId w:val="5"/>
   </w:num>
-  <w:num w:numId="9" w16cid:durableId="904602915">
+  <w:num w:numId="9">
     <w:abstractNumId w:val="6"/>
   </w:num>
-  <w:num w:numId="10" w16cid:durableId="1227454127">
+  <w:num w:numId="10">
     <w:abstractNumId w:val="11"/>
   </w:num>
-  <w:num w:numId="11" w16cid:durableId="1060176262">
+  <w:num w:numId="11">
     <w:abstractNumId w:val="4"/>
   </w:num>
-  <w:num w:numId="12" w16cid:durableId="40829036">
+  <w:num w:numId="12">
     <w:abstractNumId w:val="1"/>
   </w:num>
-  <w:num w:numId="13" w16cid:durableId="143394019">
+  <w:num w:numId="13">
     <w:abstractNumId w:val="9"/>
   </w:num>
 </w:numbering>
 </file>
 
 <file path=word/styles.xml><?xml version="1.0" encoding="utf-8"?>
-<w:styles xmlns:mc="http://schemas.openxmlformats.org/markup-compatibility/2006" xmlns:r="http://schemas.openxmlformats.org/officeDocument/2006/relationships" xmlns:w="http://schemas.openxmlformats.org/wordprocessingml/2006/main" xmlns:w14="http://schemas.microsoft.com/office/word/2010/wordml" xmlns:w15="http://schemas.microsoft.com/office/word/2012/wordml" xmlns:w16cex="http://schemas.microsoft.com/office/word/2018/wordml/cex" xmlns:w16cid="http://schemas.microsoft.com/office/word/2016/wordml/cid" xmlns:w16="http://schemas.microsoft.com/office/word/2018/wordml" xmlns:w16du="http://schemas.microsoft.com/office/word/2023/wordml/word16du" xmlns:w16sdtdh="http://schemas.microsoft.com/office/word/2020/wordml/sdtdatahash" xmlns:w16sdtfl="http://schemas.microsoft.com/office/word/2024/wordml/sdtformatlock" xmlns:w16se="http://schemas.microsoft.com/office/word/2015/wordml/symex" mc:Ignorable="w14 w15 w16se w16cid w16 w16cex w16sdtdh w16sdtfl w16du">
+<w:styles xmlns:mc="http://schemas.openxmlformats.org/markup-compatibility/2006" xmlns:r="http://schemas.openxmlformats.org/officeDocument/2006/relationships" xmlns:w="http://schemas.openxmlformats.org/wordprocessingml/2006/main" xmlns:w14="http://schemas.microsoft.com/office/word/2010/wordml" xmlns:w15="http://schemas.microsoft.com/office/word/2012/wordml" xmlns:w16cex="http://schemas.microsoft.com/office/word/2018/wordml/cex" xmlns:w16cid="http://schemas.microsoft.com/office/word/2016/wordml/cid" xmlns:w16="http://schemas.microsoft.com/office/word/2018/wordml" xmlns:w16sdtdh="http://schemas.microsoft.com/office/word/2020/wordml/sdtdatahash" xmlns:w16se="http://schemas.microsoft.com/office/word/2015/wordml/symex" mc:Ignorable="w14 w15 w16se w16cid w16 w16cex w16sdtdh">
   <w:docDefaults>
     <w:rPrDefault>
       <w:rPr>
@@ -31081,7 +31061,7 @@
       </w:tblBorders>
     </w:tblPr>
   </w:style>
-  <w:style w:type="character" w:styleId="Fuerte">
+  <w:style w:type="character" w:styleId="Textoennegrita">
     <w:name w:val="Strong"/>
     <w:basedOn w:val="Fuentedeprrafopredeter"/>
     <w:uiPriority w:val="22"/>
